--- a/docs/e-record/AI_SEO_Content_Assistant_E_Record.docx
+++ b/docs/e-record/AI_SEO_Content_Assistant_E_Record.docx
@@ -168,34 +168,9 @@
         <w:rPr>
           <w:rFonts w:ascii="Bookman Old Style" w:hAnsi="Bookman Old Style"/>
           <w:b/>
-          <w:color w:val="000000"/>
           <w:sz w:val="28"/>
         </w:rPr>
-        <w:t>Rahul TS (Reg. No: URK23CS1135)</w:t>
-      </w:r>
-      <w:r>
-        <w:rPr>
-          <w:rFonts w:ascii="Bookman Old Style" w:hAnsi="Bookman Old Style"/>
-          <w:b/>
-          <w:color w:val="000000"/>
-          <w:sz w:val="28"/>
-        </w:rPr>
-      </w:r>
-      <w:r>
-        <w:rPr>
-          <w:rFonts w:ascii="Bookman Old Style" w:hAnsi="Bookman Old Style"/>
-          <w:b/>
-          <w:color w:val="000000"/>
-          <w:sz w:val="28"/>
-        </w:rPr>
-      </w:r>
-      <w:r>
-        <w:rPr>
-          <w:rFonts w:ascii="Bookman Old Style" w:hAnsi="Bookman Old Style"/>
-          <w:b/>
-          <w:color w:val="000000"/>
-          <w:sz w:val="28"/>
-        </w:rPr>
+        <w:t>Rahul (Reg. No: URK23CS1135)</w:t>
       </w:r>
     </w:p>
     <w:p>
@@ -660,7 +635,7 @@
             </wp:positionV>
             <wp:extent cx="5746750" cy="4440555"/>
             <wp:effectExtent l="0" t="0" r="0" b="0"/>
-            <wp:wrapSquare wrapText="largest"/>
+            <wp:wrapTopAndBottom/>
             <wp:docPr id="3" name="Image1"/>
             <wp:cNvGraphicFramePr>
               <a:graphicFrameLocks xmlns:a="http://schemas.openxmlformats.org/drawingml/2006/main" noChangeAspect="1"/>
@@ -891,34 +866,9 @@
         <w:rPr>
           <w:rFonts w:ascii="Bookman Old Style" w:hAnsi="Bookman Old Style"/>
           <w:b/>
-          <w:color w:val="000000"/>
           <w:sz w:val="30"/>
         </w:rPr>
-        <w:t>Rahul TS (Reg. No: URK23CS1135)</w:t>
-      </w:r>
-      <w:r>
-        <w:rPr>
-          <w:rFonts w:ascii="Bookman Old Style" w:hAnsi="Bookman Old Style"/>
-          <w:b/>
-          <w:color w:val="000000"/>
-          <w:sz w:val="30"/>
-        </w:rPr>
-      </w:r>
-      <w:r>
-        <w:rPr>
-          <w:rFonts w:ascii="Bookman Old Style" w:hAnsi="Bookman Old Style"/>
-          <w:b/>
-          <w:color w:val="000000"/>
-          <w:sz w:val="30"/>
-        </w:rPr>
-      </w:r>
-      <w:r>
-        <w:rPr>
-          <w:rFonts w:ascii="Bookman Old Style" w:hAnsi="Bookman Old Style"/>
-          <w:b/>
-          <w:color w:val="000000"/>
-          <w:sz w:val="30"/>
-        </w:rPr>
+        <w:t>Rahul (Reg. No: URK23CS1135)</w:t>
       </w:r>
     </w:p>
     <w:p>
@@ -935,22 +885,20 @@
         <w:rPr>
           <w:rFonts w:ascii="Bookman Old Style" w:hAnsi="Bookman Old Style"/>
           <w:b/>
-          <w:color w:val="000000"/>
           <w:sz w:val="30"/>
         </w:rPr>
+        <w:t>R Mohith (Reg. No: URK23CS1154)</w:t>
       </w:r>
     </w:p>
     <w:p>
       <w:pPr>
         <w:pStyle w:val="NormalWeb"/>
-        <w:spacing w:beforeAutospacing="0" w:before="274" w:afterAutospacing="0" w:after="0"/>
+        <w:spacing w:beforeAutospacing="0" w:before="0" w:afterAutospacing="0" w:after="0" w:line="20" w:lineRule="exact"/>
         <w:ind w:end="1633"/>
         <w:jc w:val="end"/>
         <w:rPr/>
       </w:pPr>
-      <w:r>
-        <w:rPr/>
-      </w:r>
+      <w:r/>
     </w:p>
     <w:p>
       <w:pPr>
@@ -1868,6 +1816,7 @@
       <w:r>
         <w:rPr>
           <w:rFonts w:ascii="Times New Roman" w:hAnsi="Times New Roman"/>
+          <w:b w:val="0"/>
           <w:color w:val="000000"/>
           <w:sz w:val="23"/>
         </w:rPr>
@@ -1884,6 +1833,7 @@
       <w:r>
         <w:rPr>
           <w:rFonts w:ascii="Times New Roman" w:hAnsi="Times New Roman"/>
+          <w:b w:val="0"/>
           <w:color w:val="000000"/>
           <w:sz w:val="23"/>
         </w:rPr>
@@ -1900,6 +1850,7 @@
       <w:r>
         <w:rPr>
           <w:rFonts w:ascii="Times New Roman" w:hAnsi="Times New Roman"/>
+          <w:b w:val="0"/>
           <w:color w:val="000000"/>
           <w:sz w:val="23"/>
         </w:rPr>
@@ -1981,6 +1932,7 @@
       <w:r>
         <w:rPr>
           <w:rFonts w:ascii="Times New Roman" w:hAnsi="Times New Roman"/>
+          <w:b w:val="0"/>
           <w:color w:val="000000"/>
           <w:sz w:val="22"/>
         </w:rPr>
@@ -1997,6 +1949,7 @@
       <w:r>
         <w:rPr>
           <w:rFonts w:ascii="Times New Roman" w:hAnsi="Times New Roman"/>
+          <w:b w:val="0"/>
           <w:color w:val="000000"/>
           <w:sz w:val="22"/>
         </w:rPr>
@@ -2031,6 +1984,7 @@
       <w:r>
         <w:rPr>
           <w:rFonts w:ascii="Times New Roman" w:hAnsi="Times New Roman"/>
+          <w:b w:val="0"/>
           <w:color w:val="000000"/>
           <w:sz w:val="22"/>
         </w:rPr>
@@ -2047,6 +2001,7 @@
       <w:r>
         <w:rPr>
           <w:rFonts w:ascii="Times New Roman" w:hAnsi="Times New Roman"/>
+          <w:b w:val="0"/>
           <w:color w:val="000000"/>
           <w:sz w:val="22"/>
         </w:rPr>
@@ -2061,29 +2016,30 @@
         <w:jc w:val="both"/>
         <w:rPr/>
       </w:pPr>
+      <w:r/>
       <w:r>
         <w:rPr>
           <w:rFonts w:ascii="Times New Roman" w:hAnsi="Times New Roman"/>
           <w:b/>
-          <w:color w:val="000000"/>
           <w:sz w:val="22"/>
         </w:rPr>
-        <w:t>•  The Monolithic LLM Limitations: Single-turn generation cannot maintain simultaneous constraints across macro structure (topic outline, narrative pacing) and micro syntax (exact character limits, keyword density percentages, JSON schema conformance). The model prioritizes plausible next-token flow over rigid formatting constraints.</w:t>
+        <w:t xml:space="preserve">•  </w:t>
       </w:r>
       <w:r>
         <w:rPr>
           <w:rFonts w:ascii="Times New Roman" w:hAnsi="Times New Roman"/>
           <w:b/>
-          <w:color w:val="000000"/>
           <w:sz w:val="22"/>
         </w:rPr>
-      </w:r>
-      <w:r>
-        <w:rPr>
-          <w:rFonts w:ascii="Times New Roman" w:hAnsi="Times New Roman"/>
-          <w:color w:val="000000"/>
+        <w:t xml:space="preserve">The Monolithic LLM Limitations: </w:t>
+      </w:r>
+      <w:r>
+        <w:rPr>
+          <w:rFonts w:ascii="Times New Roman" w:hAnsi="Times New Roman"/>
+          <w:b w:val="0"/>
           <w:sz w:val="22"/>
         </w:rPr>
+        <w:t>Single-turn generation cannot maintain simultaneous constraints across macro structure (topic outline, narrative pacing) and micro syntax (exact character limits, keyword density percentages, JSON schema conformance). The model prioritizes plausible next-token flow over rigid formatting constraints.</w:t>
       </w:r>
     </w:p>
     <w:p>
@@ -2094,29 +2050,30 @@
         <w:jc w:val="both"/>
         <w:rPr/>
       </w:pPr>
+      <w:r/>
       <w:r>
         <w:rPr>
           <w:rFonts w:ascii="Times New Roman" w:hAnsi="Times New Roman"/>
           <w:b/>
-          <w:color w:val="000000"/>
           <w:sz w:val="22"/>
         </w:rPr>
-        <w:t>•  The Structured Prompt Engineering Approach: Decomposing generation into four discrete, chained operational stages—(1) Outline and intent planning, (2) Section-by-section drafted synthesis, (3) SERP metadata and FAQ schema generation, and (4) Deterministic 100-point rubric evaluation. Each stage receives primed context and strict validation boundaries.</w:t>
+        <w:t xml:space="preserve">•  </w:t>
       </w:r>
       <w:r>
         <w:rPr>
           <w:rFonts w:ascii="Times New Roman" w:hAnsi="Times New Roman"/>
           <w:b/>
-          <w:color w:val="000000"/>
           <w:sz w:val="22"/>
         </w:rPr>
-      </w:r>
-      <w:r>
-        <w:rPr>
-          <w:rFonts w:ascii="Times New Roman" w:hAnsi="Times New Roman"/>
-          <w:color w:val="000000"/>
+        <w:t xml:space="preserve">The Structured Prompt Engineering Approach: </w:t>
+      </w:r>
+      <w:r>
+        <w:rPr>
+          <w:rFonts w:ascii="Times New Roman" w:hAnsi="Times New Roman"/>
+          <w:b w:val="0"/>
           <w:sz w:val="22"/>
         </w:rPr>
+        <w:t>Decomposing generation into four discrete, chained operational stages—(1) Outline and intent planning, (2) Section-by-section drafted synthesis, (3) SERP metadata and FAQ schema generation, and (4) Deterministic 100-point rubric evaluation. Each stage receives primed context and strict validation boundaries.</w:t>
       </w:r>
     </w:p>
     <w:p>
@@ -2148,6 +2105,7 @@
       <w:r>
         <w:rPr>
           <w:rFonts w:ascii="Times New Roman" w:hAnsi="Times New Roman"/>
+          <w:b w:val="0"/>
           <w:color w:val="000000"/>
           <w:sz w:val="22"/>
         </w:rPr>
@@ -2164,6 +2122,7 @@
       <w:r>
         <w:rPr>
           <w:rFonts w:ascii="Times New Roman" w:hAnsi="Times New Roman"/>
+          <w:b w:val="0"/>
           <w:color w:val="000000"/>
           <w:sz w:val="22"/>
         </w:rPr>
@@ -2180,6 +2139,7 @@
       <w:r>
         <w:rPr>
           <w:rFonts w:ascii="Times New Roman" w:hAnsi="Times New Roman"/>
+          <w:b w:val="0"/>
           <w:color w:val="000000"/>
           <w:sz w:val="22"/>
         </w:rPr>
@@ -2196,6 +2156,7 @@
       <w:r>
         <w:rPr>
           <w:rFonts w:ascii="Times New Roman" w:hAnsi="Times New Roman"/>
+          <w:b w:val="0"/>
           <w:color w:val="000000"/>
           <w:sz w:val="22"/>
         </w:rPr>
@@ -2212,6 +2173,7 @@
       <w:r>
         <w:rPr>
           <w:rFonts w:ascii="Times New Roman" w:hAnsi="Times New Roman"/>
+          <w:b w:val="0"/>
           <w:color w:val="000000"/>
           <w:sz w:val="22"/>
         </w:rPr>
@@ -2228,7 +2190,7 @@
       <w:r>
         <w:rPr>
           <w:rFonts w:ascii="Times New Roman" w:hAnsi="Times New Roman"/>
-          <w:b/>
+          <w:b w:val="0"/>
           <w:color w:val="000000"/>
           <w:sz w:val="22"/>
         </w:rPr>
@@ -2237,6 +2199,7 @@
       <w:r>
         <w:rPr>
           <w:rFonts w:ascii="Times New Roman" w:hAnsi="Times New Roman"/>
+          <w:b w:val="0"/>
           <w:color w:val="000000"/>
           <w:sz w:val="22"/>
         </w:rPr>
@@ -2249,21 +2212,22 @@
         <w:jc w:val="both"/>
         <w:rPr/>
       </w:pPr>
+      <w:r/>
       <w:r>
         <w:rPr>
           <w:rFonts w:ascii="Times New Roman" w:hAnsi="Times New Roman"/>
           <w:b/>
-          <w:color w:val="000000"/>
           <w:sz w:val="22"/>
         </w:rPr>
-        <w:t>SERP Length Guardrail: Penalty_meta = 25 * max(0, |len(M) - 155| - 15) / 100, enforcing strict clipping between 150 and 160 characters.</w:t>
-      </w:r>
-      <w:r>
-        <w:rPr>
-          <w:rFonts w:ascii="Times New Roman" w:hAnsi="Times New Roman"/>
-          <w:color w:val="000000"/>
+        <w:t xml:space="preserve">SERP Length Guardrail: </w:t>
+      </w:r>
+      <w:r>
+        <w:rPr>
+          <w:rFonts w:ascii="Times New Roman" w:hAnsi="Times New Roman"/>
+          <w:b w:val="0"/>
           <w:sz w:val="22"/>
         </w:rPr>
+        <w:t>Penalty_meta = 25 * max(0, |len(M) - 155| - 15) / 100, enforcing strict clipping between 150 and 160 characters.</w:t>
       </w:r>
     </w:p>
     <w:p>
@@ -2294,6 +2258,7 @@
       <w:r>
         <w:rPr>
           <w:rFonts w:ascii="Times New Roman" w:hAnsi="Times New Roman"/>
+          <w:b w:val="0"/>
           <w:color w:val="000000"/>
           <w:sz w:val="22"/>
         </w:rPr>
@@ -2334,6 +2299,8 @@
           <w:tblHeader/>
           <w:cantSplit/>
           <w:tblHeader/>
+          <w:cantSplit/>
+          <w:tblHeader/>
         </w:trPr>
         <w:tc>
           <w:tcPr>
@@ -2366,6 +2333,13 @@
               <w:bottom w:w="30" w:type="dxa"/>
               <w:left w:w="55" w:type="dxa"/>
               <w:right w:w="55" w:type="dxa"/>
+            </w:tcMar>
+            <w:shd w:fill="E2E8F0"/>
+            <w:tcMar>
+              <w:top w:w="25" w:type="dxa"/>
+              <w:bottom w:w="25" w:type="dxa"/>
+              <w:left w:w="50" w:type="dxa"/>
+              <w:right w:w="50" w:type="dxa"/>
             </w:tcMar>
             <w:shd w:fill="E2E8F0"/>
             <w:tcMar>
@@ -2448,65 +2422,6 @@
               <w:right w:w="50" w:type="dxa"/>
             </w:tcMar>
             <w:shd w:fill="E2E8F0"/>
-          </w:tcPr>
-          <w:p>
-            <w:pPr>
-              <w:pStyle w:val="Normal"/>
-              <w:spacing w:before="0" w:after="0" w:line="240" w:lineRule="auto"/>
-              <w:jc w:val="center"/>
-              <w:rPr/>
-            </w:pPr>
-            <w:r>
-              <w:rPr>
-                <w:rFonts w:ascii="Times New Roman" w:hAnsi="Times New Roman"/>
-                <w:b/>
-                <w:color w:val="000000"/>
-                <w:sz w:val="16"/>
-              </w:rPr>
-              <w:t>Requirement Category</w:t>
-            </w:r>
-          </w:p>
-        </w:tc>
-        <w:tc>
-          <w:tcPr>
-            <w:tcW w:w="2160" w:type="dxa"/>
-            <w:tcBorders/>
-            <w:shd w:fill="E2E8F0" w:val="clear"/>
-            <w:tcMar>
-              <w:top w:w="60" w:type="dxa"/>
-              <w:bottom w:w="60" w:type="dxa"/>
-              <w:left w:w="80" w:type="dxa"/>
-              <w:right w:w="80" w:type="dxa"/>
-            </w:tcMar>
-            <w:shd w:fill="E2E8F0"/>
-            <w:tcMar>
-              <w:top w:w="50" w:type="dxa"/>
-              <w:bottom w:w="50" w:type="dxa"/>
-              <w:left w:w="70" w:type="dxa"/>
-              <w:right w:w="70" w:type="dxa"/>
-            </w:tcMar>
-            <w:shd w:fill="E2E8F0"/>
-            <w:tcMar>
-              <w:top w:w="35" w:type="dxa"/>
-              <w:bottom w:w="35" w:type="dxa"/>
-              <w:left w:w="60" w:type="dxa"/>
-              <w:right w:w="60" w:type="dxa"/>
-            </w:tcMar>
-            <w:shd w:fill="E2E8F0"/>
-            <w:tcMar>
-              <w:top w:w="30" w:type="dxa"/>
-              <w:bottom w:w="30" w:type="dxa"/>
-              <w:left w:w="55" w:type="dxa"/>
-              <w:right w:w="55" w:type="dxa"/>
-            </w:tcMar>
-            <w:shd w:fill="E2E8F0"/>
-            <w:tcMar>
-              <w:top w:w="25" w:type="dxa"/>
-              <w:bottom w:w="25" w:type="dxa"/>
-              <w:left w:w="50" w:type="dxa"/>
-              <w:right w:w="50" w:type="dxa"/>
-            </w:tcMar>
-            <w:shd w:fill="E2E8F0"/>
             <w:tcMar>
               <w:top w:w="25" w:type="dxa"/>
               <w:bottom w:w="25" w:type="dxa"/>
@@ -2529,7 +2444,7 @@
                 <w:color w:val="000000"/>
                 <w:sz w:val="16"/>
               </w:rPr>
-              <w:t>Specification Description</w:t>
+              <w:t>Requirement Category</w:t>
             </w:r>
           </w:p>
         </w:tc>
@@ -2564,6 +2479,13 @@
               <w:bottom w:w="30" w:type="dxa"/>
               <w:left w:w="55" w:type="dxa"/>
               <w:right w:w="55" w:type="dxa"/>
+            </w:tcMar>
+            <w:shd w:fill="E2E8F0"/>
+            <w:tcMar>
+              <w:top w:w="25" w:type="dxa"/>
+              <w:bottom w:w="25" w:type="dxa"/>
+              <w:left w:w="50" w:type="dxa"/>
+              <w:right w:w="50" w:type="dxa"/>
             </w:tcMar>
             <w:shd w:fill="E2E8F0"/>
             <w:tcMar>
@@ -2595,6 +2517,79 @@
                 <w:color w:val="000000"/>
                 <w:sz w:val="16"/>
               </w:rPr>
+              <w:t>Specification Description</w:t>
+            </w:r>
+          </w:p>
+        </w:tc>
+        <w:tc>
+          <w:tcPr>
+            <w:tcW w:w="2160" w:type="dxa"/>
+            <w:tcBorders/>
+            <w:shd w:fill="E2E8F0" w:val="clear"/>
+            <w:tcMar>
+              <w:top w:w="60" w:type="dxa"/>
+              <w:bottom w:w="60" w:type="dxa"/>
+              <w:left w:w="80" w:type="dxa"/>
+              <w:right w:w="80" w:type="dxa"/>
+            </w:tcMar>
+            <w:shd w:fill="E2E8F0"/>
+            <w:tcMar>
+              <w:top w:w="50" w:type="dxa"/>
+              <w:bottom w:w="50" w:type="dxa"/>
+              <w:left w:w="70" w:type="dxa"/>
+              <w:right w:w="70" w:type="dxa"/>
+            </w:tcMar>
+            <w:shd w:fill="E2E8F0"/>
+            <w:tcMar>
+              <w:top w:w="35" w:type="dxa"/>
+              <w:bottom w:w="35" w:type="dxa"/>
+              <w:left w:w="60" w:type="dxa"/>
+              <w:right w:w="60" w:type="dxa"/>
+            </w:tcMar>
+            <w:shd w:fill="E2E8F0"/>
+            <w:tcMar>
+              <w:top w:w="30" w:type="dxa"/>
+              <w:bottom w:w="30" w:type="dxa"/>
+              <w:left w:w="55" w:type="dxa"/>
+              <w:right w:w="55" w:type="dxa"/>
+            </w:tcMar>
+            <w:shd w:fill="E2E8F0"/>
+            <w:tcMar>
+              <w:top w:w="25" w:type="dxa"/>
+              <w:bottom w:w="25" w:type="dxa"/>
+              <w:left w:w="50" w:type="dxa"/>
+              <w:right w:w="50" w:type="dxa"/>
+            </w:tcMar>
+            <w:shd w:fill="E2E8F0"/>
+            <w:tcMar>
+              <w:top w:w="25" w:type="dxa"/>
+              <w:bottom w:w="25" w:type="dxa"/>
+              <w:left w:w="50" w:type="dxa"/>
+              <w:right w:w="50" w:type="dxa"/>
+            </w:tcMar>
+            <w:shd w:fill="E2E8F0"/>
+            <w:tcMar>
+              <w:top w:w="25" w:type="dxa"/>
+              <w:bottom w:w="25" w:type="dxa"/>
+              <w:left w:w="50" w:type="dxa"/>
+              <w:right w:w="50" w:type="dxa"/>
+            </w:tcMar>
+            <w:shd w:fill="E2E8F0"/>
+          </w:tcPr>
+          <w:p>
+            <w:pPr>
+              <w:pStyle w:val="Normal"/>
+              <w:spacing w:before="0" w:after="0" w:line="240" w:lineRule="auto"/>
+              <w:jc w:val="center"/>
+              <w:rPr/>
+            </w:pPr>
+            <w:r>
+              <w:rPr>
+                <w:rFonts w:ascii="Times New Roman" w:hAnsi="Times New Roman"/>
+                <w:b/>
+                <w:color w:val="000000"/>
+                <w:sz w:val="16"/>
+              </w:rPr>
               <w:t>Verification Criterion</w:t>
             </w:r>
           </w:p>
@@ -2608,6 +2603,7 @@
           <w:cantSplit/>
           <w:cantSplit/>
           <w:cantSplit/>
+          <w:cantSplit/>
         </w:trPr>
         <w:tc>
           <w:tcPr>
@@ -2643,6 +2639,12 @@
               <w:bottom w:w="30" w:type="dxa"/>
               <w:left w:w="55" w:type="dxa"/>
               <w:right w:w="55" w:type="dxa"/>
+            </w:tcMar>
+            <w:tcMar>
+              <w:top w:w="25" w:type="dxa"/>
+              <w:bottom w:w="25" w:type="dxa"/>
+              <w:left w:w="50" w:type="dxa"/>
+              <w:right w:w="50" w:type="dxa"/>
             </w:tcMar>
             <w:tcMar>
               <w:top w:w="25" w:type="dxa"/>
@@ -2667,6 +2669,7 @@
             <w:r>
               <w:rPr>
                 <w:rFonts w:ascii="Times New Roman" w:hAnsi="Times New Roman"/>
+                <w:b w:val="0"/>
                 <w:color w:val="000000"/>
                 <w:sz w:val="16"/>
               </w:rPr>
@@ -2721,6 +2724,12 @@
               <w:left w:w="50" w:type="dxa"/>
               <w:right w:w="50" w:type="dxa"/>
             </w:tcMar>
+            <w:tcMar>
+              <w:top w:w="25" w:type="dxa"/>
+              <w:bottom w:w="25" w:type="dxa"/>
+              <w:left w:w="50" w:type="dxa"/>
+              <w:right w:w="50" w:type="dxa"/>
+            </w:tcMar>
           </w:tcPr>
           <w:p>
             <w:pPr>
@@ -2732,6 +2741,7 @@
             <w:r>
               <w:rPr>
                 <w:rFonts w:ascii="Times New Roman" w:hAnsi="Times New Roman"/>
+                <w:b w:val="0"/>
                 <w:color w:val="000000"/>
                 <w:sz w:val="16"/>
               </w:rPr>
@@ -2786,6 +2796,12 @@
               <w:left w:w="50" w:type="dxa"/>
               <w:right w:w="50" w:type="dxa"/>
             </w:tcMar>
+            <w:tcMar>
+              <w:top w:w="25" w:type="dxa"/>
+              <w:bottom w:w="25" w:type="dxa"/>
+              <w:left w:w="50" w:type="dxa"/>
+              <w:right w:w="50" w:type="dxa"/>
+            </w:tcMar>
           </w:tcPr>
           <w:p>
             <w:pPr>
@@ -2797,6 +2813,7 @@
             <w:r>
               <w:rPr>
                 <w:rFonts w:ascii="Times New Roman" w:hAnsi="Times New Roman"/>
+                <w:b w:val="0"/>
                 <w:color w:val="000000"/>
                 <w:sz w:val="16"/>
               </w:rPr>
@@ -2851,6 +2868,12 @@
               <w:left w:w="50" w:type="dxa"/>
               <w:right w:w="50" w:type="dxa"/>
             </w:tcMar>
+            <w:tcMar>
+              <w:top w:w="25" w:type="dxa"/>
+              <w:bottom w:w="25" w:type="dxa"/>
+              <w:left w:w="50" w:type="dxa"/>
+              <w:right w:w="50" w:type="dxa"/>
+            </w:tcMar>
           </w:tcPr>
           <w:p>
             <w:pPr>
@@ -2862,6 +2885,7 @@
             <w:r>
               <w:rPr>
                 <w:rFonts w:ascii="Times New Roman" w:hAnsi="Times New Roman"/>
+                <w:b w:val="0"/>
                 <w:color w:val="000000"/>
                 <w:sz w:val="16"/>
               </w:rPr>
@@ -2878,6 +2902,7 @@
           <w:cantSplit/>
           <w:cantSplit/>
           <w:cantSplit/>
+          <w:cantSplit/>
         </w:trPr>
         <w:tc>
           <w:tcPr>
@@ -2913,6 +2938,12 @@
               <w:bottom w:w="30" w:type="dxa"/>
               <w:left w:w="55" w:type="dxa"/>
               <w:right w:w="55" w:type="dxa"/>
+            </w:tcMar>
+            <w:tcMar>
+              <w:top w:w="25" w:type="dxa"/>
+              <w:bottom w:w="25" w:type="dxa"/>
+              <w:left w:w="50" w:type="dxa"/>
+              <w:right w:w="50" w:type="dxa"/>
             </w:tcMar>
             <w:tcMar>
               <w:top w:w="25" w:type="dxa"/>
@@ -2937,6 +2968,7 @@
             <w:r>
               <w:rPr>
                 <w:rFonts w:ascii="Times New Roman" w:hAnsi="Times New Roman"/>
+                <w:b w:val="0"/>
                 <w:color w:val="000000"/>
                 <w:sz w:val="16"/>
               </w:rPr>
@@ -2991,6 +3023,12 @@
               <w:left w:w="50" w:type="dxa"/>
               <w:right w:w="50" w:type="dxa"/>
             </w:tcMar>
+            <w:tcMar>
+              <w:top w:w="25" w:type="dxa"/>
+              <w:bottom w:w="25" w:type="dxa"/>
+              <w:left w:w="50" w:type="dxa"/>
+              <w:right w:w="50" w:type="dxa"/>
+            </w:tcMar>
           </w:tcPr>
           <w:p>
             <w:pPr>
@@ -3002,6 +3040,7 @@
             <w:r>
               <w:rPr>
                 <w:rFonts w:ascii="Times New Roman" w:hAnsi="Times New Roman"/>
+                <w:b w:val="0"/>
                 <w:color w:val="000000"/>
                 <w:sz w:val="16"/>
               </w:rPr>
@@ -3056,6 +3095,12 @@
               <w:left w:w="50" w:type="dxa"/>
               <w:right w:w="50" w:type="dxa"/>
             </w:tcMar>
+            <w:tcMar>
+              <w:top w:w="25" w:type="dxa"/>
+              <w:bottom w:w="25" w:type="dxa"/>
+              <w:left w:w="50" w:type="dxa"/>
+              <w:right w:w="50" w:type="dxa"/>
+            </w:tcMar>
           </w:tcPr>
           <w:p>
             <w:pPr>
@@ -3067,6 +3112,7 @@
             <w:r>
               <w:rPr>
                 <w:rFonts w:ascii="Times New Roman" w:hAnsi="Times New Roman"/>
+                <w:b w:val="0"/>
                 <w:color w:val="000000"/>
                 <w:sz w:val="16"/>
               </w:rPr>
@@ -3121,6 +3167,12 @@
               <w:left w:w="50" w:type="dxa"/>
               <w:right w:w="50" w:type="dxa"/>
             </w:tcMar>
+            <w:tcMar>
+              <w:top w:w="25" w:type="dxa"/>
+              <w:bottom w:w="25" w:type="dxa"/>
+              <w:left w:w="50" w:type="dxa"/>
+              <w:right w:w="50" w:type="dxa"/>
+            </w:tcMar>
           </w:tcPr>
           <w:p>
             <w:pPr>
@@ -3132,6 +3184,7 @@
             <w:r>
               <w:rPr>
                 <w:rFonts w:ascii="Times New Roman" w:hAnsi="Times New Roman"/>
+                <w:b w:val="0"/>
                 <w:color w:val="000000"/>
                 <w:sz w:val="16"/>
               </w:rPr>
@@ -3148,6 +3201,7 @@
           <w:cantSplit/>
           <w:cantSplit/>
           <w:cantSplit/>
+          <w:cantSplit/>
         </w:trPr>
         <w:tc>
           <w:tcPr>
@@ -3183,6 +3237,12 @@
               <w:bottom w:w="30" w:type="dxa"/>
               <w:left w:w="55" w:type="dxa"/>
               <w:right w:w="55" w:type="dxa"/>
+            </w:tcMar>
+            <w:tcMar>
+              <w:top w:w="25" w:type="dxa"/>
+              <w:bottom w:w="25" w:type="dxa"/>
+              <w:left w:w="50" w:type="dxa"/>
+              <w:right w:w="50" w:type="dxa"/>
             </w:tcMar>
             <w:tcMar>
               <w:top w:w="25" w:type="dxa"/>
@@ -3207,6 +3267,7 @@
             <w:r>
               <w:rPr>
                 <w:rFonts w:ascii="Times New Roman" w:hAnsi="Times New Roman"/>
+                <w:b w:val="0"/>
                 <w:color w:val="000000"/>
                 <w:sz w:val="16"/>
               </w:rPr>
@@ -3261,6 +3322,12 @@
               <w:left w:w="50" w:type="dxa"/>
               <w:right w:w="50" w:type="dxa"/>
             </w:tcMar>
+            <w:tcMar>
+              <w:top w:w="25" w:type="dxa"/>
+              <w:bottom w:w="25" w:type="dxa"/>
+              <w:left w:w="50" w:type="dxa"/>
+              <w:right w:w="50" w:type="dxa"/>
+            </w:tcMar>
           </w:tcPr>
           <w:p>
             <w:pPr>
@@ -3272,6 +3339,7 @@
             <w:r>
               <w:rPr>
                 <w:rFonts w:ascii="Times New Roman" w:hAnsi="Times New Roman"/>
+                <w:b w:val="0"/>
                 <w:color w:val="000000"/>
                 <w:sz w:val="16"/>
               </w:rPr>
@@ -3326,6 +3394,12 @@
               <w:left w:w="50" w:type="dxa"/>
               <w:right w:w="50" w:type="dxa"/>
             </w:tcMar>
+            <w:tcMar>
+              <w:top w:w="25" w:type="dxa"/>
+              <w:bottom w:w="25" w:type="dxa"/>
+              <w:left w:w="50" w:type="dxa"/>
+              <w:right w:w="50" w:type="dxa"/>
+            </w:tcMar>
           </w:tcPr>
           <w:p>
             <w:pPr>
@@ -3337,6 +3411,7 @@
             <w:r>
               <w:rPr>
                 <w:rFonts w:ascii="Times New Roman" w:hAnsi="Times New Roman"/>
+                <w:b w:val="0"/>
                 <w:color w:val="000000"/>
                 <w:sz w:val="16"/>
               </w:rPr>
@@ -3391,6 +3466,12 @@
               <w:left w:w="50" w:type="dxa"/>
               <w:right w:w="50" w:type="dxa"/>
             </w:tcMar>
+            <w:tcMar>
+              <w:top w:w="25" w:type="dxa"/>
+              <w:bottom w:w="25" w:type="dxa"/>
+              <w:left w:w="50" w:type="dxa"/>
+              <w:right w:w="50" w:type="dxa"/>
+            </w:tcMar>
           </w:tcPr>
           <w:p>
             <w:pPr>
@@ -3402,6 +3483,7 @@
             <w:r>
               <w:rPr>
                 <w:rFonts w:ascii="Times New Roman" w:hAnsi="Times New Roman"/>
+                <w:b w:val="0"/>
                 <w:color w:val="000000"/>
                 <w:sz w:val="16"/>
               </w:rPr>
@@ -3418,6 +3500,7 @@
           <w:cantSplit/>
           <w:cantSplit/>
           <w:cantSplit/>
+          <w:cantSplit/>
         </w:trPr>
         <w:tc>
           <w:tcPr>
@@ -3453,6 +3536,12 @@
               <w:bottom w:w="30" w:type="dxa"/>
               <w:left w:w="55" w:type="dxa"/>
               <w:right w:w="55" w:type="dxa"/>
+            </w:tcMar>
+            <w:tcMar>
+              <w:top w:w="25" w:type="dxa"/>
+              <w:bottom w:w="25" w:type="dxa"/>
+              <w:left w:w="50" w:type="dxa"/>
+              <w:right w:w="50" w:type="dxa"/>
             </w:tcMar>
             <w:tcMar>
               <w:top w:w="25" w:type="dxa"/>
@@ -3477,6 +3566,7 @@
             <w:r>
               <w:rPr>
                 <w:rFonts w:ascii="Times New Roman" w:hAnsi="Times New Roman"/>
+                <w:b w:val="0"/>
                 <w:color w:val="000000"/>
                 <w:sz w:val="16"/>
               </w:rPr>
@@ -3531,6 +3621,12 @@
               <w:left w:w="50" w:type="dxa"/>
               <w:right w:w="50" w:type="dxa"/>
             </w:tcMar>
+            <w:tcMar>
+              <w:top w:w="25" w:type="dxa"/>
+              <w:bottom w:w="25" w:type="dxa"/>
+              <w:left w:w="50" w:type="dxa"/>
+              <w:right w:w="50" w:type="dxa"/>
+            </w:tcMar>
           </w:tcPr>
           <w:p>
             <w:pPr>
@@ -3542,6 +3638,7 @@
             <w:r>
               <w:rPr>
                 <w:rFonts w:ascii="Times New Roman" w:hAnsi="Times New Roman"/>
+                <w:b w:val="0"/>
                 <w:color w:val="000000"/>
                 <w:sz w:val="16"/>
               </w:rPr>
@@ -3596,6 +3693,12 @@
               <w:left w:w="50" w:type="dxa"/>
               <w:right w:w="50" w:type="dxa"/>
             </w:tcMar>
+            <w:tcMar>
+              <w:top w:w="25" w:type="dxa"/>
+              <w:bottom w:w="25" w:type="dxa"/>
+              <w:left w:w="50" w:type="dxa"/>
+              <w:right w:w="50" w:type="dxa"/>
+            </w:tcMar>
           </w:tcPr>
           <w:p>
             <w:pPr>
@@ -3607,6 +3710,7 @@
             <w:r>
               <w:rPr>
                 <w:rFonts w:ascii="Times New Roman" w:hAnsi="Times New Roman"/>
+                <w:b w:val="0"/>
                 <w:color w:val="000000"/>
                 <w:sz w:val="16"/>
               </w:rPr>
@@ -3661,6 +3765,12 @@
               <w:left w:w="50" w:type="dxa"/>
               <w:right w:w="50" w:type="dxa"/>
             </w:tcMar>
+            <w:tcMar>
+              <w:top w:w="25" w:type="dxa"/>
+              <w:bottom w:w="25" w:type="dxa"/>
+              <w:left w:w="50" w:type="dxa"/>
+              <w:right w:w="50" w:type="dxa"/>
+            </w:tcMar>
           </w:tcPr>
           <w:p>
             <w:pPr>
@@ -3672,6 +3782,7 @@
             <w:r>
               <w:rPr>
                 <w:rFonts w:ascii="Times New Roman" w:hAnsi="Times New Roman"/>
+                <w:b w:val="0"/>
                 <w:color w:val="000000"/>
                 <w:sz w:val="16"/>
               </w:rPr>
@@ -3688,6 +3799,7 @@
           <w:cantSplit/>
           <w:cantSplit/>
           <w:cantSplit/>
+          <w:cantSplit/>
         </w:trPr>
         <w:tc>
           <w:tcPr>
@@ -3723,6 +3835,12 @@
               <w:bottom w:w="30" w:type="dxa"/>
               <w:left w:w="55" w:type="dxa"/>
               <w:right w:w="55" w:type="dxa"/>
+            </w:tcMar>
+            <w:tcMar>
+              <w:top w:w="25" w:type="dxa"/>
+              <w:bottom w:w="25" w:type="dxa"/>
+              <w:left w:w="50" w:type="dxa"/>
+              <w:right w:w="50" w:type="dxa"/>
             </w:tcMar>
             <w:tcMar>
               <w:top w:w="25" w:type="dxa"/>
@@ -3747,6 +3865,7 @@
             <w:r>
               <w:rPr>
                 <w:rFonts w:ascii="Times New Roman" w:hAnsi="Times New Roman"/>
+                <w:b w:val="0"/>
                 <w:color w:val="000000"/>
                 <w:sz w:val="16"/>
               </w:rPr>
@@ -3801,6 +3920,12 @@
               <w:left w:w="50" w:type="dxa"/>
               <w:right w:w="50" w:type="dxa"/>
             </w:tcMar>
+            <w:tcMar>
+              <w:top w:w="25" w:type="dxa"/>
+              <w:bottom w:w="25" w:type="dxa"/>
+              <w:left w:w="50" w:type="dxa"/>
+              <w:right w:w="50" w:type="dxa"/>
+            </w:tcMar>
           </w:tcPr>
           <w:p>
             <w:pPr>
@@ -3812,6 +3937,7 @@
             <w:r>
               <w:rPr>
                 <w:rFonts w:ascii="Times New Roman" w:hAnsi="Times New Roman"/>
+                <w:b w:val="0"/>
                 <w:color w:val="000000"/>
                 <w:sz w:val="16"/>
               </w:rPr>
@@ -3866,6 +3992,12 @@
               <w:left w:w="50" w:type="dxa"/>
               <w:right w:w="50" w:type="dxa"/>
             </w:tcMar>
+            <w:tcMar>
+              <w:top w:w="25" w:type="dxa"/>
+              <w:bottom w:w="25" w:type="dxa"/>
+              <w:left w:w="50" w:type="dxa"/>
+              <w:right w:w="50" w:type="dxa"/>
+            </w:tcMar>
           </w:tcPr>
           <w:p>
             <w:pPr>
@@ -3877,6 +4009,7 @@
             <w:r>
               <w:rPr>
                 <w:rFonts w:ascii="Times New Roman" w:hAnsi="Times New Roman"/>
+                <w:b w:val="0"/>
                 <w:color w:val="000000"/>
                 <w:sz w:val="16"/>
               </w:rPr>
@@ -3931,6 +4064,12 @@
               <w:left w:w="50" w:type="dxa"/>
               <w:right w:w="50" w:type="dxa"/>
             </w:tcMar>
+            <w:tcMar>
+              <w:top w:w="25" w:type="dxa"/>
+              <w:bottom w:w="25" w:type="dxa"/>
+              <w:left w:w="50" w:type="dxa"/>
+              <w:right w:w="50" w:type="dxa"/>
+            </w:tcMar>
           </w:tcPr>
           <w:p>
             <w:pPr>
@@ -3942,6 +4081,7 @@
             <w:r>
               <w:rPr>
                 <w:rFonts w:ascii="Times New Roman" w:hAnsi="Times New Roman"/>
+                <w:b w:val="0"/>
                 <w:color w:val="000000"/>
                 <w:sz w:val="16"/>
               </w:rPr>
@@ -3958,6 +4098,7 @@
           <w:cantSplit/>
           <w:cantSplit/>
           <w:cantSplit/>
+          <w:cantSplit/>
         </w:trPr>
         <w:tc>
           <w:tcPr>
@@ -3993,6 +4134,12 @@
               <w:bottom w:w="30" w:type="dxa"/>
               <w:left w:w="55" w:type="dxa"/>
               <w:right w:w="55" w:type="dxa"/>
+            </w:tcMar>
+            <w:tcMar>
+              <w:top w:w="25" w:type="dxa"/>
+              <w:bottom w:w="25" w:type="dxa"/>
+              <w:left w:w="50" w:type="dxa"/>
+              <w:right w:w="50" w:type="dxa"/>
             </w:tcMar>
             <w:tcMar>
               <w:top w:w="25" w:type="dxa"/>
@@ -4017,6 +4164,7 @@
             <w:r>
               <w:rPr>
                 <w:rFonts w:ascii="Times New Roman" w:hAnsi="Times New Roman"/>
+                <w:b w:val="0"/>
                 <w:color w:val="000000"/>
                 <w:sz w:val="16"/>
               </w:rPr>
@@ -4071,6 +4219,12 @@
               <w:left w:w="50" w:type="dxa"/>
               <w:right w:w="50" w:type="dxa"/>
             </w:tcMar>
+            <w:tcMar>
+              <w:top w:w="25" w:type="dxa"/>
+              <w:bottom w:w="25" w:type="dxa"/>
+              <w:left w:w="50" w:type="dxa"/>
+              <w:right w:w="50" w:type="dxa"/>
+            </w:tcMar>
           </w:tcPr>
           <w:p>
             <w:pPr>
@@ -4082,6 +4236,7 @@
             <w:r>
               <w:rPr>
                 <w:rFonts w:ascii="Times New Roman" w:hAnsi="Times New Roman"/>
+                <w:b w:val="0"/>
                 <w:color w:val="000000"/>
                 <w:sz w:val="16"/>
               </w:rPr>
@@ -4136,6 +4291,12 @@
               <w:left w:w="50" w:type="dxa"/>
               <w:right w:w="50" w:type="dxa"/>
             </w:tcMar>
+            <w:tcMar>
+              <w:top w:w="25" w:type="dxa"/>
+              <w:bottom w:w="25" w:type="dxa"/>
+              <w:left w:w="50" w:type="dxa"/>
+              <w:right w:w="50" w:type="dxa"/>
+            </w:tcMar>
           </w:tcPr>
           <w:p>
             <w:pPr>
@@ -4147,6 +4308,7 @@
             <w:r>
               <w:rPr>
                 <w:rFonts w:ascii="Times New Roman" w:hAnsi="Times New Roman"/>
+                <w:b w:val="0"/>
                 <w:color w:val="000000"/>
                 <w:sz w:val="16"/>
               </w:rPr>
@@ -4201,6 +4363,12 @@
               <w:left w:w="50" w:type="dxa"/>
               <w:right w:w="50" w:type="dxa"/>
             </w:tcMar>
+            <w:tcMar>
+              <w:top w:w="25" w:type="dxa"/>
+              <w:bottom w:w="25" w:type="dxa"/>
+              <w:left w:w="50" w:type="dxa"/>
+              <w:right w:w="50" w:type="dxa"/>
+            </w:tcMar>
           </w:tcPr>
           <w:p>
             <w:pPr>
@@ -4212,6 +4380,7 @@
             <w:r>
               <w:rPr>
                 <w:rFonts w:ascii="Times New Roman" w:hAnsi="Times New Roman"/>
+                <w:b w:val="0"/>
                 <w:color w:val="000000"/>
                 <w:sz w:val="16"/>
               </w:rPr>
@@ -4228,6 +4397,7 @@
           <w:cantSplit/>
           <w:cantSplit/>
           <w:cantSplit/>
+          <w:cantSplit/>
         </w:trPr>
         <w:tc>
           <w:tcPr>
@@ -4263,6 +4433,12 @@
               <w:bottom w:w="30" w:type="dxa"/>
               <w:left w:w="55" w:type="dxa"/>
               <w:right w:w="55" w:type="dxa"/>
+            </w:tcMar>
+            <w:tcMar>
+              <w:top w:w="25" w:type="dxa"/>
+              <w:bottom w:w="25" w:type="dxa"/>
+              <w:left w:w="50" w:type="dxa"/>
+              <w:right w:w="50" w:type="dxa"/>
             </w:tcMar>
             <w:tcMar>
               <w:top w:w="25" w:type="dxa"/>
@@ -4287,6 +4463,7 @@
             <w:r>
               <w:rPr>
                 <w:rFonts w:ascii="Times New Roman" w:hAnsi="Times New Roman"/>
+                <w:b w:val="0"/>
                 <w:color w:val="000000"/>
                 <w:sz w:val="16"/>
               </w:rPr>
@@ -4341,6 +4518,12 @@
               <w:left w:w="50" w:type="dxa"/>
               <w:right w:w="50" w:type="dxa"/>
             </w:tcMar>
+            <w:tcMar>
+              <w:top w:w="25" w:type="dxa"/>
+              <w:bottom w:w="25" w:type="dxa"/>
+              <w:left w:w="50" w:type="dxa"/>
+              <w:right w:w="50" w:type="dxa"/>
+            </w:tcMar>
           </w:tcPr>
           <w:p>
             <w:pPr>
@@ -4352,6 +4535,7 @@
             <w:r>
               <w:rPr>
                 <w:rFonts w:ascii="Times New Roman" w:hAnsi="Times New Roman"/>
+                <w:b w:val="0"/>
                 <w:color w:val="000000"/>
                 <w:sz w:val="16"/>
               </w:rPr>
@@ -4406,6 +4590,12 @@
               <w:left w:w="50" w:type="dxa"/>
               <w:right w:w="50" w:type="dxa"/>
             </w:tcMar>
+            <w:tcMar>
+              <w:top w:w="25" w:type="dxa"/>
+              <w:bottom w:w="25" w:type="dxa"/>
+              <w:left w:w="50" w:type="dxa"/>
+              <w:right w:w="50" w:type="dxa"/>
+            </w:tcMar>
           </w:tcPr>
           <w:p>
             <w:pPr>
@@ -4417,6 +4607,7 @@
             <w:r>
               <w:rPr>
                 <w:rFonts w:ascii="Times New Roman" w:hAnsi="Times New Roman"/>
+                <w:b w:val="0"/>
                 <w:color w:val="000000"/>
                 <w:sz w:val="16"/>
               </w:rPr>
@@ -4471,6 +4662,12 @@
               <w:left w:w="50" w:type="dxa"/>
               <w:right w:w="50" w:type="dxa"/>
             </w:tcMar>
+            <w:tcMar>
+              <w:top w:w="25" w:type="dxa"/>
+              <w:bottom w:w="25" w:type="dxa"/>
+              <w:left w:w="50" w:type="dxa"/>
+              <w:right w:w="50" w:type="dxa"/>
+            </w:tcMar>
           </w:tcPr>
           <w:p>
             <w:pPr>
@@ -4482,6 +4679,7 @@
             <w:r>
               <w:rPr>
                 <w:rFonts w:ascii="Times New Roman" w:hAnsi="Times New Roman"/>
+                <w:b w:val="0"/>
                 <w:color w:val="000000"/>
                 <w:sz w:val="16"/>
               </w:rPr>
@@ -4498,6 +4696,7 @@
           <w:cantSplit/>
           <w:cantSplit/>
           <w:cantSplit/>
+          <w:cantSplit/>
         </w:trPr>
         <w:tc>
           <w:tcPr>
@@ -4533,6 +4732,12 @@
               <w:bottom w:w="30" w:type="dxa"/>
               <w:left w:w="55" w:type="dxa"/>
               <w:right w:w="55" w:type="dxa"/>
+            </w:tcMar>
+            <w:tcMar>
+              <w:top w:w="25" w:type="dxa"/>
+              <w:bottom w:w="25" w:type="dxa"/>
+              <w:left w:w="50" w:type="dxa"/>
+              <w:right w:w="50" w:type="dxa"/>
             </w:tcMar>
             <w:tcMar>
               <w:top w:w="25" w:type="dxa"/>
@@ -4557,6 +4762,7 @@
             <w:r>
               <w:rPr>
                 <w:rFonts w:ascii="Times New Roman" w:hAnsi="Times New Roman"/>
+                <w:b w:val="0"/>
                 <w:color w:val="000000"/>
                 <w:sz w:val="16"/>
               </w:rPr>
@@ -4611,6 +4817,12 @@
               <w:left w:w="50" w:type="dxa"/>
               <w:right w:w="50" w:type="dxa"/>
             </w:tcMar>
+            <w:tcMar>
+              <w:top w:w="25" w:type="dxa"/>
+              <w:bottom w:w="25" w:type="dxa"/>
+              <w:left w:w="50" w:type="dxa"/>
+              <w:right w:w="50" w:type="dxa"/>
+            </w:tcMar>
           </w:tcPr>
           <w:p>
             <w:pPr>
@@ -4622,6 +4834,7 @@
             <w:r>
               <w:rPr>
                 <w:rFonts w:ascii="Times New Roman" w:hAnsi="Times New Roman"/>
+                <w:b w:val="0"/>
                 <w:color w:val="000000"/>
                 <w:sz w:val="16"/>
               </w:rPr>
@@ -4676,6 +4889,12 @@
               <w:left w:w="50" w:type="dxa"/>
               <w:right w:w="50" w:type="dxa"/>
             </w:tcMar>
+            <w:tcMar>
+              <w:top w:w="25" w:type="dxa"/>
+              <w:bottom w:w="25" w:type="dxa"/>
+              <w:left w:w="50" w:type="dxa"/>
+              <w:right w:w="50" w:type="dxa"/>
+            </w:tcMar>
           </w:tcPr>
           <w:p>
             <w:pPr>
@@ -4687,6 +4906,7 @@
             <w:r>
               <w:rPr>
                 <w:rFonts w:ascii="Times New Roman" w:hAnsi="Times New Roman"/>
+                <w:b w:val="0"/>
                 <w:color w:val="000000"/>
                 <w:sz w:val="16"/>
               </w:rPr>
@@ -4741,6 +4961,12 @@
               <w:left w:w="50" w:type="dxa"/>
               <w:right w:w="50" w:type="dxa"/>
             </w:tcMar>
+            <w:tcMar>
+              <w:top w:w="25" w:type="dxa"/>
+              <w:bottom w:w="25" w:type="dxa"/>
+              <w:left w:w="50" w:type="dxa"/>
+              <w:right w:w="50" w:type="dxa"/>
+            </w:tcMar>
           </w:tcPr>
           <w:p>
             <w:pPr>
@@ -4752,6 +4978,7 @@
             <w:r>
               <w:rPr>
                 <w:rFonts w:ascii="Times New Roman" w:hAnsi="Times New Roman"/>
+                <w:b w:val="0"/>
                 <w:color w:val="000000"/>
                 <w:sz w:val="16"/>
               </w:rPr>
@@ -4768,6 +4995,7 @@
           <w:cantSplit/>
           <w:cantSplit/>
           <w:cantSplit/>
+          <w:cantSplit/>
         </w:trPr>
         <w:tc>
           <w:tcPr>
@@ -4803,6 +5031,12 @@
               <w:bottom w:w="30" w:type="dxa"/>
               <w:left w:w="55" w:type="dxa"/>
               <w:right w:w="55" w:type="dxa"/>
+            </w:tcMar>
+            <w:tcMar>
+              <w:top w:w="25" w:type="dxa"/>
+              <w:bottom w:w="25" w:type="dxa"/>
+              <w:left w:w="50" w:type="dxa"/>
+              <w:right w:w="50" w:type="dxa"/>
             </w:tcMar>
             <w:tcMar>
               <w:top w:w="25" w:type="dxa"/>
@@ -4827,6 +5061,7 @@
             <w:r>
               <w:rPr>
                 <w:rFonts w:ascii="Times New Roman" w:hAnsi="Times New Roman"/>
+                <w:b w:val="0"/>
                 <w:color w:val="000000"/>
                 <w:sz w:val="16"/>
               </w:rPr>
@@ -4881,6 +5116,12 @@
               <w:left w:w="50" w:type="dxa"/>
               <w:right w:w="50" w:type="dxa"/>
             </w:tcMar>
+            <w:tcMar>
+              <w:top w:w="25" w:type="dxa"/>
+              <w:bottom w:w="25" w:type="dxa"/>
+              <w:left w:w="50" w:type="dxa"/>
+              <w:right w:w="50" w:type="dxa"/>
+            </w:tcMar>
           </w:tcPr>
           <w:p>
             <w:pPr>
@@ -4892,6 +5133,7 @@
             <w:r>
               <w:rPr>
                 <w:rFonts w:ascii="Times New Roman" w:hAnsi="Times New Roman"/>
+                <w:b w:val="0"/>
                 <w:color w:val="000000"/>
                 <w:sz w:val="16"/>
               </w:rPr>
@@ -4946,6 +5188,12 @@
               <w:left w:w="50" w:type="dxa"/>
               <w:right w:w="50" w:type="dxa"/>
             </w:tcMar>
+            <w:tcMar>
+              <w:top w:w="25" w:type="dxa"/>
+              <w:bottom w:w="25" w:type="dxa"/>
+              <w:left w:w="50" w:type="dxa"/>
+              <w:right w:w="50" w:type="dxa"/>
+            </w:tcMar>
           </w:tcPr>
           <w:p>
             <w:pPr>
@@ -4957,6 +5205,7 @@
             <w:r>
               <w:rPr>
                 <w:rFonts w:ascii="Times New Roman" w:hAnsi="Times New Roman"/>
+                <w:b w:val="0"/>
                 <w:color w:val="000000"/>
                 <w:sz w:val="16"/>
               </w:rPr>
@@ -5011,6 +5260,12 @@
               <w:left w:w="50" w:type="dxa"/>
               <w:right w:w="50" w:type="dxa"/>
             </w:tcMar>
+            <w:tcMar>
+              <w:top w:w="25" w:type="dxa"/>
+              <w:bottom w:w="25" w:type="dxa"/>
+              <w:left w:w="50" w:type="dxa"/>
+              <w:right w:w="50" w:type="dxa"/>
+            </w:tcMar>
           </w:tcPr>
           <w:p>
             <w:pPr>
@@ -5022,6 +5277,7 @@
             <w:r>
               <w:rPr>
                 <w:rFonts w:ascii="Times New Roman" w:hAnsi="Times New Roman"/>
+                <w:b w:val="0"/>
                 <w:color w:val="000000"/>
                 <w:sz w:val="16"/>
               </w:rPr>
@@ -5094,6 +5350,7 @@
       <w:r>
         <w:rPr>
           <w:rFonts w:ascii="Times New Roman" w:hAnsi="Times New Roman"/>
+          <w:b w:val="0"/>
           <w:color w:val="000000"/>
           <w:sz w:val="23"/>
         </w:rPr>
@@ -5108,29 +5365,30 @@
         <w:jc w:val="both"/>
         <w:rPr/>
       </w:pPr>
+      <w:r/>
       <w:r>
         <w:rPr>
           <w:rFonts w:ascii="Times New Roman" w:hAnsi="Times New Roman"/>
           <w:b/>
-          <w:color w:val="000000"/>
+          <w:sz w:val="22"/>
+        </w:rPr>
+        <w:t xml:space="preserve">•  </w:t>
+      </w:r>
+      <w:r>
+        <w:rPr>
+          <w:rFonts w:ascii="Times New Roman" w:hAnsi="Times New Roman"/>
+          <w:b/>
           <w:sz w:val="23"/>
         </w:rPr>
-        <w:t>•  1. B2B Enterprise SaaS &amp; Cloud: Topics such as 'Autonomous AI Agents for DevOps', 'Zero Trust Architecture', and 'Kubernetes Multi-Cluster Orchestration'. Requires authoritative technical terminology, architectural diagrams, and professional C-suite tone.</w:t>
-      </w:r>
-      <w:r>
-        <w:rPr>
-          <w:rFonts w:ascii="Times New Roman" w:hAnsi="Times New Roman"/>
-          <w:b/>
-          <w:color w:val="000000"/>
+        <w:t xml:space="preserve">1. B2B Enterprise SaaS &amp; Cloud: </w:t>
+      </w:r>
+      <w:r>
+        <w:rPr>
+          <w:rFonts w:ascii="Times New Roman" w:hAnsi="Times New Roman"/>
+          <w:b w:val="0"/>
           <w:sz w:val="23"/>
         </w:rPr>
-      </w:r>
-      <w:r>
-        <w:rPr>
-          <w:rFonts w:ascii="Times New Roman" w:hAnsi="Times New Roman"/>
-          <w:color w:val="000000"/>
-          <w:sz w:val="23"/>
-        </w:rPr>
+        <w:t>Topics such as 'Autonomous AI Agents for DevOps', 'Zero Trust Architecture', and 'Kubernetes Multi-Cluster Orchestration'. Requires authoritative technical terminology, architectural diagrams, and professional C-suite tone.</w:t>
       </w:r>
     </w:p>
     <w:p>
@@ -5141,29 +5399,30 @@
         <w:jc w:val="both"/>
         <w:rPr/>
       </w:pPr>
+      <w:r/>
       <w:r>
         <w:rPr>
           <w:rFonts w:ascii="Times New Roman" w:hAnsi="Times New Roman"/>
           <w:b/>
-          <w:color w:val="000000"/>
+          <w:sz w:val="22"/>
+        </w:rPr>
+        <w:t xml:space="preserve">•  </w:t>
+      </w:r>
+      <w:r>
+        <w:rPr>
+          <w:rFonts w:ascii="Times New Roman" w:hAnsi="Times New Roman"/>
+          <w:b/>
           <w:sz w:val="23"/>
         </w:rPr>
-        <w:t>•  2. Consumer Health &amp; Wellness: Topics including 'Evidence-Based Longevity Protocols', 'Cold Water Immersion Physiology', and 'Circadian Sleep Optimization'. Demands rigorous scientific disclaimer guardrails, accessible vocabulary, and high E-E-A-T trustworthiness.</w:t>
-      </w:r>
-      <w:r>
-        <w:rPr>
-          <w:rFonts w:ascii="Times New Roman" w:hAnsi="Times New Roman"/>
-          <w:b/>
-          <w:color w:val="000000"/>
+        <w:t xml:space="preserve">2. Consumer Health &amp; Wellness: </w:t>
+      </w:r>
+      <w:r>
+        <w:rPr>
+          <w:rFonts w:ascii="Times New Roman" w:hAnsi="Times New Roman"/>
+          <w:b w:val="0"/>
           <w:sz w:val="23"/>
         </w:rPr>
-      </w:r>
-      <w:r>
-        <w:rPr>
-          <w:rFonts w:ascii="Times New Roman" w:hAnsi="Times New Roman"/>
-          <w:color w:val="000000"/>
-          <w:sz w:val="23"/>
-        </w:rPr>
+        <w:t>Topics including 'Evidence-Based Longevity Protocols', 'Cold Water Immersion Physiology', and 'Circadian Sleep Optimization'. Demands rigorous scientific disclaimer guardrails, accessible vocabulary, and high E-E-A-T trustworthiness.</w:t>
       </w:r>
     </w:p>
     <w:p>
@@ -5174,29 +5433,30 @@
         <w:jc w:val="both"/>
         <w:rPr/>
       </w:pPr>
+      <w:r/>
       <w:r>
         <w:rPr>
           <w:rFonts w:ascii="Times New Roman" w:hAnsi="Times New Roman"/>
           <w:b/>
-          <w:color w:val="000000"/>
+          <w:sz w:val="22"/>
+        </w:rPr>
+        <w:t xml:space="preserve">•  </w:t>
+      </w:r>
+      <w:r>
+        <w:rPr>
+          <w:rFonts w:ascii="Times New Roman" w:hAnsi="Times New Roman"/>
+          <w:b/>
           <w:sz w:val="23"/>
         </w:rPr>
-        <w:t>•  3. Financial Technology &amp; Web3: Topics spanning 'Decentralized Finance Yield Mechanics', 'Algorithmic Risk Hedging', and 'Open Banking Compliance'. Requires precision handling of regulatory frameworks, risk disclosures, and numerical accuracy.</w:t>
-      </w:r>
-      <w:r>
-        <w:rPr>
-          <w:rFonts w:ascii="Times New Roman" w:hAnsi="Times New Roman"/>
-          <w:b/>
-          <w:color w:val="000000"/>
+        <w:t xml:space="preserve">3. Financial Technology &amp; Web3: </w:t>
+      </w:r>
+      <w:r>
+        <w:rPr>
+          <w:rFonts w:ascii="Times New Roman" w:hAnsi="Times New Roman"/>
+          <w:b w:val="0"/>
           <w:sz w:val="23"/>
         </w:rPr>
-      </w:r>
-      <w:r>
-        <w:rPr>
-          <w:rFonts w:ascii="Times New Roman" w:hAnsi="Times New Roman"/>
-          <w:color w:val="000000"/>
-          <w:sz w:val="23"/>
-        </w:rPr>
+        <w:t>Topics spanning 'Decentralized Finance Yield Mechanics', 'Algorithmic Risk Hedging', and 'Open Banking Compliance'. Requires precision handling of regulatory frameworks, risk disclosures, and numerical accuracy.</w:t>
       </w:r>
     </w:p>
     <w:p>
@@ -5207,29 +5467,30 @@
         <w:jc w:val="both"/>
         <w:rPr/>
       </w:pPr>
+      <w:r/>
       <w:r>
         <w:rPr>
           <w:rFonts w:ascii="Times New Roman" w:hAnsi="Times New Roman"/>
           <w:b/>
-          <w:color w:val="000000"/>
+          <w:sz w:val="22"/>
+        </w:rPr>
+        <w:t xml:space="preserve">•  </w:t>
+      </w:r>
+      <w:r>
+        <w:rPr>
+          <w:rFonts w:ascii="Times New Roman" w:hAnsi="Times New Roman"/>
+          <w:b/>
           <w:sz w:val="23"/>
         </w:rPr>
-        <w:t>•  4. E-Commerce &amp; Sustainable Tech: Topics such as 'Closed-Loop Supply Chains', 'Biodegradable Packaging Solutions', and 'Renewable Energy Storage'. Prioritizes commercial search intent, comparison feature tables, and actionable consumer buying guides.</w:t>
-      </w:r>
-      <w:r>
-        <w:rPr>
-          <w:rFonts w:ascii="Times New Roman" w:hAnsi="Times New Roman"/>
-          <w:b/>
-          <w:color w:val="000000"/>
+        <w:t xml:space="preserve">4. E-Commerce &amp; Sustainable Tech: </w:t>
+      </w:r>
+      <w:r>
+        <w:rPr>
+          <w:rFonts w:ascii="Times New Roman" w:hAnsi="Times New Roman"/>
+          <w:b w:val="0"/>
           <w:sz w:val="23"/>
         </w:rPr>
-      </w:r>
-      <w:r>
-        <w:rPr>
-          <w:rFonts w:ascii="Times New Roman" w:hAnsi="Times New Roman"/>
-          <w:color w:val="000000"/>
-          <w:sz w:val="23"/>
-        </w:rPr>
+        <w:t>Topics such as 'Closed-Loop Supply Chains', 'Biodegradable Packaging Solutions', and 'Renewable Energy Storage'. Prioritizes commercial search intent, comparison feature tables, and actionable consumer buying guides.</w:t>
       </w:r>
     </w:p>
     <w:p>
@@ -5260,6 +5521,7 @@
       <w:r>
         <w:rPr>
           <w:rFonts w:ascii="Times New Roman" w:hAnsi="Times New Roman"/>
+          <w:b w:val="0"/>
           <w:color w:val="000000"/>
           <w:sz w:val="23"/>
         </w:rPr>
@@ -5273,21 +5535,22 @@
         <w:jc w:val="both"/>
         <w:rPr/>
       </w:pPr>
+      <w:r/>
       <w:r>
         <w:rPr>
           <w:rFonts w:ascii="Times New Roman" w:hAnsi="Times New Roman"/>
           <w:b/>
-          <w:color w:val="000000"/>
           <w:sz w:val="23"/>
         </w:rPr>
-        <w:t>Stage 1 - Inbound Request Validation (GeneratePackageInputSchema): Validates user parameters before prompt construction. Enforces non-empty topic strings (3 to 120 characters), valid target keyword arrays, sanitized target word counts ([500, 2500]), and strictly enumerated audience and tone categories. Malformed inputs trigger immediate 400 Bad Request responses with field-level diagnostic paths.</w:t>
-      </w:r>
-      <w:r>
-        <w:rPr>
-          <w:rFonts w:ascii="Times New Roman" w:hAnsi="Times New Roman"/>
-          <w:color w:val="000000"/>
+        <w:t xml:space="preserve">Stage 1 - Inbound Request Validation (GeneratePackageInputSchema): </w:t>
+      </w:r>
+      <w:r>
+        <w:rPr>
+          <w:rFonts w:ascii="Times New Roman" w:hAnsi="Times New Roman"/>
+          <w:b w:val="0"/>
           <w:sz w:val="23"/>
         </w:rPr>
+        <w:t>Validates user parameters before prompt construction. Enforces non-empty topic strings (3 to 120 characters), valid target keyword arrays, sanitized target word counts ([500, 2500]), and strictly enumerated audience and tone categories. Malformed inputs trigger immediate 400 Bad Request responses with field-level diagnostic paths.</w:t>
       </w:r>
     </w:p>
     <w:p>
@@ -5297,21 +5560,22 @@
         <w:jc w:val="both"/>
         <w:rPr/>
       </w:pPr>
+      <w:r/>
       <w:r>
         <w:rPr>
           <w:rFonts w:ascii="Times New Roman" w:hAnsi="Times New Roman"/>
           <w:b/>
-          <w:color w:val="000000"/>
           <w:sz w:val="23"/>
         </w:rPr>
-        <w:t>Stage 2 - Outbound Response Validation (ContentPackageSchema): Inspects raw LLM responses. Validates that the returned JSON payload strictly adheres to the five core package entities: title (string), metaDescription (string), outline (array of section objects with headings and bullet points), article (markdown text), faqs (array of question-answer pairs), and checklist (boolean SEO items). This guarantees zero client rendering exceptions.</w:t>
-      </w:r>
-      <w:r>
-        <w:rPr>
-          <w:rFonts w:ascii="Times New Roman" w:hAnsi="Times New Roman"/>
-          <w:color w:val="000000"/>
+        <w:t xml:space="preserve">Stage 2 - Outbound Response Validation (ContentPackageSchema): </w:t>
+      </w:r>
+      <w:r>
+        <w:rPr>
+          <w:rFonts w:ascii="Times New Roman" w:hAnsi="Times New Roman"/>
+          <w:b w:val="0"/>
           <w:sz w:val="23"/>
         </w:rPr>
+        <w:t>Inspects raw LLM responses. Validates that the returned JSON payload strictly adheres to the five core package entities: title (string), metaDescription (string), outline (array of section objects with headings and bullet points), article (markdown text), faqs (array of question-answer pairs), and checklist (boolean SEO items). This guarantees zero client rendering exceptions.</w:t>
       </w:r>
     </w:p>
     <w:p>
@@ -5342,6 +5606,7 @@
       <w:r>
         <w:rPr>
           <w:rFonts w:ascii="Times New Roman" w:hAnsi="Times New Roman"/>
+          <w:b w:val="0"/>
           <w:color w:val="000000"/>
           <w:sz w:val="23"/>
         </w:rPr>
@@ -5358,6 +5623,7 @@
       <w:r>
         <w:rPr>
           <w:rFonts w:ascii="Times New Roman" w:hAnsi="Times New Roman"/>
+          <w:b w:val="0"/>
           <w:color w:val="000000"/>
           <w:sz w:val="23"/>
         </w:rPr>
@@ -5392,6 +5658,7 @@
       <w:r>
         <w:rPr>
           <w:rFonts w:ascii="Times New Roman" w:hAnsi="Times New Roman"/>
+          <w:b w:val="0"/>
           <w:color w:val="000000"/>
           <w:sz w:val="23"/>
         </w:rPr>
@@ -5408,6 +5675,7 @@
       <w:r>
         <w:rPr>
           <w:rFonts w:ascii="Times New Roman" w:hAnsi="Times New Roman"/>
+          <w:b w:val="0"/>
           <w:color w:val="000000"/>
           <w:sz w:val="23"/>
         </w:rPr>
@@ -5442,6 +5710,7 @@
       <w:r>
         <w:rPr>
           <w:rFonts w:ascii="Times New Roman" w:hAnsi="Times New Roman"/>
+          <w:b w:val="0"/>
           <w:color w:val="000000"/>
           <w:sz w:val="23"/>
         </w:rPr>
@@ -5459,6 +5728,7 @@
       <w:r>
         <w:rPr>
           <w:rFonts w:ascii="Times New Roman" w:hAnsi="Times New Roman"/>
+          <w:b w:val="0"/>
           <w:sz w:val="19"/>
         </w:rPr>
         <w:drawing>
@@ -5472,7 +5742,7 @@
             </wp:positionV>
             <wp:extent cx="4572000" cy="1965960"/>
             <wp:effectExtent l="0" t="0" r="0" b="0"/>
-            <wp:wrapSquare wrapText="largest"/>
+            <wp:wrapTopAndBottom/>
             <wp:docPr id="5" name="Image2"/>
             <wp:cNvGraphicFramePr>
               <a:graphicFrameLocks xmlns:a="http://schemas.openxmlformats.org/drawingml/2006/main" noChangeAspect="1"/>
@@ -5516,7 +5786,15 @@
           <w:color w:val="000000"/>
           <w:sz w:val="19"/>
         </w:rPr>
-        <w:t>Figure 1: Target vs. Actual Word Count Compliance across 10 Benchmark Topics.</w:t>
+        <w:t>Figure 1:</w:t>
+      </w:r>
+      <w:r>
+        <w:rPr>
+          <w:rFonts w:ascii="Times New Roman" w:hAnsi="Times New Roman"/>
+          <w:b w:val="0"/>
+          <w:sz w:val="19"/>
+        </w:rPr>
+        <w:t xml:space="preserve"> Target vs. Actual Word Count Compliance across 10 Benchmark Topics.</w:t>
       </w:r>
     </w:p>
     <w:p>
@@ -5530,6 +5808,7 @@
       <w:r>
         <w:rPr>
           <w:rFonts w:ascii="Times New Roman" w:hAnsi="Times New Roman"/>
+          <w:b w:val="0"/>
           <w:sz w:val="19"/>
         </w:rPr>
         <w:drawing>
@@ -5543,7 +5822,7 @@
             </wp:positionV>
             <wp:extent cx="4572000" cy="1965960"/>
             <wp:effectExtent l="0" t="0" r="0" b="0"/>
-            <wp:wrapSquare wrapText="largest"/>
+            <wp:wrapTopAndBottom/>
             <wp:docPr id="6" name="Image3"/>
             <wp:cNvGraphicFramePr>
               <a:graphicFrameLocks xmlns:a="http://schemas.openxmlformats.org/drawingml/2006/main" noChangeAspect="1"/>
@@ -5587,7 +5866,15 @@
           <w:color w:val="000000"/>
           <w:sz w:val="19"/>
         </w:rPr>
-        <w:t>Figure 2: Meta Description Length Distribution (SERP Constraint Adherence at 155–160 Chars).</w:t>
+        <w:t>Figure 2:</w:t>
+      </w:r>
+      <w:r>
+        <w:rPr>
+          <w:rFonts w:ascii="Times New Roman" w:hAnsi="Times New Roman"/>
+          <w:b w:val="0"/>
+          <w:sz w:val="19"/>
+        </w:rPr>
+        <w:t xml:space="preserve"> Meta Description Length Distribution (SERP Constraint Adherence at 155–160 Chars).</w:t>
       </w:r>
     </w:p>
     <w:p>
@@ -5601,6 +5888,7 @@
       <w:r>
         <w:rPr>
           <w:rFonts w:ascii="Times New Roman" w:hAnsi="Times New Roman"/>
+          <w:b w:val="0"/>
           <w:sz w:val="19"/>
         </w:rPr>
         <w:drawing>
@@ -5612,7 +5900,7 @@
             <wp:positionV relativeFrom="paragraph">
               <wp:posOffset>635</wp:posOffset>
             </wp:positionV>
-            <wp:extent cx="4572000" cy="1783080"/>
+            <wp:extent cx="4572000" cy="1965960"/>
             <wp:effectExtent l="0" t="0" r="0" b="0"/>
             <wp:wrapTopAndBottom/>
             <wp:docPr id="7" name="Image4"/>
@@ -5637,7 +5925,7 @@
                   <pic:spPr bwMode="auto">
                     <a:xfrm>
                       <a:off x="0" y="0"/>
-                      <a:ext cx="4572000" cy="1783080"/>
+                      <a:ext cx="4572000" cy="1965960"/>
                     </a:xfrm>
                     <a:prstGeom prst="rect">
                       <a:avLst/>
@@ -5658,7 +5946,15 @@
           <w:color w:val="000000"/>
           <w:sz w:val="19"/>
         </w:rPr>
-        <w:t>Figure 3: Domain Niche and Search Intent Distribution across Test Corpora.</w:t>
+        <w:t>Figure 3:</w:t>
+      </w:r>
+      <w:r>
+        <w:rPr>
+          <w:rFonts w:ascii="Times New Roman" w:hAnsi="Times New Roman"/>
+          <w:b w:val="0"/>
+          <w:sz w:val="19"/>
+        </w:rPr>
+        <w:t xml:space="preserve"> Domain Niche and Search Intent Distribution across Test Corpora.</w:t>
       </w:r>
     </w:p>
     <w:p>
@@ -5672,6 +5968,7 @@
       <w:r>
         <w:rPr>
           <w:rFonts w:ascii="Times New Roman" w:hAnsi="Times New Roman"/>
+          <w:b w:val="0"/>
           <w:sz w:val="19"/>
         </w:rPr>
         <w:drawing>
@@ -5685,7 +5982,7 @@
             </wp:positionV>
             <wp:extent cx="4572000" cy="1965960"/>
             <wp:effectExtent l="0" t="0" r="0" b="0"/>
-            <wp:wrapSquare wrapText="largest"/>
+            <wp:wrapTopAndBottom/>
             <wp:docPr id="8" name="Image5"/>
             <wp:cNvGraphicFramePr>
               <a:graphicFrameLocks xmlns:a="http://schemas.openxmlformats.org/drawingml/2006/main" noChangeAspect="1"/>
@@ -5729,7 +6026,15 @@
           <w:color w:val="000000"/>
           <w:sz w:val="19"/>
         </w:rPr>
-        <w:t>Figure 4: Prompt Engineering Technique Mitigation Matrix against Monolithic LLM Failure Modes.</w:t>
+        <w:t>Figure 4:</w:t>
+      </w:r>
+      <w:r>
+        <w:rPr>
+          <w:rFonts w:ascii="Times New Roman" w:hAnsi="Times New Roman"/>
+          <w:b w:val="0"/>
+          <w:sz w:val="19"/>
+        </w:rPr>
+        <w:t xml:space="preserve"> Prompt Engineering Technique Mitigation Matrix against Monolithic LLM Failure Modes.</w:t>
       </w:r>
     </w:p>
     <w:p>
@@ -5787,6 +6092,7 @@
       <w:r>
         <w:rPr>
           <w:rFonts w:ascii="Times New Roman" w:hAnsi="Times New Roman"/>
+          <w:b w:val="0"/>
           <w:color w:val="000000"/>
           <w:sz w:val="23"/>
         </w:rPr>
@@ -5801,29 +6107,30 @@
         <w:jc w:val="both"/>
         <w:rPr/>
       </w:pPr>
+      <w:r/>
       <w:r>
         <w:rPr>
           <w:rFonts w:ascii="Times New Roman" w:hAnsi="Times New Roman"/>
           <w:b/>
-          <w:color w:val="000000"/>
+          <w:sz w:val="22"/>
+        </w:rPr>
+        <w:t xml:space="preserve">•  </w:t>
+      </w:r>
+      <w:r>
+        <w:rPr>
+          <w:rFonts w:ascii="Times New Roman" w:hAnsi="Times New Roman"/>
+          <w:b/>
           <w:sz w:val="23"/>
         </w:rPr>
-        <w:t>•  Tier 1 - Client Web Interface: React 18 single-page application built with TypeScript, Vite, Tailwind CSS, and Lucide icons. Implements the Executive Dashboard, Content Package Generator, Prompt Engineering Lab (A/B comparison), Evaluation &amp; Rubric Inspector, and Prompts &amp; Guide repository.</w:t>
-      </w:r>
-      <w:r>
-        <w:rPr>
-          <w:rFonts w:ascii="Times New Roman" w:hAnsi="Times New Roman"/>
-          <w:b/>
-          <w:color w:val="000000"/>
+        <w:t xml:space="preserve">Tier 1 - Client Web Interface: </w:t>
+      </w:r>
+      <w:r>
+        <w:rPr>
+          <w:rFonts w:ascii="Times New Roman" w:hAnsi="Times New Roman"/>
+          <w:b w:val="0"/>
           <w:sz w:val="23"/>
         </w:rPr>
-      </w:r>
-      <w:r>
-        <w:rPr>
-          <w:rFonts w:ascii="Times New Roman" w:hAnsi="Times New Roman"/>
-          <w:color w:val="000000"/>
-          <w:sz w:val="23"/>
-        </w:rPr>
+        <w:t>React 18 single-page application built with TypeScript, Vite, Tailwind CSS, and Lucide icons. Implements the Executive Dashboard, Content Package Generator, Prompt Engineering Lab (A/B comparison), Evaluation &amp; Rubric Inspector, and Prompts &amp; Guide repository.</w:t>
       </w:r>
     </w:p>
     <w:p>
@@ -5834,29 +6141,30 @@
         <w:jc w:val="both"/>
         <w:rPr/>
       </w:pPr>
+      <w:r/>
       <w:r>
         <w:rPr>
           <w:rFonts w:ascii="Times New Roman" w:hAnsi="Times New Roman"/>
           <w:b/>
-          <w:color w:val="000000"/>
+          <w:sz w:val="22"/>
+        </w:rPr>
+        <w:t xml:space="preserve">•  </w:t>
+      </w:r>
+      <w:r>
+        <w:rPr>
+          <w:rFonts w:ascii="Times New Roman" w:hAnsi="Times New Roman"/>
+          <w:b/>
           <w:sz w:val="23"/>
         </w:rPr>
-        <w:t>•  Tier 2 - Backend API Gateway: Express 4 server built with TypeScript, CORS middleware, and Zod validation error handlers. Exposes RESTful endpoints (/api/generate, /api/prompt-lab, /api/evaluate, /api/health) with comprehensive structured JSON logging.</w:t>
-      </w:r>
-      <w:r>
-        <w:rPr>
-          <w:rFonts w:ascii="Times New Roman" w:hAnsi="Times New Roman"/>
-          <w:b/>
-          <w:color w:val="000000"/>
+        <w:t xml:space="preserve">Tier 2 - Backend API Gateway: </w:t>
+      </w:r>
+      <w:r>
+        <w:rPr>
+          <w:rFonts w:ascii="Times New Roman" w:hAnsi="Times New Roman"/>
+          <w:b w:val="0"/>
           <w:sz w:val="23"/>
         </w:rPr>
-      </w:r>
-      <w:r>
-        <w:rPr>
-          <w:rFonts w:ascii="Times New Roman" w:hAnsi="Times New Roman"/>
-          <w:color w:val="000000"/>
-          <w:sz w:val="23"/>
-        </w:rPr>
+        <w:t>Express 4 server built with TypeScript, CORS middleware, and Zod validation error handlers. Exposes RESTful endpoints (/api/generate, /api/prompt-lab, /api/evaluate, /api/health) with comprehensive structured JSON logging.</w:t>
       </w:r>
     </w:p>
     <w:p>
@@ -5867,29 +6175,30 @@
         <w:jc w:val="both"/>
         <w:rPr/>
       </w:pPr>
+      <w:r/>
       <w:r>
         <w:rPr>
           <w:rFonts w:ascii="Times New Roman" w:hAnsi="Times New Roman"/>
           <w:b/>
-          <w:color w:val="000000"/>
+          <w:sz w:val="22"/>
+        </w:rPr>
+        <w:t xml:space="preserve">•  </w:t>
+      </w:r>
+      <w:r>
+        <w:rPr>
+          <w:rFonts w:ascii="Times New Roman" w:hAnsi="Times New Roman"/>
+          <w:b/>
           <w:sz w:val="23"/>
         </w:rPr>
-        <w:t>•  Tier 3 - Chained Prompt Orchestrator: Pure-function service pipeline that sequences prompt templates, injects upstream state, sanitizes intermediate markdown strings, and validates entity schemas across generation stages.</w:t>
-      </w:r>
-      <w:r>
-        <w:rPr>
-          <w:rFonts w:ascii="Times New Roman" w:hAnsi="Times New Roman"/>
-          <w:b/>
-          <w:color w:val="000000"/>
+        <w:t xml:space="preserve">Tier 3 - Chained Prompt Orchestrator: </w:t>
+      </w:r>
+      <w:r>
+        <w:rPr>
+          <w:rFonts w:ascii="Times New Roman" w:hAnsi="Times New Roman"/>
+          <w:b w:val="0"/>
           <w:sz w:val="23"/>
         </w:rPr>
-      </w:r>
-      <w:r>
-        <w:rPr>
-          <w:rFonts w:ascii="Times New Roman" w:hAnsi="Times New Roman"/>
-          <w:color w:val="000000"/>
-          <w:sz w:val="23"/>
-        </w:rPr>
+        <w:t>Pure-function service pipeline that sequences prompt templates, injects upstream state, sanitizes intermediate markdown strings, and validates entity schemas across generation stages.</w:t>
       </w:r>
     </w:p>
     <w:p>
@@ -5900,29 +6209,30 @@
         <w:jc w:val="both"/>
         <w:rPr/>
       </w:pPr>
+      <w:r/>
       <w:r>
         <w:rPr>
           <w:rFonts w:ascii="Times New Roman" w:hAnsi="Times New Roman"/>
           <w:b/>
-          <w:color w:val="000000"/>
+          <w:sz w:val="22"/>
+        </w:rPr>
+        <w:t xml:space="preserve">•  </w:t>
+      </w:r>
+      <w:r>
+        <w:rPr>
+          <w:rFonts w:ascii="Times New Roman" w:hAnsi="Times New Roman"/>
+          <w:b/>
           <w:sz w:val="23"/>
         </w:rPr>
-        <w:t>•  Tier 4 - Multi-Provider Adapter Gateway: Pluggable provider layer implementing a common ILLMProvider interface. Features a deterministic Mock Provider (sub-200ms latency), Google Gemini 2.0 Flash adapter, and OpenAI GPT-4o adapter with automatic fallback.</w:t>
-      </w:r>
-      <w:r>
-        <w:rPr>
-          <w:rFonts w:ascii="Times New Roman" w:hAnsi="Times New Roman"/>
-          <w:b/>
-          <w:color w:val="000000"/>
+        <w:t xml:space="preserve">Tier 4 - Multi-Provider Adapter Gateway: </w:t>
+      </w:r>
+      <w:r>
+        <w:rPr>
+          <w:rFonts w:ascii="Times New Roman" w:hAnsi="Times New Roman"/>
+          <w:b w:val="0"/>
           <w:sz w:val="23"/>
         </w:rPr>
-      </w:r>
-      <w:r>
-        <w:rPr>
-          <w:rFonts w:ascii="Times New Roman" w:hAnsi="Times New Roman"/>
-          <w:color w:val="000000"/>
-          <w:sz w:val="23"/>
-        </w:rPr>
+        <w:t>Pluggable provider layer implementing a common ILLMProvider interface. Features a deterministic Mock Provider (sub-200ms latency), Google Gemini 2.0 Flash adapter, and OpenAI GPT-4o adapter with automatic fallback.</w:t>
       </w:r>
     </w:p>
     <w:p>
@@ -5936,6 +6246,7 @@
       <w:r>
         <w:rPr>
           <w:rFonts w:ascii="Times New Roman" w:hAnsi="Times New Roman"/>
+          <w:b w:val="0"/>
           <w:sz w:val="19"/>
         </w:rPr>
         <w:drawing>
@@ -5949,7 +6260,7 @@
             </wp:positionV>
             <wp:extent cx="4754880" cy="2011680"/>
             <wp:effectExtent l="0" t="0" r="0" b="0"/>
-            <wp:wrapSquare wrapText="largest"/>
+            <wp:wrapTopAndBottom/>
             <wp:docPr id="9" name="Image6"/>
             <wp:cNvGraphicFramePr>
               <a:graphicFrameLocks xmlns:a="http://schemas.openxmlformats.org/drawingml/2006/main" noChangeAspect="1"/>
@@ -5993,7 +6304,15 @@
           <w:color w:val="000000"/>
           <w:sz w:val="19"/>
         </w:rPr>
-        <w:t>Figure 5: AI SEO Content Assistant Full-Stack System Architecture Diagram.</w:t>
+        <w:t>Figure 5:</w:t>
+      </w:r>
+      <w:r>
+        <w:rPr>
+          <w:rFonts w:ascii="Times New Roman" w:hAnsi="Times New Roman"/>
+          <w:b w:val="0"/>
+          <w:sz w:val="19"/>
+        </w:rPr>
+        <w:t xml:space="preserve"> AI SEO Content Assistant Full-Stack System Architecture Diagram.</w:t>
       </w:r>
     </w:p>
     <w:p>
@@ -6024,6 +6343,7 @@
       <w:r>
         <w:rPr>
           <w:rFonts w:ascii="Times New Roman" w:hAnsi="Times New Roman"/>
+          <w:b w:val="0"/>
           <w:color w:val="000000"/>
           <w:sz w:val="23"/>
         </w:rPr>
@@ -6038,29 +6358,30 @@
         <w:jc w:val="both"/>
         <w:rPr/>
       </w:pPr>
+      <w:r/>
       <w:r>
         <w:rPr>
           <w:rFonts w:ascii="Times New Roman" w:hAnsi="Times New Roman"/>
           <w:b/>
-          <w:color w:val="000000"/>
+          <w:sz w:val="22"/>
+        </w:rPr>
+        <w:t xml:space="preserve">•  </w:t>
+      </w:r>
+      <w:r>
+        <w:rPr>
+          <w:rFonts w:ascii="Times New Roman" w:hAnsi="Times New Roman"/>
+          <w:b/>
           <w:sz w:val="23"/>
         </w:rPr>
-        <w:t>•  Stage 1 (Outline &amp; Intent Architecture): Receives the topic, target keyword, audience, and tone. Synthesizes a logically nested heading hierarchy (H1 title, 4–6 H2 thematic sections, 2–3 H3 sub-topics per section), defining exact semantic intent for each block.</w:t>
-      </w:r>
-      <w:r>
-        <w:rPr>
-          <w:rFonts w:ascii="Times New Roman" w:hAnsi="Times New Roman"/>
-          <w:b/>
-          <w:color w:val="000000"/>
+        <w:t xml:space="preserve">Stage 1 (Outline &amp; Intent Architecture): </w:t>
+      </w:r>
+      <w:r>
+        <w:rPr>
+          <w:rFonts w:ascii="Times New Roman" w:hAnsi="Times New Roman"/>
+          <w:b w:val="0"/>
           <w:sz w:val="23"/>
         </w:rPr>
-      </w:r>
-      <w:r>
-        <w:rPr>
-          <w:rFonts w:ascii="Times New Roman" w:hAnsi="Times New Roman"/>
-          <w:color w:val="000000"/>
-          <w:sz w:val="23"/>
-        </w:rPr>
+        <w:t>Receives the topic, target keyword, audience, and tone. Synthesizes a logically nested heading hierarchy (H1 title, 4–6 H2 thematic sections, 2–3 H3 sub-topics per section), defining exact semantic intent for each block.</w:t>
       </w:r>
     </w:p>
     <w:p>
@@ -6071,29 +6392,30 @@
         <w:jc w:val="both"/>
         <w:rPr/>
       </w:pPr>
+      <w:r/>
       <w:r>
         <w:rPr>
           <w:rFonts w:ascii="Times New Roman" w:hAnsi="Times New Roman"/>
           <w:b/>
-          <w:color w:val="000000"/>
+          <w:sz w:val="22"/>
+        </w:rPr>
+        <w:t xml:space="preserve">•  </w:t>
+      </w:r>
+      <w:r>
+        <w:rPr>
+          <w:rFonts w:ascii="Times New Roman" w:hAnsi="Times New Roman"/>
+          <w:b/>
           <w:sz w:val="23"/>
         </w:rPr>
-        <w:t>•  Stage 2 (Sectional Content Drafting): Iterates through the generated outline, expanding each heading into comprehensive, informative paragraphs. Explicitly injects primary and secondary keywords while maintaining natural sentence cadence and avoiding artificial keyword repetition.</w:t>
-      </w:r>
-      <w:r>
-        <w:rPr>
-          <w:rFonts w:ascii="Times New Roman" w:hAnsi="Times New Roman"/>
-          <w:b/>
-          <w:color w:val="000000"/>
+        <w:t xml:space="preserve">Stage 2 (Sectional Content Drafting): </w:t>
+      </w:r>
+      <w:r>
+        <w:rPr>
+          <w:rFonts w:ascii="Times New Roman" w:hAnsi="Times New Roman"/>
+          <w:b w:val="0"/>
           <w:sz w:val="23"/>
         </w:rPr>
-      </w:r>
-      <w:r>
-        <w:rPr>
-          <w:rFonts w:ascii="Times New Roman" w:hAnsi="Times New Roman"/>
-          <w:color w:val="000000"/>
-          <w:sz w:val="23"/>
-        </w:rPr>
+        <w:t>Iterates through the generated outline, expanding each heading into comprehensive, informative paragraphs. Explicitly injects primary and secondary keywords while maintaining natural sentence cadence and avoiding artificial keyword repetition.</w:t>
       </w:r>
     </w:p>
     <w:p>
@@ -6103,13 +6425,30 @@
         <w:jc w:val="both"/>
         <w:rPr/>
       </w:pPr>
-      <w:r>
-        <w:rPr>
-          <w:rFonts w:ascii="Times New Roman" w:hAnsi="Times New Roman"/>
-          <w:color w:val="000000"/>
+      <w:r/>
+      <w:r>
+        <w:rPr>
+          <w:rFonts w:ascii="Times New Roman" w:hAnsi="Times New Roman"/>
+          <w:b/>
+          <w:sz w:val="22"/>
+        </w:rPr>
+        <w:t xml:space="preserve">•  </w:t>
+      </w:r>
+      <w:r>
+        <w:rPr>
+          <w:rFonts w:ascii="Times New Roman" w:hAnsi="Times New Roman"/>
+          <w:b/>
           <w:sz w:val="23"/>
         </w:rPr>
-        <w:t>•  Stage 3 (SERP Metadata &amp; FAQ Synthesis): Consumes the drafted article to extract the most compelling takeaways. Formulates a SERP-compliant meta description (150–160 characters with CTA) and generates 3–5 FAQ items formatted for Google rich-snippet indexing.</w:t>
+        <w:t xml:space="preserve">Stage 3 (SERP Metadata &amp; FAQ Synthesis): </w:t>
+      </w:r>
+      <w:r>
+        <w:rPr>
+          <w:rFonts w:ascii="Times New Roman" w:hAnsi="Times New Roman"/>
+          <w:b w:val="0"/>
+          <w:sz w:val="23"/>
+        </w:rPr>
+        <w:t>Consumes the drafted article to extract the most compelling takeaways. Formulates a SERP-compliant meta description (150–160 characters with CTA) and generates 3–5 FAQ items formatted for Google rich-snippet indexing.</w:t>
       </w:r>
     </w:p>
     <w:p>
@@ -6123,6 +6462,7 @@
       <w:r>
         <w:rPr>
           <w:rFonts w:ascii="Times New Roman" w:hAnsi="Times New Roman"/>
+          <w:b w:val="0"/>
           <w:sz w:val="19"/>
         </w:rPr>
         <w:drawing>
@@ -6136,7 +6476,7 @@
             </wp:positionV>
             <wp:extent cx="4754880" cy="1691640"/>
             <wp:effectExtent l="0" t="0" r="0" b="0"/>
-            <wp:wrapSquare wrapText="largest"/>
+            <wp:wrapTopAndBottom/>
             <wp:docPr id="10" name="Image7"/>
             <wp:cNvGraphicFramePr>
               <a:graphicFrameLocks xmlns:a="http://schemas.openxmlformats.org/drawingml/2006/main" noChangeAspect="1"/>
@@ -6180,7 +6520,15 @@
           <w:color w:val="000000"/>
           <w:sz w:val="19"/>
         </w:rPr>
-        <w:t>Figure 6: 4-Stage Chained Prompt Generation Pipeline Workflow.</w:t>
+        <w:t>Figure 6:</w:t>
+      </w:r>
+      <w:r>
+        <w:rPr>
+          <w:rFonts w:ascii="Times New Roman" w:hAnsi="Times New Roman"/>
+          <w:b w:val="0"/>
+          <w:sz w:val="19"/>
+        </w:rPr>
+        <w:t xml:space="preserve"> 4-Stage Chained Prompt Generation Pipeline Workflow.</w:t>
       </w:r>
     </w:p>
     <w:p>
@@ -6211,6 +6559,7 @@
       <w:r>
         <w:rPr>
           <w:rFonts w:ascii="Times New Roman" w:hAnsi="Times New Roman"/>
+          <w:b w:val="0"/>
           <w:color w:val="000000"/>
           <w:sz w:val="23"/>
         </w:rPr>
@@ -6251,6 +6600,8 @@
           <w:tblHeader/>
           <w:cantSplit/>
           <w:tblHeader/>
+          <w:cantSplit/>
+          <w:tblHeader/>
         </w:trPr>
         <w:tc>
           <w:tcPr>
@@ -6283,6 +6634,13 @@
               <w:bottom w:w="30" w:type="dxa"/>
               <w:left w:w="55" w:type="dxa"/>
               <w:right w:w="55" w:type="dxa"/>
+            </w:tcMar>
+            <w:shd w:fill="E2E8F0"/>
+            <w:tcMar>
+              <w:top w:w="30" w:type="dxa"/>
+              <w:bottom w:w="30" w:type="dxa"/>
+              <w:left w:w="50" w:type="dxa"/>
+              <w:right w:w="50" w:type="dxa"/>
             </w:tcMar>
             <w:shd w:fill="E2E8F0"/>
             <w:tcMar>
@@ -6365,65 +6723,6 @@
               <w:right w:w="50" w:type="dxa"/>
             </w:tcMar>
             <w:shd w:fill="E2E8F0"/>
-          </w:tcPr>
-          <w:p>
-            <w:pPr>
-              <w:pStyle w:val="Normal"/>
-              <w:spacing w:before="0" w:after="0" w:line="240" w:lineRule="auto"/>
-              <w:jc w:val="center"/>
-              <w:rPr/>
-            </w:pPr>
-            <w:r>
-              <w:rPr>
-                <w:rFonts w:ascii="Times New Roman" w:hAnsi="Times New Roman"/>
-                <w:b/>
-                <w:color w:val="000000"/>
-                <w:sz w:val="17"/>
-              </w:rPr>
-              <w:t>Prompt Engineering Technique</w:t>
-            </w:r>
-          </w:p>
-        </w:tc>
-        <w:tc>
-          <w:tcPr>
-            <w:tcW w:w="2160" w:type="dxa"/>
-            <w:tcBorders/>
-            <w:shd w:fill="E2E8F0" w:val="clear"/>
-            <w:tcMar>
-              <w:top w:w="60" w:type="dxa"/>
-              <w:bottom w:w="60" w:type="dxa"/>
-              <w:left w:w="80" w:type="dxa"/>
-              <w:right w:w="80" w:type="dxa"/>
-            </w:tcMar>
-            <w:shd w:fill="E2E8F0"/>
-            <w:tcMar>
-              <w:top w:w="50" w:type="dxa"/>
-              <w:bottom w:w="50" w:type="dxa"/>
-              <w:left w:w="70" w:type="dxa"/>
-              <w:right w:w="70" w:type="dxa"/>
-            </w:tcMar>
-            <w:shd w:fill="E2E8F0"/>
-            <w:tcMar>
-              <w:top w:w="35" w:type="dxa"/>
-              <w:bottom w:w="35" w:type="dxa"/>
-              <w:left w:w="60" w:type="dxa"/>
-              <w:right w:w="60" w:type="dxa"/>
-            </w:tcMar>
-            <w:shd w:fill="E2E8F0"/>
-            <w:tcMar>
-              <w:top w:w="30" w:type="dxa"/>
-              <w:bottom w:w="30" w:type="dxa"/>
-              <w:left w:w="55" w:type="dxa"/>
-              <w:right w:w="55" w:type="dxa"/>
-            </w:tcMar>
-            <w:shd w:fill="E2E8F0"/>
-            <w:tcMar>
-              <w:top w:w="30" w:type="dxa"/>
-              <w:bottom w:w="30" w:type="dxa"/>
-              <w:left w:w="50" w:type="dxa"/>
-              <w:right w:w="50" w:type="dxa"/>
-            </w:tcMar>
-            <w:shd w:fill="E2E8F0"/>
             <w:tcMar>
               <w:top w:w="30" w:type="dxa"/>
               <w:bottom w:w="30" w:type="dxa"/>
@@ -6446,7 +6745,7 @@
                 <w:color w:val="000000"/>
                 <w:sz w:val="17"/>
               </w:rPr>
-              <w:t>Cognitive Modality</w:t>
+              <w:t>Prompt Engineering Technique</w:t>
             </w:r>
           </w:p>
         </w:tc>
@@ -6481,6 +6780,13 @@
               <w:bottom w:w="30" w:type="dxa"/>
               <w:left w:w="55" w:type="dxa"/>
               <w:right w:w="55" w:type="dxa"/>
+            </w:tcMar>
+            <w:shd w:fill="E2E8F0"/>
+            <w:tcMar>
+              <w:top w:w="30" w:type="dxa"/>
+              <w:bottom w:w="30" w:type="dxa"/>
+              <w:left w:w="50" w:type="dxa"/>
+              <w:right w:w="50" w:type="dxa"/>
             </w:tcMar>
             <w:shd w:fill="E2E8F0"/>
             <w:tcMar>
@@ -6512,6 +6818,79 @@
                 <w:color w:val="000000"/>
                 <w:sz w:val="17"/>
               </w:rPr>
+              <w:t>Cognitive Modality</w:t>
+            </w:r>
+          </w:p>
+        </w:tc>
+        <w:tc>
+          <w:tcPr>
+            <w:tcW w:w="2160" w:type="dxa"/>
+            <w:tcBorders/>
+            <w:shd w:fill="E2E8F0" w:val="clear"/>
+            <w:tcMar>
+              <w:top w:w="60" w:type="dxa"/>
+              <w:bottom w:w="60" w:type="dxa"/>
+              <w:left w:w="80" w:type="dxa"/>
+              <w:right w:w="80" w:type="dxa"/>
+            </w:tcMar>
+            <w:shd w:fill="E2E8F0"/>
+            <w:tcMar>
+              <w:top w:w="50" w:type="dxa"/>
+              <w:bottom w:w="50" w:type="dxa"/>
+              <w:left w:w="70" w:type="dxa"/>
+              <w:right w:w="70" w:type="dxa"/>
+            </w:tcMar>
+            <w:shd w:fill="E2E8F0"/>
+            <w:tcMar>
+              <w:top w:w="35" w:type="dxa"/>
+              <w:bottom w:w="35" w:type="dxa"/>
+              <w:left w:w="60" w:type="dxa"/>
+              <w:right w:w="60" w:type="dxa"/>
+            </w:tcMar>
+            <w:shd w:fill="E2E8F0"/>
+            <w:tcMar>
+              <w:top w:w="30" w:type="dxa"/>
+              <w:bottom w:w="30" w:type="dxa"/>
+              <w:left w:w="55" w:type="dxa"/>
+              <w:right w:w="55" w:type="dxa"/>
+            </w:tcMar>
+            <w:shd w:fill="E2E8F0"/>
+            <w:tcMar>
+              <w:top w:w="30" w:type="dxa"/>
+              <w:bottom w:w="30" w:type="dxa"/>
+              <w:left w:w="50" w:type="dxa"/>
+              <w:right w:w="50" w:type="dxa"/>
+            </w:tcMar>
+            <w:shd w:fill="E2E8F0"/>
+            <w:tcMar>
+              <w:top w:w="30" w:type="dxa"/>
+              <w:bottom w:w="30" w:type="dxa"/>
+              <w:left w:w="50" w:type="dxa"/>
+              <w:right w:w="50" w:type="dxa"/>
+            </w:tcMar>
+            <w:shd w:fill="E2E8F0"/>
+            <w:tcMar>
+              <w:top w:w="30" w:type="dxa"/>
+              <w:bottom w:w="30" w:type="dxa"/>
+              <w:left w:w="50" w:type="dxa"/>
+              <w:right w:w="50" w:type="dxa"/>
+            </w:tcMar>
+            <w:shd w:fill="E2E8F0"/>
+          </w:tcPr>
+          <w:p>
+            <w:pPr>
+              <w:pStyle w:val="Normal"/>
+              <w:spacing w:before="0" w:after="0" w:line="240" w:lineRule="auto"/>
+              <w:jc w:val="center"/>
+              <w:rPr/>
+            </w:pPr>
+            <w:r>
+              <w:rPr>
+                <w:rFonts w:ascii="Times New Roman" w:hAnsi="Times New Roman"/>
+                <w:b/>
+                <w:color w:val="000000"/>
+                <w:sz w:val="17"/>
+              </w:rPr>
               <w:t>Core Strengths &amp; Mitigation Target</w:t>
             </w:r>
           </w:p>
@@ -6525,6 +6904,7 @@
           <w:cantSplit/>
           <w:cantSplit/>
           <w:cantSplit/>
+          <w:cantSplit/>
         </w:trPr>
         <w:tc>
           <w:tcPr>
@@ -6560,6 +6940,12 @@
               <w:bottom w:w="30" w:type="dxa"/>
               <w:left w:w="55" w:type="dxa"/>
               <w:right w:w="55" w:type="dxa"/>
+            </w:tcMar>
+            <w:tcMar>
+              <w:top w:w="30" w:type="dxa"/>
+              <w:bottom w:w="30" w:type="dxa"/>
+              <w:left w:w="50" w:type="dxa"/>
+              <w:right w:w="50" w:type="dxa"/>
             </w:tcMar>
             <w:tcMar>
               <w:top w:w="30" w:type="dxa"/>
@@ -6584,6 +6970,7 @@
             <w:r>
               <w:rPr>
                 <w:rFonts w:ascii="Times New Roman" w:hAnsi="Times New Roman"/>
+                <w:b w:val="0"/>
                 <w:color w:val="000000"/>
                 <w:sz w:val="17"/>
               </w:rPr>
@@ -6638,6 +7025,12 @@
               <w:left w:w="50" w:type="dxa"/>
               <w:right w:w="50" w:type="dxa"/>
             </w:tcMar>
+            <w:tcMar>
+              <w:top w:w="30" w:type="dxa"/>
+              <w:bottom w:w="30" w:type="dxa"/>
+              <w:left w:w="50" w:type="dxa"/>
+              <w:right w:w="50" w:type="dxa"/>
+            </w:tcMar>
           </w:tcPr>
           <w:p>
             <w:pPr>
@@ -6649,6 +7042,7 @@
             <w:r>
               <w:rPr>
                 <w:rFonts w:ascii="Times New Roman" w:hAnsi="Times New Roman"/>
+                <w:b w:val="0"/>
                 <w:color w:val="000000"/>
                 <w:sz w:val="17"/>
               </w:rPr>
@@ -6703,6 +7097,12 @@
               <w:left w:w="50" w:type="dxa"/>
               <w:right w:w="50" w:type="dxa"/>
             </w:tcMar>
+            <w:tcMar>
+              <w:top w:w="30" w:type="dxa"/>
+              <w:bottom w:w="30" w:type="dxa"/>
+              <w:left w:w="50" w:type="dxa"/>
+              <w:right w:w="50" w:type="dxa"/>
+            </w:tcMar>
           </w:tcPr>
           <w:p>
             <w:pPr>
@@ -6714,6 +7114,7 @@
             <w:r>
               <w:rPr>
                 <w:rFonts w:ascii="Times New Roman" w:hAnsi="Times New Roman"/>
+                <w:b w:val="0"/>
                 <w:color w:val="000000"/>
                 <w:sz w:val="17"/>
               </w:rPr>
@@ -6768,6 +7169,12 @@
               <w:left w:w="50" w:type="dxa"/>
               <w:right w:w="50" w:type="dxa"/>
             </w:tcMar>
+            <w:tcMar>
+              <w:top w:w="30" w:type="dxa"/>
+              <w:bottom w:w="30" w:type="dxa"/>
+              <w:left w:w="50" w:type="dxa"/>
+              <w:right w:w="50" w:type="dxa"/>
+            </w:tcMar>
           </w:tcPr>
           <w:p>
             <w:pPr>
@@ -6779,6 +7186,7 @@
             <w:r>
               <w:rPr>
                 <w:rFonts w:ascii="Times New Roman" w:hAnsi="Times New Roman"/>
+                <w:b w:val="0"/>
                 <w:color w:val="000000"/>
                 <w:sz w:val="17"/>
               </w:rPr>
@@ -6795,6 +7203,7 @@
           <w:cantSplit/>
           <w:cantSplit/>
           <w:cantSplit/>
+          <w:cantSplit/>
         </w:trPr>
         <w:tc>
           <w:tcPr>
@@ -6830,6 +7239,12 @@
               <w:bottom w:w="30" w:type="dxa"/>
               <w:left w:w="55" w:type="dxa"/>
               <w:right w:w="55" w:type="dxa"/>
+            </w:tcMar>
+            <w:tcMar>
+              <w:top w:w="30" w:type="dxa"/>
+              <w:bottom w:w="30" w:type="dxa"/>
+              <w:left w:w="50" w:type="dxa"/>
+              <w:right w:w="50" w:type="dxa"/>
             </w:tcMar>
             <w:tcMar>
               <w:top w:w="30" w:type="dxa"/>
@@ -6854,6 +7269,7 @@
             <w:r>
               <w:rPr>
                 <w:rFonts w:ascii="Times New Roman" w:hAnsi="Times New Roman"/>
+                <w:b w:val="0"/>
                 <w:color w:val="000000"/>
                 <w:sz w:val="17"/>
               </w:rPr>
@@ -6908,6 +7324,12 @@
               <w:left w:w="50" w:type="dxa"/>
               <w:right w:w="50" w:type="dxa"/>
             </w:tcMar>
+            <w:tcMar>
+              <w:top w:w="30" w:type="dxa"/>
+              <w:bottom w:w="30" w:type="dxa"/>
+              <w:left w:w="50" w:type="dxa"/>
+              <w:right w:w="50" w:type="dxa"/>
+            </w:tcMar>
           </w:tcPr>
           <w:p>
             <w:pPr>
@@ -6919,6 +7341,7 @@
             <w:r>
               <w:rPr>
                 <w:rFonts w:ascii="Times New Roman" w:hAnsi="Times New Roman"/>
+                <w:b w:val="0"/>
                 <w:color w:val="000000"/>
                 <w:sz w:val="17"/>
               </w:rPr>
@@ -6973,6 +7396,12 @@
               <w:left w:w="50" w:type="dxa"/>
               <w:right w:w="50" w:type="dxa"/>
             </w:tcMar>
+            <w:tcMar>
+              <w:top w:w="30" w:type="dxa"/>
+              <w:bottom w:w="30" w:type="dxa"/>
+              <w:left w:w="50" w:type="dxa"/>
+              <w:right w:w="50" w:type="dxa"/>
+            </w:tcMar>
           </w:tcPr>
           <w:p>
             <w:pPr>
@@ -6984,6 +7413,7 @@
             <w:r>
               <w:rPr>
                 <w:rFonts w:ascii="Times New Roman" w:hAnsi="Times New Roman"/>
+                <w:b w:val="0"/>
                 <w:color w:val="000000"/>
                 <w:sz w:val="17"/>
               </w:rPr>
@@ -7038,6 +7468,12 @@
               <w:left w:w="50" w:type="dxa"/>
               <w:right w:w="50" w:type="dxa"/>
             </w:tcMar>
+            <w:tcMar>
+              <w:top w:w="30" w:type="dxa"/>
+              <w:bottom w:w="30" w:type="dxa"/>
+              <w:left w:w="50" w:type="dxa"/>
+              <w:right w:w="50" w:type="dxa"/>
+            </w:tcMar>
           </w:tcPr>
           <w:p>
             <w:pPr>
@@ -7049,6 +7485,7 @@
             <w:r>
               <w:rPr>
                 <w:rFonts w:ascii="Times New Roman" w:hAnsi="Times New Roman"/>
+                <w:b w:val="0"/>
                 <w:color w:val="000000"/>
                 <w:sz w:val="17"/>
               </w:rPr>
@@ -7065,6 +7502,7 @@
           <w:cantSplit/>
           <w:cantSplit/>
           <w:cantSplit/>
+          <w:cantSplit/>
         </w:trPr>
         <w:tc>
           <w:tcPr>
@@ -7100,6 +7538,12 @@
               <w:bottom w:w="30" w:type="dxa"/>
               <w:left w:w="55" w:type="dxa"/>
               <w:right w:w="55" w:type="dxa"/>
+            </w:tcMar>
+            <w:tcMar>
+              <w:top w:w="30" w:type="dxa"/>
+              <w:bottom w:w="30" w:type="dxa"/>
+              <w:left w:w="50" w:type="dxa"/>
+              <w:right w:w="50" w:type="dxa"/>
             </w:tcMar>
             <w:tcMar>
               <w:top w:w="30" w:type="dxa"/>
@@ -7124,6 +7568,7 @@
             <w:r>
               <w:rPr>
                 <w:rFonts w:ascii="Times New Roman" w:hAnsi="Times New Roman"/>
+                <w:b w:val="0"/>
                 <w:color w:val="000000"/>
                 <w:sz w:val="17"/>
               </w:rPr>
@@ -7178,6 +7623,12 @@
               <w:left w:w="50" w:type="dxa"/>
               <w:right w:w="50" w:type="dxa"/>
             </w:tcMar>
+            <w:tcMar>
+              <w:top w:w="30" w:type="dxa"/>
+              <w:bottom w:w="30" w:type="dxa"/>
+              <w:left w:w="50" w:type="dxa"/>
+              <w:right w:w="50" w:type="dxa"/>
+            </w:tcMar>
           </w:tcPr>
           <w:p>
             <w:pPr>
@@ -7189,6 +7640,7 @@
             <w:r>
               <w:rPr>
                 <w:rFonts w:ascii="Times New Roman" w:hAnsi="Times New Roman"/>
+                <w:b w:val="0"/>
                 <w:color w:val="000000"/>
                 <w:sz w:val="17"/>
               </w:rPr>
@@ -7243,6 +7695,12 @@
               <w:left w:w="50" w:type="dxa"/>
               <w:right w:w="50" w:type="dxa"/>
             </w:tcMar>
+            <w:tcMar>
+              <w:top w:w="30" w:type="dxa"/>
+              <w:bottom w:w="30" w:type="dxa"/>
+              <w:left w:w="50" w:type="dxa"/>
+              <w:right w:w="50" w:type="dxa"/>
+            </w:tcMar>
           </w:tcPr>
           <w:p>
             <w:pPr>
@@ -7254,6 +7712,7 @@
             <w:r>
               <w:rPr>
                 <w:rFonts w:ascii="Times New Roman" w:hAnsi="Times New Roman"/>
+                <w:b w:val="0"/>
                 <w:color w:val="000000"/>
                 <w:sz w:val="17"/>
               </w:rPr>
@@ -7308,6 +7767,12 @@
               <w:left w:w="50" w:type="dxa"/>
               <w:right w:w="50" w:type="dxa"/>
             </w:tcMar>
+            <w:tcMar>
+              <w:top w:w="30" w:type="dxa"/>
+              <w:bottom w:w="30" w:type="dxa"/>
+              <w:left w:w="50" w:type="dxa"/>
+              <w:right w:w="50" w:type="dxa"/>
+            </w:tcMar>
           </w:tcPr>
           <w:p>
             <w:pPr>
@@ -7319,6 +7784,7 @@
             <w:r>
               <w:rPr>
                 <w:rFonts w:ascii="Times New Roman" w:hAnsi="Times New Roman"/>
+                <w:b w:val="0"/>
                 <w:color w:val="000000"/>
                 <w:sz w:val="17"/>
               </w:rPr>
@@ -7335,6 +7801,7 @@
           <w:cantSplit/>
           <w:cantSplit/>
           <w:cantSplit/>
+          <w:cantSplit/>
         </w:trPr>
         <w:tc>
           <w:tcPr>
@@ -7370,6 +7837,12 @@
               <w:bottom w:w="30" w:type="dxa"/>
               <w:left w:w="55" w:type="dxa"/>
               <w:right w:w="55" w:type="dxa"/>
+            </w:tcMar>
+            <w:tcMar>
+              <w:top w:w="30" w:type="dxa"/>
+              <w:bottom w:w="30" w:type="dxa"/>
+              <w:left w:w="50" w:type="dxa"/>
+              <w:right w:w="50" w:type="dxa"/>
             </w:tcMar>
             <w:tcMar>
               <w:top w:w="30" w:type="dxa"/>
@@ -7394,6 +7867,7 @@
             <w:r>
               <w:rPr>
                 <w:rFonts w:ascii="Times New Roman" w:hAnsi="Times New Roman"/>
+                <w:b w:val="0"/>
                 <w:color w:val="000000"/>
                 <w:sz w:val="17"/>
               </w:rPr>
@@ -7448,6 +7922,12 @@
               <w:left w:w="50" w:type="dxa"/>
               <w:right w:w="50" w:type="dxa"/>
             </w:tcMar>
+            <w:tcMar>
+              <w:top w:w="30" w:type="dxa"/>
+              <w:bottom w:w="30" w:type="dxa"/>
+              <w:left w:w="50" w:type="dxa"/>
+              <w:right w:w="50" w:type="dxa"/>
+            </w:tcMar>
           </w:tcPr>
           <w:p>
             <w:pPr>
@@ -7459,6 +7939,7 @@
             <w:r>
               <w:rPr>
                 <w:rFonts w:ascii="Times New Roman" w:hAnsi="Times New Roman"/>
+                <w:b w:val="0"/>
                 <w:color w:val="000000"/>
                 <w:sz w:val="17"/>
               </w:rPr>
@@ -7513,6 +7994,12 @@
               <w:left w:w="50" w:type="dxa"/>
               <w:right w:w="50" w:type="dxa"/>
             </w:tcMar>
+            <w:tcMar>
+              <w:top w:w="30" w:type="dxa"/>
+              <w:bottom w:w="30" w:type="dxa"/>
+              <w:left w:w="50" w:type="dxa"/>
+              <w:right w:w="50" w:type="dxa"/>
+            </w:tcMar>
           </w:tcPr>
           <w:p>
             <w:pPr>
@@ -7524,6 +8011,7 @@
             <w:r>
               <w:rPr>
                 <w:rFonts w:ascii="Times New Roman" w:hAnsi="Times New Roman"/>
+                <w:b w:val="0"/>
                 <w:color w:val="000000"/>
                 <w:sz w:val="17"/>
               </w:rPr>
@@ -7578,6 +8066,12 @@
               <w:left w:w="50" w:type="dxa"/>
               <w:right w:w="50" w:type="dxa"/>
             </w:tcMar>
+            <w:tcMar>
+              <w:top w:w="30" w:type="dxa"/>
+              <w:bottom w:w="30" w:type="dxa"/>
+              <w:left w:w="50" w:type="dxa"/>
+              <w:right w:w="50" w:type="dxa"/>
+            </w:tcMar>
           </w:tcPr>
           <w:p>
             <w:pPr>
@@ -7589,6 +8083,7 @@
             <w:r>
               <w:rPr>
                 <w:rFonts w:ascii="Times New Roman" w:hAnsi="Times New Roman"/>
+                <w:b w:val="0"/>
                 <w:color w:val="000000"/>
                 <w:sz w:val="17"/>
               </w:rPr>
@@ -7605,6 +8100,7 @@
           <w:cantSplit/>
           <w:cantSplit/>
           <w:cantSplit/>
+          <w:cantSplit/>
         </w:trPr>
         <w:tc>
           <w:tcPr>
@@ -7640,6 +8136,12 @@
               <w:bottom w:w="30" w:type="dxa"/>
               <w:left w:w="55" w:type="dxa"/>
               <w:right w:w="55" w:type="dxa"/>
+            </w:tcMar>
+            <w:tcMar>
+              <w:top w:w="30" w:type="dxa"/>
+              <w:bottom w:w="30" w:type="dxa"/>
+              <w:left w:w="50" w:type="dxa"/>
+              <w:right w:w="50" w:type="dxa"/>
             </w:tcMar>
             <w:tcMar>
               <w:top w:w="30" w:type="dxa"/>
@@ -7664,6 +8166,7 @@
             <w:r>
               <w:rPr>
                 <w:rFonts w:ascii="Times New Roman" w:hAnsi="Times New Roman"/>
+                <w:b w:val="0"/>
                 <w:color w:val="000000"/>
                 <w:sz w:val="17"/>
               </w:rPr>
@@ -7718,6 +8221,12 @@
               <w:left w:w="50" w:type="dxa"/>
               <w:right w:w="50" w:type="dxa"/>
             </w:tcMar>
+            <w:tcMar>
+              <w:top w:w="30" w:type="dxa"/>
+              <w:bottom w:w="30" w:type="dxa"/>
+              <w:left w:w="50" w:type="dxa"/>
+              <w:right w:w="50" w:type="dxa"/>
+            </w:tcMar>
           </w:tcPr>
           <w:p>
             <w:pPr>
@@ -7729,6 +8238,7 @@
             <w:r>
               <w:rPr>
                 <w:rFonts w:ascii="Times New Roman" w:hAnsi="Times New Roman"/>
+                <w:b w:val="0"/>
                 <w:color w:val="000000"/>
                 <w:sz w:val="17"/>
               </w:rPr>
@@ -7783,6 +8293,12 @@
               <w:left w:w="50" w:type="dxa"/>
               <w:right w:w="50" w:type="dxa"/>
             </w:tcMar>
+            <w:tcMar>
+              <w:top w:w="30" w:type="dxa"/>
+              <w:bottom w:w="30" w:type="dxa"/>
+              <w:left w:w="50" w:type="dxa"/>
+              <w:right w:w="50" w:type="dxa"/>
+            </w:tcMar>
           </w:tcPr>
           <w:p>
             <w:pPr>
@@ -7794,6 +8310,7 @@
             <w:r>
               <w:rPr>
                 <w:rFonts w:ascii="Times New Roman" w:hAnsi="Times New Roman"/>
+                <w:b w:val="0"/>
                 <w:color w:val="000000"/>
                 <w:sz w:val="17"/>
               </w:rPr>
@@ -7848,6 +8365,12 @@
               <w:left w:w="50" w:type="dxa"/>
               <w:right w:w="50" w:type="dxa"/>
             </w:tcMar>
+            <w:tcMar>
+              <w:top w:w="30" w:type="dxa"/>
+              <w:bottom w:w="30" w:type="dxa"/>
+              <w:left w:w="50" w:type="dxa"/>
+              <w:right w:w="50" w:type="dxa"/>
+            </w:tcMar>
           </w:tcPr>
           <w:p>
             <w:pPr>
@@ -7859,6 +8382,7 @@
             <w:r>
               <w:rPr>
                 <w:rFonts w:ascii="Times New Roman" w:hAnsi="Times New Roman"/>
+                <w:b w:val="0"/>
                 <w:color w:val="000000"/>
                 <w:sz w:val="17"/>
               </w:rPr>
@@ -7875,6 +8399,7 @@
           <w:cantSplit/>
           <w:cantSplit/>
           <w:cantSplit/>
+          <w:cantSplit/>
         </w:trPr>
         <w:tc>
           <w:tcPr>
@@ -7910,6 +8435,12 @@
               <w:bottom w:w="30" w:type="dxa"/>
               <w:left w:w="55" w:type="dxa"/>
               <w:right w:w="55" w:type="dxa"/>
+            </w:tcMar>
+            <w:tcMar>
+              <w:top w:w="30" w:type="dxa"/>
+              <w:bottom w:w="30" w:type="dxa"/>
+              <w:left w:w="50" w:type="dxa"/>
+              <w:right w:w="50" w:type="dxa"/>
             </w:tcMar>
             <w:tcMar>
               <w:top w:w="30" w:type="dxa"/>
@@ -7934,6 +8465,7 @@
             <w:r>
               <w:rPr>
                 <w:rFonts w:ascii="Times New Roman" w:hAnsi="Times New Roman"/>
+                <w:b w:val="0"/>
                 <w:color w:val="000000"/>
                 <w:sz w:val="17"/>
               </w:rPr>
@@ -7988,6 +8520,12 @@
               <w:left w:w="50" w:type="dxa"/>
               <w:right w:w="50" w:type="dxa"/>
             </w:tcMar>
+            <w:tcMar>
+              <w:top w:w="30" w:type="dxa"/>
+              <w:bottom w:w="30" w:type="dxa"/>
+              <w:left w:w="50" w:type="dxa"/>
+              <w:right w:w="50" w:type="dxa"/>
+            </w:tcMar>
           </w:tcPr>
           <w:p>
             <w:pPr>
@@ -7999,6 +8537,7 @@
             <w:r>
               <w:rPr>
                 <w:rFonts w:ascii="Times New Roman" w:hAnsi="Times New Roman"/>
+                <w:b w:val="0"/>
                 <w:color w:val="000000"/>
                 <w:sz w:val="17"/>
               </w:rPr>
@@ -8053,6 +8592,12 @@
               <w:left w:w="50" w:type="dxa"/>
               <w:right w:w="50" w:type="dxa"/>
             </w:tcMar>
+            <w:tcMar>
+              <w:top w:w="30" w:type="dxa"/>
+              <w:bottom w:w="30" w:type="dxa"/>
+              <w:left w:w="50" w:type="dxa"/>
+              <w:right w:w="50" w:type="dxa"/>
+            </w:tcMar>
           </w:tcPr>
           <w:p>
             <w:pPr>
@@ -8064,6 +8609,7 @@
             <w:r>
               <w:rPr>
                 <w:rFonts w:ascii="Times New Roman" w:hAnsi="Times New Roman"/>
+                <w:b w:val="0"/>
                 <w:color w:val="000000"/>
                 <w:sz w:val="17"/>
               </w:rPr>
@@ -8118,6 +8664,12 @@
               <w:left w:w="50" w:type="dxa"/>
               <w:right w:w="50" w:type="dxa"/>
             </w:tcMar>
+            <w:tcMar>
+              <w:top w:w="30" w:type="dxa"/>
+              <w:bottom w:w="30" w:type="dxa"/>
+              <w:left w:w="50" w:type="dxa"/>
+              <w:right w:w="50" w:type="dxa"/>
+            </w:tcMar>
           </w:tcPr>
           <w:p>
             <w:pPr>
@@ -8129,6 +8681,7 @@
             <w:r>
               <w:rPr>
                 <w:rFonts w:ascii="Times New Roman" w:hAnsi="Times New Roman"/>
+                <w:b w:val="0"/>
                 <w:color w:val="000000"/>
                 <w:sz w:val="17"/>
               </w:rPr>
@@ -8174,6 +8727,7 @@
       <w:r>
         <w:rPr>
           <w:rFonts w:ascii="Times New Roman" w:hAnsi="Times New Roman"/>
+          <w:b w:val="0"/>
           <w:color w:val="000000"/>
           <w:sz w:val="23"/>
         </w:rPr>
@@ -8188,29 +8742,30 @@
         <w:jc w:val="both"/>
         <w:rPr/>
       </w:pPr>
+      <w:r/>
       <w:r>
         <w:rPr>
           <w:rFonts w:ascii="Times New Roman" w:hAnsi="Times New Roman"/>
           <w:b/>
-          <w:color w:val="000000"/>
+          <w:sz w:val="22"/>
+        </w:rPr>
+        <w:t xml:space="preserve">•  </w:t>
+      </w:r>
+      <w:r>
+        <w:rPr>
+          <w:rFonts w:ascii="Times New Roman" w:hAnsi="Times New Roman"/>
+          <w:b/>
           <w:sz w:val="23"/>
         </w:rPr>
-        <w:t>•  1. Title Relevance &amp; Length (R1 - 10 pts): Measures primary keyword placement in the title and enforces optimal SERP title length between 50 and 60 characters.</w:t>
-      </w:r>
-      <w:r>
-        <w:rPr>
-          <w:rFonts w:ascii="Times New Roman" w:hAnsi="Times New Roman"/>
-          <w:b/>
-          <w:color w:val="000000"/>
+        <w:t xml:space="preserve">1. Title Relevance &amp; Length (R1 - 10 pts): </w:t>
+      </w:r>
+      <w:r>
+        <w:rPr>
+          <w:rFonts w:ascii="Times New Roman" w:hAnsi="Times New Roman"/>
+          <w:b w:val="0"/>
           <w:sz w:val="23"/>
         </w:rPr>
-      </w:r>
-      <w:r>
-        <w:rPr>
-          <w:rFonts w:ascii="Times New Roman" w:hAnsi="Times New Roman"/>
-          <w:color w:val="000000"/>
-          <w:sz w:val="23"/>
-        </w:rPr>
+        <w:t>Measures primary keyword placement in the title and enforces optimal SERP title length between 50 and 60 characters.</w:t>
       </w:r>
     </w:p>
     <w:p>
@@ -8221,29 +8776,30 @@
         <w:jc w:val="both"/>
         <w:rPr/>
       </w:pPr>
+      <w:r/>
       <w:r>
         <w:rPr>
           <w:rFonts w:ascii="Times New Roman" w:hAnsi="Times New Roman"/>
           <w:b/>
-          <w:color w:val="000000"/>
+          <w:sz w:val="22"/>
+        </w:rPr>
+        <w:t xml:space="preserve">•  </w:t>
+      </w:r>
+      <w:r>
+        <w:rPr>
+          <w:rFonts w:ascii="Times New Roman" w:hAnsi="Times New Roman"/>
+          <w:b/>
           <w:sz w:val="23"/>
         </w:rPr>
-        <w:t>•  2. Meta Description SERP Guardrail (R2 - 10 pts): Enforces strict 150–160 character bounds with an active call-to-action and primary keyword inclusion.</w:t>
-      </w:r>
-      <w:r>
-        <w:rPr>
-          <w:rFonts w:ascii="Times New Roman" w:hAnsi="Times New Roman"/>
-          <w:b/>
-          <w:color w:val="000000"/>
+        <w:t xml:space="preserve">2. Meta Description SERP Guardrail (R2 - 10 pts): </w:t>
+      </w:r>
+      <w:r>
+        <w:rPr>
+          <w:rFonts w:ascii="Times New Roman" w:hAnsi="Times New Roman"/>
+          <w:b w:val="0"/>
           <w:sz w:val="23"/>
         </w:rPr>
-      </w:r>
-      <w:r>
-        <w:rPr>
-          <w:rFonts w:ascii="Times New Roman" w:hAnsi="Times New Roman"/>
-          <w:color w:val="000000"/>
-          <w:sz w:val="23"/>
-        </w:rPr>
+        <w:t>Enforces strict 150–160 character bounds with an active call-to-action and primary keyword inclusion.</w:t>
       </w:r>
     </w:p>
     <w:p>
@@ -8254,29 +8810,30 @@
         <w:jc w:val="both"/>
         <w:rPr/>
       </w:pPr>
+      <w:r/>
       <w:r>
         <w:rPr>
           <w:rFonts w:ascii="Times New Roman" w:hAnsi="Times New Roman"/>
           <w:b/>
-          <w:color w:val="000000"/>
+          <w:sz w:val="22"/>
+        </w:rPr>
+        <w:t xml:space="preserve">•  </w:t>
+      </w:r>
+      <w:r>
+        <w:rPr>
+          <w:rFonts w:ascii="Times New Roman" w:hAnsi="Times New Roman"/>
+          <w:b/>
           <w:sz w:val="23"/>
         </w:rPr>
-        <w:t>•  3. Heading Structure &amp; Hierarchy (R3 - 10 pts): Verifies correct H1 -&gt; H2 -&gt; H3 logical nesting without skipped levels or flat unstructured headings.</w:t>
-      </w:r>
-      <w:r>
-        <w:rPr>
-          <w:rFonts w:ascii="Times New Roman" w:hAnsi="Times New Roman"/>
-          <w:b/>
-          <w:color w:val="000000"/>
+        <w:t xml:space="preserve">3. Heading Structure &amp; Hierarchy (R3 - 10 pts): </w:t>
+      </w:r>
+      <w:r>
+        <w:rPr>
+          <w:rFonts w:ascii="Times New Roman" w:hAnsi="Times New Roman"/>
+          <w:b w:val="0"/>
           <w:sz w:val="23"/>
         </w:rPr>
-      </w:r>
-      <w:r>
-        <w:rPr>
-          <w:rFonts w:ascii="Times New Roman" w:hAnsi="Times New Roman"/>
-          <w:color w:val="000000"/>
-          <w:sz w:val="23"/>
-        </w:rPr>
+        <w:t>Verifies correct H1 -&gt; H2 -&gt; H3 logical nesting without skipped levels or flat unstructured headings.</w:t>
       </w:r>
     </w:p>
     <w:p>
@@ -8287,29 +8844,30 @@
         <w:jc w:val="both"/>
         <w:rPr/>
       </w:pPr>
+      <w:r/>
       <w:r>
         <w:rPr>
           <w:rFonts w:ascii="Times New Roman" w:hAnsi="Times New Roman"/>
           <w:b/>
-          <w:color w:val="000000"/>
+          <w:sz w:val="22"/>
+        </w:rPr>
+        <w:t xml:space="preserve">•  </w:t>
+      </w:r>
+      <w:r>
+        <w:rPr>
+          <w:rFonts w:ascii="Times New Roman" w:hAnsi="Times New Roman"/>
+          <w:b/>
           <w:sz w:val="23"/>
         </w:rPr>
-        <w:t>•  4. Keyword Density &amp; Distribution (R4 - 10 pts): Computes exact primary keyword occurrence frequency, penalizing under-use (&lt;1.0%) and over-stuffing (&gt;2.5%).</w:t>
-      </w:r>
-      <w:r>
-        <w:rPr>
-          <w:rFonts w:ascii="Times New Roman" w:hAnsi="Times New Roman"/>
-          <w:b/>
-          <w:color w:val="000000"/>
+        <w:t xml:space="preserve">4. Keyword Density &amp; Distribution (R4 - 10 pts): </w:t>
+      </w:r>
+      <w:r>
+        <w:rPr>
+          <w:rFonts w:ascii="Times New Roman" w:hAnsi="Times New Roman"/>
+          <w:b w:val="0"/>
           <w:sz w:val="23"/>
         </w:rPr>
-      </w:r>
-      <w:r>
-        <w:rPr>
-          <w:rFonts w:ascii="Times New Roman" w:hAnsi="Times New Roman"/>
-          <w:color w:val="000000"/>
-          <w:sz w:val="23"/>
-        </w:rPr>
+        <w:t>Computes exact primary keyword occurrence frequency, penalizing under-use (&lt;1.0%) and over-stuffing (&gt;2.5%).</w:t>
       </w:r>
     </w:p>
     <w:p>
@@ -8340,6 +8898,7 @@
       <w:r>
         <w:rPr>
           <w:rFonts w:ascii="Times New Roman" w:hAnsi="Times New Roman"/>
+          <w:b w:val="0"/>
           <w:color w:val="000000"/>
           <w:sz w:val="23"/>
         </w:rPr>
@@ -8354,29 +8913,30 @@
         <w:jc w:val="both"/>
         <w:rPr/>
       </w:pPr>
+      <w:r/>
       <w:r>
         <w:rPr>
           <w:rFonts w:ascii="Times New Roman" w:hAnsi="Times New Roman"/>
           <w:b/>
-          <w:color w:val="000000"/>
+          <w:sz w:val="22"/>
+        </w:rPr>
+        <w:t xml:space="preserve">•  </w:t>
+      </w:r>
+      <w:r>
+        <w:rPr>
+          <w:rFonts w:ascii="Times New Roman" w:hAnsi="Times New Roman"/>
+          <w:b/>
           <w:sz w:val="23"/>
         </w:rPr>
-        <w:t>•  Secondary Keyword Coverage (R5 - 10 pts): Evaluates semantic coverage of related LSI terms and domain concepts across article sections.</w:t>
-      </w:r>
-      <w:r>
-        <w:rPr>
-          <w:rFonts w:ascii="Times New Roman" w:hAnsi="Times New Roman"/>
-          <w:b/>
-          <w:color w:val="000000"/>
+        <w:t xml:space="preserve">Secondary Keyword Coverage (R5 - 10 pts): </w:t>
+      </w:r>
+      <w:r>
+        <w:rPr>
+          <w:rFonts w:ascii="Times New Roman" w:hAnsi="Times New Roman"/>
+          <w:b w:val="0"/>
           <w:sz w:val="23"/>
         </w:rPr>
-      </w:r>
-      <w:r>
-        <w:rPr>
-          <w:rFonts w:ascii="Times New Roman" w:hAnsi="Times New Roman"/>
-          <w:color w:val="000000"/>
-          <w:sz w:val="23"/>
-        </w:rPr>
+        <w:t>Evaluates semantic coverage of related LSI terms and domain concepts across article sections.</w:t>
       </w:r>
     </w:p>
     <w:p>
@@ -8387,29 +8947,30 @@
         <w:jc w:val="both"/>
         <w:rPr/>
       </w:pPr>
+      <w:r/>
       <w:r>
         <w:rPr>
           <w:rFonts w:ascii="Times New Roman" w:hAnsi="Times New Roman"/>
           <w:b/>
-          <w:color w:val="000000"/>
+          <w:sz w:val="22"/>
+        </w:rPr>
+        <w:t xml:space="preserve">•  </w:t>
+      </w:r>
+      <w:r>
+        <w:rPr>
+          <w:rFonts w:ascii="Times New Roman" w:hAnsi="Times New Roman"/>
+          <w:b/>
           <w:sz w:val="23"/>
         </w:rPr>
-        <w:t>•  Readability &amp; Sentence Cadence (R6 - 10 pts): Measures Flesch-Kincaid reading ease, penalizing convoluted sentences exceeding 30 words and rewarding active voice.</w:t>
-      </w:r>
-      <w:r>
-        <w:rPr>
-          <w:rFonts w:ascii="Times New Roman" w:hAnsi="Times New Roman"/>
-          <w:b/>
-          <w:color w:val="000000"/>
+        <w:t xml:space="preserve">Readability &amp; Sentence Cadence (R6 - 10 pts): </w:t>
+      </w:r>
+      <w:r>
+        <w:rPr>
+          <w:rFonts w:ascii="Times New Roman" w:hAnsi="Times New Roman"/>
+          <w:b w:val="0"/>
           <w:sz w:val="23"/>
         </w:rPr>
-      </w:r>
-      <w:r>
-        <w:rPr>
-          <w:rFonts w:ascii="Times New Roman" w:hAnsi="Times New Roman"/>
-          <w:color w:val="000000"/>
-          <w:sz w:val="23"/>
-        </w:rPr>
+        <w:t>Measures Flesch-Kincaid reading ease, penalizing convoluted sentences exceeding 30 words and rewarding active voice.</w:t>
       </w:r>
     </w:p>
     <w:p>
@@ -8420,29 +8981,30 @@
         <w:jc w:val="both"/>
         <w:rPr/>
       </w:pPr>
+      <w:r/>
       <w:r>
         <w:rPr>
           <w:rFonts w:ascii="Times New Roman" w:hAnsi="Times New Roman"/>
           <w:b/>
-          <w:color w:val="000000"/>
+          <w:sz w:val="22"/>
+        </w:rPr>
+        <w:t xml:space="preserve">•  </w:t>
+      </w:r>
+      <w:r>
+        <w:rPr>
+          <w:rFonts w:ascii="Times New Roman" w:hAnsi="Times New Roman"/>
+          <w:b/>
           <w:sz w:val="23"/>
         </w:rPr>
-        <w:t>•  Search Intent Alignment (R7 - 10 pts): Verifies that content structure matches declared user intent (e.g., step-by-step instructions for informational queries, feature comparisons for commercial queries).</w:t>
-      </w:r>
-      <w:r>
-        <w:rPr>
-          <w:rFonts w:ascii="Times New Roman" w:hAnsi="Times New Roman"/>
-          <w:b/>
-          <w:color w:val="000000"/>
+        <w:t xml:space="preserve">Search Intent Alignment (R7 - 10 pts): </w:t>
+      </w:r>
+      <w:r>
+        <w:rPr>
+          <w:rFonts w:ascii="Times New Roman" w:hAnsi="Times New Roman"/>
+          <w:b w:val="0"/>
           <w:sz w:val="23"/>
         </w:rPr>
-      </w:r>
-      <w:r>
-        <w:rPr>
-          <w:rFonts w:ascii="Times New Roman" w:hAnsi="Times New Roman"/>
-          <w:color w:val="000000"/>
-          <w:sz w:val="23"/>
-        </w:rPr>
+        <w:t>Verifies that content structure matches declared user intent (e.g., step-by-step instructions for informational queries, feature comparisons for commercial queries).</w:t>
       </w:r>
     </w:p>
     <w:p>
@@ -8453,29 +9015,30 @@
         <w:jc w:val="both"/>
         <w:rPr/>
       </w:pPr>
+      <w:r/>
       <w:r>
         <w:rPr>
           <w:rFonts w:ascii="Times New Roman" w:hAnsi="Times New Roman"/>
           <w:b/>
-          <w:color w:val="000000"/>
+          <w:sz w:val="22"/>
+        </w:rPr>
+        <w:t xml:space="preserve">•  </w:t>
+      </w:r>
+      <w:r>
+        <w:rPr>
+          <w:rFonts w:ascii="Times New Roman" w:hAnsi="Times New Roman"/>
+          <w:b/>
           <w:sz w:val="23"/>
         </w:rPr>
-        <w:t>•  FAQ Schema Validity (R8 - 10 pts): Validates that FAQ pairs contain authentic question phrasing and comprehensive answers formatted for rich snippet parsing.</w:t>
-      </w:r>
-      <w:r>
-        <w:rPr>
-          <w:rFonts w:ascii="Times New Roman" w:hAnsi="Times New Roman"/>
-          <w:b/>
-          <w:color w:val="000000"/>
+        <w:t xml:space="preserve">FAQ Schema Validity (R8 - 10 pts): </w:t>
+      </w:r>
+      <w:r>
+        <w:rPr>
+          <w:rFonts w:ascii="Times New Roman" w:hAnsi="Times New Roman"/>
+          <w:b w:val="0"/>
           <w:sz w:val="23"/>
         </w:rPr>
-      </w:r>
-      <w:r>
-        <w:rPr>
-          <w:rFonts w:ascii="Times New Roman" w:hAnsi="Times New Roman"/>
-          <w:color w:val="000000"/>
-          <w:sz w:val="23"/>
-        </w:rPr>
+        <w:t>Validates that FAQ pairs contain authentic question phrasing and comprehensive answers formatted for rich snippet parsing.</w:t>
       </w:r>
     </w:p>
     <w:p>
@@ -8486,29 +9049,30 @@
         <w:jc w:val="both"/>
         <w:rPr/>
       </w:pPr>
+      <w:r/>
       <w:r>
         <w:rPr>
           <w:rFonts w:ascii="Times New Roman" w:hAnsi="Times New Roman"/>
           <w:b/>
-          <w:color w:val="000000"/>
+          <w:sz w:val="22"/>
+        </w:rPr>
+        <w:t xml:space="preserve">•  </w:t>
+      </w:r>
+      <w:r>
+        <w:rPr>
+          <w:rFonts w:ascii="Times New Roman" w:hAnsi="Times New Roman"/>
+          <w:b/>
           <w:sz w:val="23"/>
         </w:rPr>
-        <w:t>•  E-E-A-T Signals &amp; Completeness (R9 &amp; R10 - 20 pts): Rewards first-hand expertise markers, data citations, bulleted lists, and structured summary tables.</w:t>
-      </w:r>
-      <w:r>
-        <w:rPr>
-          <w:rFonts w:ascii="Times New Roman" w:hAnsi="Times New Roman"/>
-          <w:b/>
-          <w:color w:val="000000"/>
+        <w:t xml:space="preserve">E-E-A-T Signals &amp; Completeness (R9 &amp; R10 - 20 pts): </w:t>
+      </w:r>
+      <w:r>
+        <w:rPr>
+          <w:rFonts w:ascii="Times New Roman" w:hAnsi="Times New Roman"/>
+          <w:b w:val="0"/>
           <w:sz w:val="23"/>
         </w:rPr>
-      </w:r>
-      <w:r>
-        <w:rPr>
-          <w:rFonts w:ascii="Times New Roman" w:hAnsi="Times New Roman"/>
-          <w:color w:val="000000"/>
-          <w:sz w:val="23"/>
-        </w:rPr>
+        <w:t>Rewards first-hand expertise markers, data citations, bulleted lists, and structured summary tables.</w:t>
       </w:r>
     </w:p>
     <w:p>
@@ -8539,6 +9103,7 @@
       <w:r>
         <w:rPr>
           <w:rFonts w:ascii="Times New Roman" w:hAnsi="Times New Roman"/>
+          <w:b w:val="0"/>
           <w:color w:val="000000"/>
           <w:sz w:val="23"/>
         </w:rPr>
@@ -8555,6 +9120,7 @@
       <w:r>
         <w:rPr>
           <w:rFonts w:ascii="Times New Roman" w:hAnsi="Times New Roman"/>
+          <w:b w:val="0"/>
           <w:color w:val="000000"/>
           <w:sz w:val="23"/>
         </w:rPr>
@@ -8571,6 +9137,7 @@
       <w:r>
         <w:rPr>
           <w:rFonts w:ascii="Times New Roman" w:hAnsi="Times New Roman"/>
+          <w:b w:val="0"/>
           <w:color w:val="000000"/>
           <w:sz w:val="23"/>
         </w:rPr>
@@ -8632,6 +9199,7 @@
       <w:r>
         <w:rPr>
           <w:rFonts w:ascii="Times New Roman" w:hAnsi="Times New Roman"/>
+          <w:b w:val="0"/>
           <w:color w:val="000000"/>
           <w:sz w:val="23"/>
         </w:rPr>
@@ -8710,6 +9278,13 @@
               <w:left w:w="90" w:type="dxa"/>
               <w:right w:w="90" w:type="dxa"/>
             </w:tcMar>
+            <w:shd w:fill="F8FAFC"/>
+            <w:tcMar>
+              <w:top w:w="45" w:type="dxa"/>
+              <w:bottom w:w="45" w:type="dxa"/>
+              <w:left w:w="90" w:type="dxa"/>
+              <w:right w:w="90" w:type="dxa"/>
+            </w:tcMar>
           </w:tcPr>
           <w:p>
             <w:pPr>
@@ -8721,6 +9296,7 @@
             <w:r>
               <w:rPr>
                 <w:rFonts w:ascii="Consolas" w:hAnsi="Consolas"/>
+                <w:b w:val="0"/>
                 <w:color w:val="000000"/>
                 <w:sz w:val="17"/>
               </w:rPr>
@@ -8760,7 +9336,7 @@
       <w:pPr>
         <w:pStyle w:val="Normal"/>
         <w:keepNext/>
-        <w:spacing w:before="120" w:after="40"/>
+        <w:spacing w:before="60" w:after="40"/>
         <w:jc w:val="left"/>
         <w:rPr/>
       </w:pPr>
@@ -8770,7 +9346,7 @@
           <w:b/>
           <w:i/>
           <w:color w:val="000000"/>
-          <w:sz w:val="24"/>
+          <w:sz w:val="19"/>
         </w:rPr>
         <w:t>Listing 4.1: RankCraft AI System Directory Hierarchy</w:t>
       </w:r>
@@ -8803,6 +9379,7 @@
       <w:r>
         <w:rPr>
           <w:rFonts w:ascii="Times New Roman" w:hAnsi="Times New Roman"/>
+          <w:b w:val="0"/>
           <w:color w:val="000000"/>
           <w:sz w:val="23"/>
         </w:rPr>
@@ -8881,6 +9458,13 @@
               <w:left w:w="90" w:type="dxa"/>
               <w:right w:w="90" w:type="dxa"/>
             </w:tcMar>
+            <w:shd w:fill="F8FAFC"/>
+            <w:tcMar>
+              <w:top w:w="45" w:type="dxa"/>
+              <w:bottom w:w="45" w:type="dxa"/>
+              <w:left w:w="90" w:type="dxa"/>
+              <w:right w:w="90" w:type="dxa"/>
+            </w:tcMar>
           </w:tcPr>
           <w:p>
             <w:pPr>
@@ -8892,6 +9476,7 @@
             <w:r>
               <w:rPr>
                 <w:rFonts w:ascii="Consolas" w:hAnsi="Consolas"/>
+                <w:b w:val="0"/>
                 <w:color w:val="000000"/>
                 <w:sz w:val="17"/>
               </w:rPr>
@@ -8931,7 +9516,7 @@
       <w:pPr>
         <w:pStyle w:val="Normal"/>
         <w:keepNext/>
-        <w:spacing w:before="120" w:after="40"/>
+        <w:spacing w:before="60" w:after="40"/>
         <w:jc w:val="left"/>
         <w:rPr/>
       </w:pPr>
@@ -8941,7 +9526,7 @@
           <w:b/>
           <w:i/>
           <w:color w:val="000000"/>
-          <w:sz w:val="24"/>
+          <w:sz w:val="19"/>
         </w:rPr>
         <w:t>Listing 4.2: 4-Stage Chained Prompt Pipeline Orchestrator (server/src/services/pipelineService.ts)</w:t>
       </w:r>
@@ -9018,6 +9603,13 @@
               <w:left w:w="90" w:type="dxa"/>
               <w:right w:w="90" w:type="dxa"/>
             </w:tcMar>
+            <w:shd w:fill="F8FAFC"/>
+            <w:tcMar>
+              <w:top w:w="45" w:type="dxa"/>
+              <w:bottom w:w="45" w:type="dxa"/>
+              <w:left w:w="90" w:type="dxa"/>
+              <w:right w:w="90" w:type="dxa"/>
+            </w:tcMar>
           </w:tcPr>
           <w:p>
             <w:pPr>
@@ -9029,6 +9621,7 @@
             <w:r>
               <w:rPr>
                 <w:rFonts w:ascii="Consolas" w:hAnsi="Consolas"/>
+                <w:b w:val="0"/>
                 <w:color w:val="000000"/>
                 <w:sz w:val="17"/>
               </w:rPr>
@@ -9072,7 +9665,7 @@
       <w:pPr>
         <w:pStyle w:val="Normal"/>
         <w:keepNext/>
-        <w:spacing w:before="120" w:after="40"/>
+        <w:spacing w:before="60" w:after="40"/>
         <w:jc w:val="left"/>
         <w:rPr/>
       </w:pPr>
@@ -9082,7 +9675,7 @@
           <w:b/>
           <w:i/>
           <w:color w:val="000000"/>
-          <w:sz w:val="24"/>
+          <w:sz w:val="19"/>
         </w:rPr>
         <w:t>Listing 4.3: Zod Runtime Schema Validation &amp; SERP Guardrails (shared/src/schemas/contentPackage.ts)</w:t>
       </w:r>
@@ -9159,6 +9752,13 @@
               <w:left w:w="90" w:type="dxa"/>
               <w:right w:w="90" w:type="dxa"/>
             </w:tcMar>
+            <w:shd w:fill="F8FAFC"/>
+            <w:tcMar>
+              <w:top w:w="45" w:type="dxa"/>
+              <w:bottom w:w="45" w:type="dxa"/>
+              <w:left w:w="90" w:type="dxa"/>
+              <w:right w:w="90" w:type="dxa"/>
+            </w:tcMar>
           </w:tcPr>
           <w:p>
             <w:pPr>
@@ -9170,6 +9770,7 @@
             <w:r>
               <w:rPr>
                 <w:rFonts w:ascii="Consolas" w:hAnsi="Consolas"/>
+                <w:b w:val="0"/>
                 <w:color w:val="000000"/>
                 <w:sz w:val="17"/>
               </w:rPr>
@@ -9215,7 +9816,7 @@
       <w:pPr>
         <w:pStyle w:val="Normal"/>
         <w:keepNext/>
-        <w:spacing w:before="120" w:after="40"/>
+        <w:spacing w:before="60" w:after="40"/>
         <w:jc w:val="left"/>
         <w:rPr/>
       </w:pPr>
@@ -9225,7 +9826,7 @@
           <w:b/>
           <w:i/>
           <w:color w:val="000000"/>
-          <w:sz w:val="24"/>
+          <w:sz w:val="19"/>
         </w:rPr>
         <w:t>Listing 4.4: Deterministic 100-Point Rubric Evaluation Engine (server/src/services/rubricService.ts)</w:t>
       </w:r>
@@ -9258,6 +9859,7 @@
       <w:r>
         <w:rPr>
           <w:rFonts w:ascii="Times New Roman" w:hAnsi="Times New Roman"/>
+          <w:b w:val="0"/>
           <w:color w:val="000000"/>
           <w:sz w:val="23"/>
         </w:rPr>
@@ -9280,6 +9882,7 @@
       <w:r>
         <w:rPr>
           <w:rFonts w:ascii="Times New Roman" w:hAnsi="Times New Roman"/>
+          <w:b w:val="0"/>
           <w:sz w:val="19"/>
         </w:rPr>
         <w:drawing>
@@ -9293,7 +9896,7 @@
             </wp:positionV>
             <wp:extent cx="4206240" cy="1874519"/>
             <wp:effectExtent l="0" t="0" r="0" b="0"/>
-            <wp:wrapSquare wrapText="largest"/>
+            <wp:wrapTopAndBottom/>
             <wp:docPr id="11" name="Image8"/>
             <wp:cNvGraphicFramePr>
               <a:graphicFrameLocks xmlns:a="http://schemas.openxmlformats.org/drawingml/2006/main" noChangeAspect="1"/>
@@ -9337,7 +9940,15 @@
           <w:color w:val="000000"/>
           <w:sz w:val="19"/>
         </w:rPr>
-        <w:t>Figure 7: Rubric Radar Compliance across Rules R1–R10 (Mode A vs Mode B).</w:t>
+        <w:t>Figure 7:</w:t>
+      </w:r>
+      <w:r>
+        <w:rPr>
+          <w:rFonts w:ascii="Times New Roman" w:hAnsi="Times New Roman"/>
+          <w:b w:val="0"/>
+          <w:sz w:val="19"/>
+        </w:rPr>
+        <w:t xml:space="preserve"> Rubric Radar Compliance across Rules R1–R10 (Mode A vs Mode B).</w:t>
       </w:r>
     </w:p>
     <w:p>
@@ -9351,6 +9962,7 @@
       <w:r>
         <w:rPr>
           <w:rFonts w:ascii="Times New Roman" w:hAnsi="Times New Roman"/>
+          <w:b w:val="0"/>
           <w:sz w:val="19"/>
         </w:rPr>
         <w:drawing>
@@ -9408,7 +10020,15 @@
           <w:color w:val="000000"/>
           <w:sz w:val="19"/>
         </w:rPr>
-        <w:t>Figure 8: Score Distribution &amp; Penalty Composition Comparison (Mode A: 20 vs Mode B: 83).</w:t>
+        <w:t>Figure 8:</w:t>
+      </w:r>
+      <w:r>
+        <w:rPr>
+          <w:rFonts w:ascii="Times New Roman" w:hAnsi="Times New Roman"/>
+          <w:b w:val="0"/>
+          <w:sz w:val="19"/>
+        </w:rPr>
+        <w:t xml:space="preserve"> Score Distribution &amp; Penalty Composition Comparison (Mode A: 20 vs Mode B: 83).</w:t>
       </w:r>
     </w:p>
     <w:p>
@@ -9422,6 +10042,7 @@
       <w:r>
         <w:rPr>
           <w:rFonts w:ascii="Times New Roman" w:hAnsi="Times New Roman"/>
+          <w:b w:val="0"/>
           <w:sz w:val="19"/>
         </w:rPr>
         <w:drawing>
@@ -9433,7 +10054,7 @@
             <wp:positionV relativeFrom="paragraph">
               <wp:posOffset>635</wp:posOffset>
             </wp:positionV>
-            <wp:extent cx="4023360" cy="2057400"/>
+            <wp:extent cx="4023360" cy="1874519"/>
             <wp:effectExtent l="0" t="0" r="0" b="0"/>
             <wp:wrapTopAndBottom/>
             <wp:docPr id="13" name="Image10"/>
@@ -9458,7 +10079,7 @@
                   <pic:spPr bwMode="auto">
                     <a:xfrm>
                       <a:off x="0" y="0"/>
-                      <a:ext cx="4023360" cy="2057400"/>
+                      <a:ext cx="4023360" cy="1874519"/>
                     </a:xfrm>
                     <a:prstGeom prst="rect">
                       <a:avLst/>
@@ -9479,7 +10100,15 @@
           <w:color w:val="000000"/>
           <w:sz w:val="19"/>
         </w:rPr>
-        <w:t>Figure 9: RankCraft AI Dashboard Interface &amp; System Metrics.</w:t>
+        <w:t>Figure 9:</w:t>
+      </w:r>
+      <w:r>
+        <w:rPr>
+          <w:rFonts w:ascii="Times New Roman" w:hAnsi="Times New Roman"/>
+          <w:b w:val="0"/>
+          <w:sz w:val="19"/>
+        </w:rPr>
+        <w:t xml:space="preserve"> RankCraft AI Dashboard Interface &amp; System Metrics.</w:t>
       </w:r>
     </w:p>
     <w:p>
@@ -9493,6 +10122,7 @@
       <w:r>
         <w:rPr>
           <w:rFonts w:ascii="Times New Roman" w:hAnsi="Times New Roman"/>
+          <w:b w:val="0"/>
           <w:sz w:val="19"/>
         </w:rPr>
         <w:drawing>
@@ -9504,9 +10134,9 @@
             <wp:positionV relativeFrom="paragraph">
               <wp:posOffset>635</wp:posOffset>
             </wp:positionV>
-            <wp:extent cx="4023360" cy="2057400"/>
+            <wp:extent cx="4023360" cy="1874519"/>
             <wp:effectExtent l="0" t="0" r="0" b="0"/>
-            <wp:wrapSquare wrapText="largest"/>
+            <wp:wrapTopAndBottom/>
             <wp:docPr id="14" name="Image11"/>
             <wp:cNvGraphicFramePr>
               <a:graphicFrameLocks xmlns:a="http://schemas.openxmlformats.org/drawingml/2006/main" noChangeAspect="1"/>
@@ -9529,7 +10159,7 @@
                   <pic:spPr bwMode="auto">
                     <a:xfrm>
                       <a:off x="0" y="0"/>
-                      <a:ext cx="4023360" cy="2057400"/>
+                      <a:ext cx="4023360" cy="1874519"/>
                     </a:xfrm>
                     <a:prstGeom prst="rect">
                       <a:avLst/>
@@ -9550,7 +10180,15 @@
           <w:color w:val="000000"/>
           <w:sz w:val="19"/>
         </w:rPr>
-        <w:t>Figure 10: RankCraft AI Generate Package Workspace.</w:t>
+        <w:t>Figure 10:</w:t>
+      </w:r>
+      <w:r>
+        <w:rPr>
+          <w:rFonts w:ascii="Times New Roman" w:hAnsi="Times New Roman"/>
+          <w:b w:val="0"/>
+          <w:sz w:val="19"/>
+        </w:rPr>
+        <w:t xml:space="preserve"> RankCraft AI Generate Package Workspace.</w:t>
       </w:r>
     </w:p>
     <w:p>
@@ -9581,6 +10219,7 @@
       <w:r>
         <w:rPr>
           <w:rFonts w:ascii="Times New Roman" w:hAnsi="Times New Roman"/>
+          <w:b w:val="0"/>
           <w:color w:val="000000"/>
           <w:sz w:val="23"/>
         </w:rPr>
@@ -9598,6 +10237,7 @@
       <w:r>
         <w:rPr>
           <w:rFonts w:ascii="Times New Roman" w:hAnsi="Times New Roman"/>
+          <w:b w:val="0"/>
           <w:sz w:val="19"/>
         </w:rPr>
         <w:drawing>
@@ -9609,9 +10249,9 @@
             <wp:positionV relativeFrom="paragraph">
               <wp:posOffset>635</wp:posOffset>
             </wp:positionV>
-            <wp:extent cx="4023360" cy="2057400"/>
+            <wp:extent cx="4023360" cy="1828800"/>
             <wp:effectExtent l="0" t="0" r="0" b="0"/>
-            <wp:wrapSquare wrapText="largest"/>
+            <wp:wrapTopAndBottom/>
             <wp:docPr id="15" name="Image12"/>
             <wp:cNvGraphicFramePr>
               <a:graphicFrameLocks xmlns:a="http://schemas.openxmlformats.org/drawingml/2006/main" noChangeAspect="1"/>
@@ -9634,7 +10274,7 @@
                   <pic:spPr bwMode="auto">
                     <a:xfrm>
                       <a:off x="0" y="0"/>
-                      <a:ext cx="4023360" cy="2057400"/>
+                      <a:ext cx="4023360" cy="1828800"/>
                     </a:xfrm>
                     <a:prstGeom prst="rect">
                       <a:avLst/>
@@ -9655,7 +10295,15 @@
           <w:color w:val="000000"/>
           <w:sz w:val="19"/>
         </w:rPr>
-        <w:t>Figure 11: RankCraft AI Prompt Engineering Lab A/B Comparison Interface.</w:t>
+        <w:t>Figure 11:</w:t>
+      </w:r>
+      <w:r>
+        <w:rPr>
+          <w:rFonts w:ascii="Times New Roman" w:hAnsi="Times New Roman"/>
+          <w:b w:val="0"/>
+          <w:sz w:val="19"/>
+        </w:rPr>
+        <w:t xml:space="preserve"> RankCraft AI Prompt Engineering Lab A/B Comparison Interface.</w:t>
       </w:r>
     </w:p>
     <w:p>
@@ -9669,6 +10317,7 @@
       <w:r>
         <w:rPr>
           <w:rFonts w:ascii="Times New Roman" w:hAnsi="Times New Roman"/>
+          <w:b w:val="0"/>
           <w:sz w:val="19"/>
         </w:rPr>
         <w:drawing>
@@ -9680,9 +10329,9 @@
             <wp:positionV relativeFrom="paragraph">
               <wp:posOffset>635</wp:posOffset>
             </wp:positionV>
-            <wp:extent cx="4023360" cy="2057400"/>
+            <wp:extent cx="4023360" cy="1828800"/>
             <wp:effectExtent l="0" t="0" r="0" b="0"/>
-            <wp:wrapSquare wrapText="largest"/>
+            <wp:wrapTopAndBottom/>
             <wp:docPr id="16" name="Image13"/>
             <wp:cNvGraphicFramePr>
               <a:graphicFrameLocks xmlns:a="http://schemas.openxmlformats.org/drawingml/2006/main" noChangeAspect="1"/>
@@ -9705,7 +10354,7 @@
                   <pic:spPr bwMode="auto">
                     <a:xfrm>
                       <a:off x="0" y="0"/>
-                      <a:ext cx="4023360" cy="2057400"/>
+                      <a:ext cx="4023360" cy="1828800"/>
                     </a:xfrm>
                     <a:prstGeom prst="rect">
                       <a:avLst/>
@@ -9726,7 +10375,15 @@
           <w:color w:val="000000"/>
           <w:sz w:val="19"/>
         </w:rPr>
-        <w:t>Figure 12: RankCraft AI Evaluation &amp; 100-Point Rubric Breakdown Interface.</w:t>
+        <w:t>Figure 12:</w:t>
+      </w:r>
+      <w:r>
+        <w:rPr>
+          <w:rFonts w:ascii="Times New Roman" w:hAnsi="Times New Roman"/>
+          <w:b w:val="0"/>
+          <w:sz w:val="19"/>
+        </w:rPr>
+        <w:t xml:space="preserve"> RankCraft AI Evaluation &amp; 100-Point Rubric Breakdown Interface.</w:t>
       </w:r>
     </w:p>
     <w:tbl>
@@ -9763,6 +10420,8 @@
           <w:tblHeader/>
           <w:cantSplit/>
           <w:tblHeader/>
+          <w:cantSplit/>
+          <w:tblHeader/>
         </w:trPr>
         <w:tc>
           <w:tcPr>
@@ -9795,6 +10454,13 @@
               <w:bottom w:w="30" w:type="dxa"/>
               <w:left w:w="55" w:type="dxa"/>
               <w:right w:w="55" w:type="dxa"/>
+            </w:tcMar>
+            <w:shd w:fill="E2E8F0"/>
+            <w:tcMar>
+              <w:top w:w="30" w:type="dxa"/>
+              <w:bottom w:w="30" w:type="dxa"/>
+              <w:left w:w="50" w:type="dxa"/>
+              <w:right w:w="50" w:type="dxa"/>
             </w:tcMar>
             <w:shd w:fill="E2E8F0"/>
             <w:tcMar>
@@ -9877,65 +10543,6 @@
               <w:right w:w="50" w:type="dxa"/>
             </w:tcMar>
             <w:shd w:fill="E2E8F0"/>
-          </w:tcPr>
-          <w:p>
-            <w:pPr>
-              <w:pStyle w:val="Normal"/>
-              <w:spacing w:before="0" w:after="0" w:line="245" w:lineRule="auto"/>
-              <w:jc w:val="center"/>
-              <w:rPr/>
-            </w:pPr>
-            <w:r>
-              <w:rPr>
-                <w:rFonts w:ascii="Times New Roman" w:hAnsi="Times New Roman"/>
-                <w:b/>
-                <w:color w:val="000000"/>
-                <w:sz w:val="18"/>
-              </w:rPr>
-              <w:t>Primary Functional Role</w:t>
-            </w:r>
-          </w:p>
-        </w:tc>
-        <w:tc>
-          <w:tcPr>
-            <w:tcW w:w="2340" w:type="dxa"/>
-            <w:tcBorders/>
-            <w:shd w:fill="E2E8F0" w:val="clear"/>
-            <w:tcMar>
-              <w:top w:w="60" w:type="dxa"/>
-              <w:bottom w:w="60" w:type="dxa"/>
-              <w:left w:w="80" w:type="dxa"/>
-              <w:right w:w="80" w:type="dxa"/>
-            </w:tcMar>
-            <w:shd w:fill="E2E8F0"/>
-            <w:tcMar>
-              <w:top w:w="50" w:type="dxa"/>
-              <w:bottom w:w="50" w:type="dxa"/>
-              <w:left w:w="70" w:type="dxa"/>
-              <w:right w:w="70" w:type="dxa"/>
-            </w:tcMar>
-            <w:shd w:fill="E2E8F0"/>
-            <w:tcMar>
-              <w:top w:w="35" w:type="dxa"/>
-              <w:bottom w:w="35" w:type="dxa"/>
-              <w:left w:w="60" w:type="dxa"/>
-              <w:right w:w="60" w:type="dxa"/>
-            </w:tcMar>
-            <w:shd w:fill="E2E8F0"/>
-            <w:tcMar>
-              <w:top w:w="30" w:type="dxa"/>
-              <w:bottom w:w="30" w:type="dxa"/>
-              <w:left w:w="55" w:type="dxa"/>
-              <w:right w:w="55" w:type="dxa"/>
-            </w:tcMar>
-            <w:shd w:fill="E2E8F0"/>
-            <w:tcMar>
-              <w:top w:w="30" w:type="dxa"/>
-              <w:bottom w:w="30" w:type="dxa"/>
-              <w:left w:w="50" w:type="dxa"/>
-              <w:right w:w="50" w:type="dxa"/>
-            </w:tcMar>
-            <w:shd w:fill="E2E8F0"/>
             <w:tcMar>
               <w:top w:w="30" w:type="dxa"/>
               <w:bottom w:w="30" w:type="dxa"/>
@@ -9958,13 +10565,13 @@
                 <w:color w:val="000000"/>
                 <w:sz w:val="18"/>
               </w:rPr>
-              <w:t>Key Subsystems &amp; Visual Components</w:t>
+              <w:t>Primary Functional Role</w:t>
             </w:r>
           </w:p>
         </w:tc>
         <w:tc>
           <w:tcPr>
-            <w:tcW w:w="1980" w:type="dxa"/>
+            <w:tcW w:w="2340" w:type="dxa"/>
             <w:tcBorders/>
             <w:shd w:fill="E2E8F0" w:val="clear"/>
             <w:tcMar>
@@ -9993,6 +10600,13 @@
               <w:bottom w:w="30" w:type="dxa"/>
               <w:left w:w="55" w:type="dxa"/>
               <w:right w:w="55" w:type="dxa"/>
+            </w:tcMar>
+            <w:shd w:fill="E2E8F0"/>
+            <w:tcMar>
+              <w:top w:w="30" w:type="dxa"/>
+              <w:bottom w:w="30" w:type="dxa"/>
+              <w:left w:w="50" w:type="dxa"/>
+              <w:right w:w="50" w:type="dxa"/>
             </w:tcMar>
             <w:shd w:fill="E2E8F0"/>
             <w:tcMar>
@@ -10024,6 +10638,79 @@
                 <w:color w:val="000000"/>
                 <w:sz w:val="18"/>
               </w:rPr>
+              <w:t>Key Subsystems &amp; Visual Components</w:t>
+            </w:r>
+          </w:p>
+        </w:tc>
+        <w:tc>
+          <w:tcPr>
+            <w:tcW w:w="1980" w:type="dxa"/>
+            <w:tcBorders/>
+            <w:shd w:fill="E2E8F0" w:val="clear"/>
+            <w:tcMar>
+              <w:top w:w="60" w:type="dxa"/>
+              <w:bottom w:w="60" w:type="dxa"/>
+              <w:left w:w="80" w:type="dxa"/>
+              <w:right w:w="80" w:type="dxa"/>
+            </w:tcMar>
+            <w:shd w:fill="E2E8F0"/>
+            <w:tcMar>
+              <w:top w:w="50" w:type="dxa"/>
+              <w:bottom w:w="50" w:type="dxa"/>
+              <w:left w:w="70" w:type="dxa"/>
+              <w:right w:w="70" w:type="dxa"/>
+            </w:tcMar>
+            <w:shd w:fill="E2E8F0"/>
+            <w:tcMar>
+              <w:top w:w="35" w:type="dxa"/>
+              <w:bottom w:w="35" w:type="dxa"/>
+              <w:left w:w="60" w:type="dxa"/>
+              <w:right w:w="60" w:type="dxa"/>
+            </w:tcMar>
+            <w:shd w:fill="E2E8F0"/>
+            <w:tcMar>
+              <w:top w:w="30" w:type="dxa"/>
+              <w:bottom w:w="30" w:type="dxa"/>
+              <w:left w:w="55" w:type="dxa"/>
+              <w:right w:w="55" w:type="dxa"/>
+            </w:tcMar>
+            <w:shd w:fill="E2E8F0"/>
+            <w:tcMar>
+              <w:top w:w="30" w:type="dxa"/>
+              <w:bottom w:w="30" w:type="dxa"/>
+              <w:left w:w="50" w:type="dxa"/>
+              <w:right w:w="50" w:type="dxa"/>
+            </w:tcMar>
+            <w:shd w:fill="E2E8F0"/>
+            <w:tcMar>
+              <w:top w:w="30" w:type="dxa"/>
+              <w:bottom w:w="30" w:type="dxa"/>
+              <w:left w:w="50" w:type="dxa"/>
+              <w:right w:w="50" w:type="dxa"/>
+            </w:tcMar>
+            <w:shd w:fill="E2E8F0"/>
+            <w:tcMar>
+              <w:top w:w="30" w:type="dxa"/>
+              <w:bottom w:w="30" w:type="dxa"/>
+              <w:left w:w="50" w:type="dxa"/>
+              <w:right w:w="50" w:type="dxa"/>
+            </w:tcMar>
+            <w:shd w:fill="E2E8F0"/>
+          </w:tcPr>
+          <w:p>
+            <w:pPr>
+              <w:pStyle w:val="Normal"/>
+              <w:spacing w:before="0" w:after="0" w:line="245" w:lineRule="auto"/>
+              <w:jc w:val="center"/>
+              <w:rPr/>
+            </w:pPr>
+            <w:r>
+              <w:rPr>
+                <w:rFonts w:ascii="Times New Roman" w:hAnsi="Times New Roman"/>
+                <w:b/>
+                <w:color w:val="000000"/>
+                <w:sz w:val="18"/>
+              </w:rPr>
               <w:t>Verification Status</w:t>
             </w:r>
           </w:p>
@@ -10037,6 +10724,7 @@
           <w:cantSplit/>
           <w:cantSplit/>
           <w:cantSplit/>
+          <w:cantSplit/>
         </w:trPr>
         <w:tc>
           <w:tcPr>
@@ -10072,6 +10760,12 @@
               <w:bottom w:w="30" w:type="dxa"/>
               <w:left w:w="55" w:type="dxa"/>
               <w:right w:w="55" w:type="dxa"/>
+            </w:tcMar>
+            <w:tcMar>
+              <w:top w:w="30" w:type="dxa"/>
+              <w:bottom w:w="30" w:type="dxa"/>
+              <w:left w:w="50" w:type="dxa"/>
+              <w:right w:w="50" w:type="dxa"/>
             </w:tcMar>
             <w:tcMar>
               <w:top w:w="30" w:type="dxa"/>
@@ -10096,6 +10790,7 @@
             <w:r>
               <w:rPr>
                 <w:rFonts w:ascii="Times New Roman" w:hAnsi="Times New Roman"/>
+                <w:b w:val="0"/>
                 <w:color w:val="000000"/>
                 <w:sz w:val="18"/>
               </w:rPr>
@@ -10150,6 +10845,12 @@
               <w:left w:w="50" w:type="dxa"/>
               <w:right w:w="50" w:type="dxa"/>
             </w:tcMar>
+            <w:tcMar>
+              <w:top w:w="30" w:type="dxa"/>
+              <w:bottom w:w="30" w:type="dxa"/>
+              <w:left w:w="50" w:type="dxa"/>
+              <w:right w:w="50" w:type="dxa"/>
+            </w:tcMar>
           </w:tcPr>
           <w:p>
             <w:pPr>
@@ -10161,6 +10862,7 @@
             <w:r>
               <w:rPr>
                 <w:rFonts w:ascii="Times New Roman" w:hAnsi="Times New Roman"/>
+                <w:b w:val="0"/>
                 <w:color w:val="000000"/>
                 <w:sz w:val="18"/>
               </w:rPr>
@@ -10215,6 +10917,12 @@
               <w:left w:w="50" w:type="dxa"/>
               <w:right w:w="50" w:type="dxa"/>
             </w:tcMar>
+            <w:tcMar>
+              <w:top w:w="30" w:type="dxa"/>
+              <w:bottom w:w="30" w:type="dxa"/>
+              <w:left w:w="50" w:type="dxa"/>
+              <w:right w:w="50" w:type="dxa"/>
+            </w:tcMar>
           </w:tcPr>
           <w:p>
             <w:pPr>
@@ -10226,6 +10934,7 @@
             <w:r>
               <w:rPr>
                 <w:rFonts w:ascii="Times New Roman" w:hAnsi="Times New Roman"/>
+                <w:b w:val="0"/>
                 <w:color w:val="000000"/>
                 <w:sz w:val="18"/>
               </w:rPr>
@@ -10280,6 +10989,12 @@
               <w:left w:w="50" w:type="dxa"/>
               <w:right w:w="50" w:type="dxa"/>
             </w:tcMar>
+            <w:tcMar>
+              <w:top w:w="30" w:type="dxa"/>
+              <w:bottom w:w="30" w:type="dxa"/>
+              <w:left w:w="50" w:type="dxa"/>
+              <w:right w:w="50" w:type="dxa"/>
+            </w:tcMar>
           </w:tcPr>
           <w:p>
             <w:pPr>
@@ -10291,6 +11006,7 @@
             <w:r>
               <w:rPr>
                 <w:rFonts w:ascii="Times New Roman" w:hAnsi="Times New Roman"/>
+                <w:b w:val="0"/>
                 <w:color w:val="000000"/>
                 <w:sz w:val="18"/>
               </w:rPr>
@@ -10307,6 +11023,7 @@
           <w:cantSplit/>
           <w:cantSplit/>
           <w:cantSplit/>
+          <w:cantSplit/>
         </w:trPr>
         <w:tc>
           <w:tcPr>
@@ -10342,6 +11059,12 @@
               <w:bottom w:w="30" w:type="dxa"/>
               <w:left w:w="55" w:type="dxa"/>
               <w:right w:w="55" w:type="dxa"/>
+            </w:tcMar>
+            <w:tcMar>
+              <w:top w:w="30" w:type="dxa"/>
+              <w:bottom w:w="30" w:type="dxa"/>
+              <w:left w:w="50" w:type="dxa"/>
+              <w:right w:w="50" w:type="dxa"/>
             </w:tcMar>
             <w:tcMar>
               <w:top w:w="30" w:type="dxa"/>
@@ -10366,6 +11089,7 @@
             <w:r>
               <w:rPr>
                 <w:rFonts w:ascii="Times New Roman" w:hAnsi="Times New Roman"/>
+                <w:b w:val="0"/>
                 <w:color w:val="000000"/>
                 <w:sz w:val="18"/>
               </w:rPr>
@@ -10420,6 +11144,12 @@
               <w:left w:w="50" w:type="dxa"/>
               <w:right w:w="50" w:type="dxa"/>
             </w:tcMar>
+            <w:tcMar>
+              <w:top w:w="30" w:type="dxa"/>
+              <w:bottom w:w="30" w:type="dxa"/>
+              <w:left w:w="50" w:type="dxa"/>
+              <w:right w:w="50" w:type="dxa"/>
+            </w:tcMar>
           </w:tcPr>
           <w:p>
             <w:pPr>
@@ -10431,6 +11161,7 @@
             <w:r>
               <w:rPr>
                 <w:rFonts w:ascii="Times New Roman" w:hAnsi="Times New Roman"/>
+                <w:b w:val="0"/>
                 <w:color w:val="000000"/>
                 <w:sz w:val="18"/>
               </w:rPr>
@@ -10485,6 +11216,12 @@
               <w:left w:w="50" w:type="dxa"/>
               <w:right w:w="50" w:type="dxa"/>
             </w:tcMar>
+            <w:tcMar>
+              <w:top w:w="30" w:type="dxa"/>
+              <w:bottom w:w="30" w:type="dxa"/>
+              <w:left w:w="50" w:type="dxa"/>
+              <w:right w:w="50" w:type="dxa"/>
+            </w:tcMar>
           </w:tcPr>
           <w:p>
             <w:pPr>
@@ -10496,6 +11233,7 @@
             <w:r>
               <w:rPr>
                 <w:rFonts w:ascii="Times New Roman" w:hAnsi="Times New Roman"/>
+                <w:b w:val="0"/>
                 <w:color w:val="000000"/>
                 <w:sz w:val="18"/>
               </w:rPr>
@@ -10550,6 +11288,12 @@
               <w:left w:w="50" w:type="dxa"/>
               <w:right w:w="50" w:type="dxa"/>
             </w:tcMar>
+            <w:tcMar>
+              <w:top w:w="30" w:type="dxa"/>
+              <w:bottom w:w="30" w:type="dxa"/>
+              <w:left w:w="50" w:type="dxa"/>
+              <w:right w:w="50" w:type="dxa"/>
+            </w:tcMar>
           </w:tcPr>
           <w:p>
             <w:pPr>
@@ -10561,6 +11305,7 @@
             <w:r>
               <w:rPr>
                 <w:rFonts w:ascii="Times New Roman" w:hAnsi="Times New Roman"/>
+                <w:b w:val="0"/>
                 <w:color w:val="000000"/>
                 <w:sz w:val="18"/>
               </w:rPr>
@@ -10577,6 +11322,7 @@
           <w:cantSplit/>
           <w:cantSplit/>
           <w:cantSplit/>
+          <w:cantSplit/>
         </w:trPr>
         <w:tc>
           <w:tcPr>
@@ -10612,6 +11358,12 @@
               <w:bottom w:w="30" w:type="dxa"/>
               <w:left w:w="55" w:type="dxa"/>
               <w:right w:w="55" w:type="dxa"/>
+            </w:tcMar>
+            <w:tcMar>
+              <w:top w:w="30" w:type="dxa"/>
+              <w:bottom w:w="30" w:type="dxa"/>
+              <w:left w:w="50" w:type="dxa"/>
+              <w:right w:w="50" w:type="dxa"/>
             </w:tcMar>
             <w:tcMar>
               <w:top w:w="30" w:type="dxa"/>
@@ -10636,6 +11388,7 @@
             <w:r>
               <w:rPr>
                 <w:rFonts w:ascii="Times New Roman" w:hAnsi="Times New Roman"/>
+                <w:b w:val="0"/>
                 <w:color w:val="000000"/>
                 <w:sz w:val="18"/>
               </w:rPr>
@@ -10690,6 +11443,12 @@
               <w:left w:w="50" w:type="dxa"/>
               <w:right w:w="50" w:type="dxa"/>
             </w:tcMar>
+            <w:tcMar>
+              <w:top w:w="30" w:type="dxa"/>
+              <w:bottom w:w="30" w:type="dxa"/>
+              <w:left w:w="50" w:type="dxa"/>
+              <w:right w:w="50" w:type="dxa"/>
+            </w:tcMar>
           </w:tcPr>
           <w:p>
             <w:pPr>
@@ -10701,6 +11460,7 @@
             <w:r>
               <w:rPr>
                 <w:rFonts w:ascii="Times New Roman" w:hAnsi="Times New Roman"/>
+                <w:b w:val="0"/>
                 <w:color w:val="000000"/>
                 <w:sz w:val="18"/>
               </w:rPr>
@@ -10755,6 +11515,12 @@
               <w:left w:w="50" w:type="dxa"/>
               <w:right w:w="50" w:type="dxa"/>
             </w:tcMar>
+            <w:tcMar>
+              <w:top w:w="30" w:type="dxa"/>
+              <w:bottom w:w="30" w:type="dxa"/>
+              <w:left w:w="50" w:type="dxa"/>
+              <w:right w:w="50" w:type="dxa"/>
+            </w:tcMar>
           </w:tcPr>
           <w:p>
             <w:pPr>
@@ -10766,6 +11532,7 @@
             <w:r>
               <w:rPr>
                 <w:rFonts w:ascii="Times New Roman" w:hAnsi="Times New Roman"/>
+                <w:b w:val="0"/>
                 <w:color w:val="000000"/>
                 <w:sz w:val="18"/>
               </w:rPr>
@@ -10820,6 +11587,12 @@
               <w:left w:w="50" w:type="dxa"/>
               <w:right w:w="50" w:type="dxa"/>
             </w:tcMar>
+            <w:tcMar>
+              <w:top w:w="30" w:type="dxa"/>
+              <w:bottom w:w="30" w:type="dxa"/>
+              <w:left w:w="50" w:type="dxa"/>
+              <w:right w:w="50" w:type="dxa"/>
+            </w:tcMar>
           </w:tcPr>
           <w:p>
             <w:pPr>
@@ -10831,6 +11604,7 @@
             <w:r>
               <w:rPr>
                 <w:rFonts w:ascii="Times New Roman" w:hAnsi="Times New Roman"/>
+                <w:b w:val="0"/>
                 <w:color w:val="000000"/>
                 <w:sz w:val="18"/>
               </w:rPr>
@@ -10847,6 +11621,7 @@
           <w:cantSplit/>
           <w:cantSplit/>
           <w:cantSplit/>
+          <w:cantSplit/>
         </w:trPr>
         <w:tc>
           <w:tcPr>
@@ -10882,6 +11657,12 @@
               <w:bottom w:w="30" w:type="dxa"/>
               <w:left w:w="55" w:type="dxa"/>
               <w:right w:w="55" w:type="dxa"/>
+            </w:tcMar>
+            <w:tcMar>
+              <w:top w:w="30" w:type="dxa"/>
+              <w:bottom w:w="30" w:type="dxa"/>
+              <w:left w:w="50" w:type="dxa"/>
+              <w:right w:w="50" w:type="dxa"/>
             </w:tcMar>
             <w:tcMar>
               <w:top w:w="30" w:type="dxa"/>
@@ -10906,6 +11687,7 @@
             <w:r>
               <w:rPr>
                 <w:rFonts w:ascii="Times New Roman" w:hAnsi="Times New Roman"/>
+                <w:b w:val="0"/>
                 <w:color w:val="000000"/>
                 <w:sz w:val="18"/>
               </w:rPr>
@@ -10960,6 +11742,12 @@
               <w:left w:w="50" w:type="dxa"/>
               <w:right w:w="50" w:type="dxa"/>
             </w:tcMar>
+            <w:tcMar>
+              <w:top w:w="30" w:type="dxa"/>
+              <w:bottom w:w="30" w:type="dxa"/>
+              <w:left w:w="50" w:type="dxa"/>
+              <w:right w:w="50" w:type="dxa"/>
+            </w:tcMar>
           </w:tcPr>
           <w:p>
             <w:pPr>
@@ -10971,6 +11759,7 @@
             <w:r>
               <w:rPr>
                 <w:rFonts w:ascii="Times New Roman" w:hAnsi="Times New Roman"/>
+                <w:b w:val="0"/>
                 <w:color w:val="000000"/>
                 <w:sz w:val="18"/>
               </w:rPr>
@@ -11025,6 +11814,12 @@
               <w:left w:w="50" w:type="dxa"/>
               <w:right w:w="50" w:type="dxa"/>
             </w:tcMar>
+            <w:tcMar>
+              <w:top w:w="30" w:type="dxa"/>
+              <w:bottom w:w="30" w:type="dxa"/>
+              <w:left w:w="50" w:type="dxa"/>
+              <w:right w:w="50" w:type="dxa"/>
+            </w:tcMar>
           </w:tcPr>
           <w:p>
             <w:pPr>
@@ -11036,6 +11831,7 @@
             <w:r>
               <w:rPr>
                 <w:rFonts w:ascii="Times New Roman" w:hAnsi="Times New Roman"/>
+                <w:b w:val="0"/>
                 <w:color w:val="000000"/>
                 <w:sz w:val="18"/>
               </w:rPr>
@@ -11090,6 +11886,12 @@
               <w:left w:w="50" w:type="dxa"/>
               <w:right w:w="50" w:type="dxa"/>
             </w:tcMar>
+            <w:tcMar>
+              <w:top w:w="30" w:type="dxa"/>
+              <w:bottom w:w="30" w:type="dxa"/>
+              <w:left w:w="50" w:type="dxa"/>
+              <w:right w:w="50" w:type="dxa"/>
+            </w:tcMar>
           </w:tcPr>
           <w:p>
             <w:pPr>
@@ -11101,6 +11903,7 @@
             <w:r>
               <w:rPr>
                 <w:rFonts w:ascii="Times New Roman" w:hAnsi="Times New Roman"/>
+                <w:b w:val="0"/>
                 <w:color w:val="000000"/>
                 <w:sz w:val="18"/>
               </w:rPr>
@@ -11117,6 +11920,7 @@
           <w:cantSplit/>
           <w:cantSplit/>
           <w:cantSplit/>
+          <w:cantSplit/>
         </w:trPr>
         <w:tc>
           <w:tcPr>
@@ -11152,6 +11956,12 @@
               <w:bottom w:w="30" w:type="dxa"/>
               <w:left w:w="55" w:type="dxa"/>
               <w:right w:w="55" w:type="dxa"/>
+            </w:tcMar>
+            <w:tcMar>
+              <w:top w:w="30" w:type="dxa"/>
+              <w:bottom w:w="30" w:type="dxa"/>
+              <w:left w:w="50" w:type="dxa"/>
+              <w:right w:w="50" w:type="dxa"/>
             </w:tcMar>
             <w:tcMar>
               <w:top w:w="30" w:type="dxa"/>
@@ -11176,6 +11986,7 @@
             <w:r>
               <w:rPr>
                 <w:rFonts w:ascii="Times New Roman" w:hAnsi="Times New Roman"/>
+                <w:b w:val="0"/>
                 <w:color w:val="000000"/>
                 <w:sz w:val="18"/>
               </w:rPr>
@@ -11230,6 +12041,12 @@
               <w:left w:w="50" w:type="dxa"/>
               <w:right w:w="50" w:type="dxa"/>
             </w:tcMar>
+            <w:tcMar>
+              <w:top w:w="30" w:type="dxa"/>
+              <w:bottom w:w="30" w:type="dxa"/>
+              <w:left w:w="50" w:type="dxa"/>
+              <w:right w:w="50" w:type="dxa"/>
+            </w:tcMar>
           </w:tcPr>
           <w:p>
             <w:pPr>
@@ -11241,6 +12058,7 @@
             <w:r>
               <w:rPr>
                 <w:rFonts w:ascii="Times New Roman" w:hAnsi="Times New Roman"/>
+                <w:b w:val="0"/>
                 <w:color w:val="000000"/>
                 <w:sz w:val="18"/>
               </w:rPr>
@@ -11295,6 +12113,12 @@
               <w:left w:w="50" w:type="dxa"/>
               <w:right w:w="50" w:type="dxa"/>
             </w:tcMar>
+            <w:tcMar>
+              <w:top w:w="30" w:type="dxa"/>
+              <w:bottom w:w="30" w:type="dxa"/>
+              <w:left w:w="50" w:type="dxa"/>
+              <w:right w:w="50" w:type="dxa"/>
+            </w:tcMar>
           </w:tcPr>
           <w:p>
             <w:pPr>
@@ -11306,6 +12130,7 @@
             <w:r>
               <w:rPr>
                 <w:rFonts w:ascii="Times New Roman" w:hAnsi="Times New Roman"/>
+                <w:b w:val="0"/>
                 <w:color w:val="000000"/>
                 <w:sz w:val="18"/>
               </w:rPr>
@@ -11360,6 +12185,12 @@
               <w:left w:w="50" w:type="dxa"/>
               <w:right w:w="50" w:type="dxa"/>
             </w:tcMar>
+            <w:tcMar>
+              <w:top w:w="30" w:type="dxa"/>
+              <w:bottom w:w="30" w:type="dxa"/>
+              <w:left w:w="50" w:type="dxa"/>
+              <w:right w:w="50" w:type="dxa"/>
+            </w:tcMar>
           </w:tcPr>
           <w:p>
             <w:pPr>
@@ -11371,6 +12202,7 @@
             <w:r>
               <w:rPr>
                 <w:rFonts w:ascii="Times New Roman" w:hAnsi="Times New Roman"/>
+                <w:b w:val="0"/>
                 <w:color w:val="000000"/>
                 <w:sz w:val="18"/>
               </w:rPr>
@@ -11398,6 +12230,7 @@
       <w:r>
         <w:rPr>
           <w:rFonts w:ascii="Times New Roman" w:hAnsi="Times New Roman"/>
+          <w:b w:val="0"/>
           <w:color w:val="000000"/>
           <w:sz w:val="23"/>
         </w:rPr>
@@ -11476,6 +12309,13 @@
               <w:left w:w="90" w:type="dxa"/>
               <w:right w:w="90" w:type="dxa"/>
             </w:tcMar>
+            <w:shd w:fill="F8FAFC"/>
+            <w:tcMar>
+              <w:top w:w="45" w:type="dxa"/>
+              <w:bottom w:w="45" w:type="dxa"/>
+              <w:left w:w="90" w:type="dxa"/>
+              <w:right w:w="90" w:type="dxa"/>
+            </w:tcMar>
           </w:tcPr>
           <w:p>
             <w:pPr>
@@ -11487,6 +12327,7 @@
             <w:r>
               <w:rPr>
                 <w:rFonts w:ascii="Consolas" w:hAnsi="Consolas"/>
+                <w:b w:val="0"/>
                 <w:color w:val="000000"/>
                 <w:sz w:val="17"/>
               </w:rPr>
@@ -11530,7 +12371,7 @@
       <w:pPr>
         <w:pStyle w:val="Normal"/>
         <w:keepNext/>
-        <w:spacing w:before="120" w:after="40"/>
+        <w:spacing w:before="60" w:after="40"/>
         <w:jc w:val="left"/>
         <w:rPr/>
       </w:pPr>
@@ -11540,7 +12381,7 @@
           <w:b/>
           <w:i/>
           <w:color w:val="000000"/>
-          <w:sz w:val="24"/>
+          <w:sz w:val="19"/>
         </w:rPr>
         <w:t>Listing 4.5: Automated Test Suite Execution Logs (49 Passing Tests Across Client and Server)</w:t>
       </w:r>
@@ -11573,6 +12414,7 @@
       <w:r>
         <w:rPr>
           <w:rFonts w:ascii="Times New Roman" w:hAnsi="Times New Roman"/>
+          <w:b w:val="0"/>
           <w:color w:val="000000"/>
           <w:sz w:val="23"/>
         </w:rPr>
@@ -11615,6 +12457,8 @@
           <w:tblHeader/>
           <w:cantSplit/>
           <w:tblHeader/>
+          <w:cantSplit/>
+          <w:tblHeader/>
         </w:trPr>
         <w:tc>
           <w:tcPr>
@@ -11647,6 +12491,13 @@
               <w:bottom w:w="30" w:type="dxa"/>
               <w:left w:w="55" w:type="dxa"/>
               <w:right w:w="55" w:type="dxa"/>
+            </w:tcMar>
+            <w:shd w:fill="E2E8F0"/>
+            <w:tcMar>
+              <w:top w:w="30" w:type="dxa"/>
+              <w:bottom w:w="30" w:type="dxa"/>
+              <w:left w:w="50" w:type="dxa"/>
+              <w:right w:w="50" w:type="dxa"/>
             </w:tcMar>
             <w:shd w:fill="E2E8F0"/>
             <w:tcMar>
@@ -11729,65 +12580,6 @@
               <w:right w:w="50" w:type="dxa"/>
             </w:tcMar>
             <w:shd w:fill="E2E8F0"/>
-          </w:tcPr>
-          <w:p>
-            <w:pPr>
-              <w:pStyle w:val="Normal"/>
-              <w:spacing w:before="0" w:after="0" w:line="240" w:lineRule="auto"/>
-              <w:jc w:val="center"/>
-              <w:rPr/>
-            </w:pPr>
-            <w:r>
-              <w:rPr>
-                <w:rFonts w:ascii="Times New Roman" w:hAnsi="Times New Roman"/>
-                <w:b/>
-                <w:color w:val="000000"/>
-                <w:sz w:val="17"/>
-              </w:rPr>
-              <w:t>Generation Strategy</w:t>
-            </w:r>
-          </w:p>
-        </w:tc>
-        <w:tc>
-          <w:tcPr>
-            <w:tcW w:w="1441" w:type="dxa"/>
-            <w:tcBorders/>
-            <w:shd w:fill="E2E8F0" w:val="clear"/>
-            <w:tcMar>
-              <w:top w:w="60" w:type="dxa"/>
-              <w:bottom w:w="60" w:type="dxa"/>
-              <w:left w:w="80" w:type="dxa"/>
-              <w:right w:w="80" w:type="dxa"/>
-            </w:tcMar>
-            <w:shd w:fill="E2E8F0"/>
-            <w:tcMar>
-              <w:top w:w="50" w:type="dxa"/>
-              <w:bottom w:w="50" w:type="dxa"/>
-              <w:left w:w="70" w:type="dxa"/>
-              <w:right w:w="70" w:type="dxa"/>
-            </w:tcMar>
-            <w:shd w:fill="E2E8F0"/>
-            <w:tcMar>
-              <w:top w:w="35" w:type="dxa"/>
-              <w:bottom w:w="35" w:type="dxa"/>
-              <w:left w:w="60" w:type="dxa"/>
-              <w:right w:w="60" w:type="dxa"/>
-            </w:tcMar>
-            <w:shd w:fill="E2E8F0"/>
-            <w:tcMar>
-              <w:top w:w="30" w:type="dxa"/>
-              <w:bottom w:w="30" w:type="dxa"/>
-              <w:left w:w="55" w:type="dxa"/>
-              <w:right w:w="55" w:type="dxa"/>
-            </w:tcMar>
-            <w:shd w:fill="E2E8F0"/>
-            <w:tcMar>
-              <w:top w:w="30" w:type="dxa"/>
-              <w:bottom w:w="30" w:type="dxa"/>
-              <w:left w:w="50" w:type="dxa"/>
-              <w:right w:w="50" w:type="dxa"/>
-            </w:tcMar>
-            <w:shd w:fill="E2E8F0"/>
             <w:tcMar>
               <w:top w:w="30" w:type="dxa"/>
               <w:bottom w:w="30" w:type="dxa"/>
@@ -11810,13 +12602,13 @@
                 <w:color w:val="000000"/>
                 <w:sz w:val="17"/>
               </w:rPr>
-              <w:t>Rubric Score</w:t>
+              <w:t>Generation Strategy</w:t>
             </w:r>
           </w:p>
         </w:tc>
         <w:tc>
           <w:tcPr>
-            <w:tcW w:w="1440" w:type="dxa"/>
+            <w:tcW w:w="1441" w:type="dxa"/>
             <w:tcBorders/>
             <w:shd w:fill="E2E8F0" w:val="clear"/>
             <w:tcMar>
@@ -11845,6 +12637,13 @@
               <w:bottom w:w="30" w:type="dxa"/>
               <w:left w:w="55" w:type="dxa"/>
               <w:right w:w="55" w:type="dxa"/>
+            </w:tcMar>
+            <w:shd w:fill="E2E8F0"/>
+            <w:tcMar>
+              <w:top w:w="30" w:type="dxa"/>
+              <w:bottom w:w="30" w:type="dxa"/>
+              <w:left w:w="50" w:type="dxa"/>
+              <w:right w:w="50" w:type="dxa"/>
             </w:tcMar>
             <w:shd w:fill="E2E8F0"/>
             <w:tcMar>
@@ -11876,13 +12675,13 @@
                 <w:color w:val="000000"/>
                 <w:sz w:val="17"/>
               </w:rPr>
-              <w:t>Meta Length</w:t>
+              <w:t>Rubric Score</w:t>
             </w:r>
           </w:p>
         </w:tc>
         <w:tc>
           <w:tcPr>
-            <w:tcW w:w="1439" w:type="dxa"/>
+            <w:tcW w:w="1440" w:type="dxa"/>
             <w:tcBorders/>
             <w:shd w:fill="E2E8F0" w:val="clear"/>
             <w:tcMar>
@@ -11911,6 +12710,13 @@
               <w:bottom w:w="30" w:type="dxa"/>
               <w:left w:w="55" w:type="dxa"/>
               <w:right w:w="55" w:type="dxa"/>
+            </w:tcMar>
+            <w:shd w:fill="E2E8F0"/>
+            <w:tcMar>
+              <w:top w:w="30" w:type="dxa"/>
+              <w:bottom w:w="30" w:type="dxa"/>
+              <w:left w:w="50" w:type="dxa"/>
+              <w:right w:w="50" w:type="dxa"/>
             </w:tcMar>
             <w:shd w:fill="E2E8F0"/>
             <w:tcMar>
@@ -11942,13 +12748,13 @@
                 <w:color w:val="000000"/>
                 <w:sz w:val="17"/>
               </w:rPr>
-              <w:t>Keyword Density</w:t>
+              <w:t>Meta Length</w:t>
             </w:r>
           </w:p>
         </w:tc>
         <w:tc>
           <w:tcPr>
-            <w:tcW w:w="1441" w:type="dxa"/>
+            <w:tcW w:w="1439" w:type="dxa"/>
             <w:tcBorders/>
             <w:shd w:fill="E2E8F0" w:val="clear"/>
             <w:tcMar>
@@ -11977,6 +12783,13 @@
               <w:bottom w:w="30" w:type="dxa"/>
               <w:left w:w="55" w:type="dxa"/>
               <w:right w:w="55" w:type="dxa"/>
+            </w:tcMar>
+            <w:shd w:fill="E2E8F0"/>
+            <w:tcMar>
+              <w:top w:w="30" w:type="dxa"/>
+              <w:bottom w:w="30" w:type="dxa"/>
+              <w:left w:w="50" w:type="dxa"/>
+              <w:right w:w="50" w:type="dxa"/>
             </w:tcMar>
             <w:shd w:fill="E2E8F0"/>
             <w:tcMar>
@@ -12008,6 +12821,79 @@
                 <w:color w:val="000000"/>
                 <w:sz w:val="17"/>
               </w:rPr>
+              <w:t>Keyword Density</w:t>
+            </w:r>
+          </w:p>
+        </w:tc>
+        <w:tc>
+          <w:tcPr>
+            <w:tcW w:w="1441" w:type="dxa"/>
+            <w:tcBorders/>
+            <w:shd w:fill="E2E8F0" w:val="clear"/>
+            <w:tcMar>
+              <w:top w:w="60" w:type="dxa"/>
+              <w:bottom w:w="60" w:type="dxa"/>
+              <w:left w:w="80" w:type="dxa"/>
+              <w:right w:w="80" w:type="dxa"/>
+            </w:tcMar>
+            <w:shd w:fill="E2E8F0"/>
+            <w:tcMar>
+              <w:top w:w="50" w:type="dxa"/>
+              <w:bottom w:w="50" w:type="dxa"/>
+              <w:left w:w="70" w:type="dxa"/>
+              <w:right w:w="70" w:type="dxa"/>
+            </w:tcMar>
+            <w:shd w:fill="E2E8F0"/>
+            <w:tcMar>
+              <w:top w:w="35" w:type="dxa"/>
+              <w:bottom w:w="35" w:type="dxa"/>
+              <w:left w:w="60" w:type="dxa"/>
+              <w:right w:w="60" w:type="dxa"/>
+            </w:tcMar>
+            <w:shd w:fill="E2E8F0"/>
+            <w:tcMar>
+              <w:top w:w="30" w:type="dxa"/>
+              <w:bottom w:w="30" w:type="dxa"/>
+              <w:left w:w="55" w:type="dxa"/>
+              <w:right w:w="55" w:type="dxa"/>
+            </w:tcMar>
+            <w:shd w:fill="E2E8F0"/>
+            <w:tcMar>
+              <w:top w:w="30" w:type="dxa"/>
+              <w:bottom w:w="30" w:type="dxa"/>
+              <w:left w:w="50" w:type="dxa"/>
+              <w:right w:w="50" w:type="dxa"/>
+            </w:tcMar>
+            <w:shd w:fill="E2E8F0"/>
+            <w:tcMar>
+              <w:top w:w="30" w:type="dxa"/>
+              <w:bottom w:w="30" w:type="dxa"/>
+              <w:left w:w="50" w:type="dxa"/>
+              <w:right w:w="50" w:type="dxa"/>
+            </w:tcMar>
+            <w:shd w:fill="E2E8F0"/>
+            <w:tcMar>
+              <w:top w:w="30" w:type="dxa"/>
+              <w:bottom w:w="30" w:type="dxa"/>
+              <w:left w:w="50" w:type="dxa"/>
+              <w:right w:w="50" w:type="dxa"/>
+            </w:tcMar>
+            <w:shd w:fill="E2E8F0"/>
+          </w:tcPr>
+          <w:p>
+            <w:pPr>
+              <w:pStyle w:val="Normal"/>
+              <w:spacing w:before="0" w:after="0" w:line="240" w:lineRule="auto"/>
+              <w:jc w:val="center"/>
+              <w:rPr/>
+            </w:pPr>
+            <w:r>
+              <w:rPr>
+                <w:rFonts w:ascii="Times New Roman" w:hAnsi="Times New Roman"/>
+                <w:b/>
+                <w:color w:val="000000"/>
+                <w:sz w:val="17"/>
+              </w:rPr>
               <w:t>Evaluation Verdict</w:t>
             </w:r>
           </w:p>
@@ -12021,6 +12907,7 @@
           <w:cantSplit/>
           <w:cantSplit/>
           <w:cantSplit/>
+          <w:cantSplit/>
         </w:trPr>
         <w:tc>
           <w:tcPr>
@@ -12056,6 +12943,12 @@
               <w:bottom w:w="30" w:type="dxa"/>
               <w:left w:w="55" w:type="dxa"/>
               <w:right w:w="55" w:type="dxa"/>
+            </w:tcMar>
+            <w:tcMar>
+              <w:top w:w="30" w:type="dxa"/>
+              <w:bottom w:w="30" w:type="dxa"/>
+              <w:left w:w="50" w:type="dxa"/>
+              <w:right w:w="50" w:type="dxa"/>
             </w:tcMar>
             <w:tcMar>
               <w:top w:w="30" w:type="dxa"/>
@@ -12080,6 +12973,7 @@
             <w:r>
               <w:rPr>
                 <w:rFonts w:ascii="Times New Roman" w:hAnsi="Times New Roman"/>
+                <w:b w:val="0"/>
                 <w:color w:val="000000"/>
                 <w:sz w:val="17"/>
               </w:rPr>
@@ -12134,6 +13028,12 @@
               <w:left w:w="50" w:type="dxa"/>
               <w:right w:w="50" w:type="dxa"/>
             </w:tcMar>
+            <w:tcMar>
+              <w:top w:w="30" w:type="dxa"/>
+              <w:bottom w:w="30" w:type="dxa"/>
+              <w:left w:w="50" w:type="dxa"/>
+              <w:right w:w="50" w:type="dxa"/>
+            </w:tcMar>
           </w:tcPr>
           <w:p>
             <w:pPr>
@@ -12145,6 +13045,7 @@
             <w:r>
               <w:rPr>
                 <w:rFonts w:ascii="Times New Roman" w:hAnsi="Times New Roman"/>
+                <w:b w:val="0"/>
                 <w:color w:val="000000"/>
                 <w:sz w:val="17"/>
               </w:rPr>
@@ -12199,6 +13100,12 @@
               <w:left w:w="50" w:type="dxa"/>
               <w:right w:w="50" w:type="dxa"/>
             </w:tcMar>
+            <w:tcMar>
+              <w:top w:w="30" w:type="dxa"/>
+              <w:bottom w:w="30" w:type="dxa"/>
+              <w:left w:w="50" w:type="dxa"/>
+              <w:right w:w="50" w:type="dxa"/>
+            </w:tcMar>
           </w:tcPr>
           <w:p>
             <w:pPr>
@@ -12210,6 +13117,7 @@
             <w:r>
               <w:rPr>
                 <w:rFonts w:ascii="Times New Roman" w:hAnsi="Times New Roman"/>
+                <w:b w:val="0"/>
                 <w:color w:val="000000"/>
                 <w:sz w:val="17"/>
               </w:rPr>
@@ -12264,6 +13172,12 @@
               <w:left w:w="50" w:type="dxa"/>
               <w:right w:w="50" w:type="dxa"/>
             </w:tcMar>
+            <w:tcMar>
+              <w:top w:w="30" w:type="dxa"/>
+              <w:bottom w:w="30" w:type="dxa"/>
+              <w:left w:w="50" w:type="dxa"/>
+              <w:right w:w="50" w:type="dxa"/>
+            </w:tcMar>
           </w:tcPr>
           <w:p>
             <w:pPr>
@@ -12275,6 +13189,7 @@
             <w:r>
               <w:rPr>
                 <w:rFonts w:ascii="Times New Roman" w:hAnsi="Times New Roman"/>
+                <w:b w:val="0"/>
                 <w:color w:val="000000"/>
                 <w:sz w:val="17"/>
               </w:rPr>
@@ -12329,6 +13244,12 @@
               <w:left w:w="50" w:type="dxa"/>
               <w:right w:w="50" w:type="dxa"/>
             </w:tcMar>
+            <w:tcMar>
+              <w:top w:w="30" w:type="dxa"/>
+              <w:bottom w:w="30" w:type="dxa"/>
+              <w:left w:w="50" w:type="dxa"/>
+              <w:right w:w="50" w:type="dxa"/>
+            </w:tcMar>
           </w:tcPr>
           <w:p>
             <w:pPr>
@@ -12340,6 +13261,7 @@
             <w:r>
               <w:rPr>
                 <w:rFonts w:ascii="Times New Roman" w:hAnsi="Times New Roman"/>
+                <w:b w:val="0"/>
                 <w:color w:val="000000"/>
                 <w:sz w:val="17"/>
               </w:rPr>
@@ -12394,6 +13316,12 @@
               <w:left w:w="50" w:type="dxa"/>
               <w:right w:w="50" w:type="dxa"/>
             </w:tcMar>
+            <w:tcMar>
+              <w:top w:w="30" w:type="dxa"/>
+              <w:bottom w:w="30" w:type="dxa"/>
+              <w:left w:w="50" w:type="dxa"/>
+              <w:right w:w="50" w:type="dxa"/>
+            </w:tcMar>
           </w:tcPr>
           <w:p>
             <w:pPr>
@@ -12405,6 +13333,7 @@
             <w:r>
               <w:rPr>
                 <w:rFonts w:ascii="Times New Roman" w:hAnsi="Times New Roman"/>
+                <w:b w:val="0"/>
                 <w:color w:val="000000"/>
                 <w:sz w:val="17"/>
               </w:rPr>
@@ -12421,6 +13350,7 @@
           <w:cantSplit/>
           <w:cantSplit/>
           <w:cantSplit/>
+          <w:cantSplit/>
         </w:trPr>
         <w:tc>
           <w:tcPr>
@@ -12456,6 +13386,12 @@
               <w:bottom w:w="30" w:type="dxa"/>
               <w:left w:w="55" w:type="dxa"/>
               <w:right w:w="55" w:type="dxa"/>
+            </w:tcMar>
+            <w:tcMar>
+              <w:top w:w="30" w:type="dxa"/>
+              <w:bottom w:w="30" w:type="dxa"/>
+              <w:left w:w="50" w:type="dxa"/>
+              <w:right w:w="50" w:type="dxa"/>
             </w:tcMar>
             <w:tcMar>
               <w:top w:w="30" w:type="dxa"/>
@@ -12480,6 +13416,7 @@
             <w:r>
               <w:rPr>
                 <w:rFonts w:ascii="Times New Roman" w:hAnsi="Times New Roman"/>
+                <w:b w:val="0"/>
                 <w:color w:val="000000"/>
                 <w:sz w:val="17"/>
               </w:rPr>
@@ -12534,6 +13471,12 @@
               <w:left w:w="50" w:type="dxa"/>
               <w:right w:w="50" w:type="dxa"/>
             </w:tcMar>
+            <w:tcMar>
+              <w:top w:w="30" w:type="dxa"/>
+              <w:bottom w:w="30" w:type="dxa"/>
+              <w:left w:w="50" w:type="dxa"/>
+              <w:right w:w="50" w:type="dxa"/>
+            </w:tcMar>
           </w:tcPr>
           <w:p>
             <w:pPr>
@@ -12545,6 +13488,7 @@
             <w:r>
               <w:rPr>
                 <w:rFonts w:ascii="Times New Roman" w:hAnsi="Times New Roman"/>
+                <w:b w:val="0"/>
                 <w:color w:val="000000"/>
                 <w:sz w:val="17"/>
               </w:rPr>
@@ -12599,6 +13543,12 @@
               <w:left w:w="50" w:type="dxa"/>
               <w:right w:w="50" w:type="dxa"/>
             </w:tcMar>
+            <w:tcMar>
+              <w:top w:w="30" w:type="dxa"/>
+              <w:bottom w:w="30" w:type="dxa"/>
+              <w:left w:w="50" w:type="dxa"/>
+              <w:right w:w="50" w:type="dxa"/>
+            </w:tcMar>
           </w:tcPr>
           <w:p>
             <w:pPr>
@@ -12610,6 +13560,7 @@
             <w:r>
               <w:rPr>
                 <w:rFonts w:ascii="Times New Roman" w:hAnsi="Times New Roman"/>
+                <w:b w:val="0"/>
                 <w:color w:val="000000"/>
                 <w:sz w:val="17"/>
               </w:rPr>
@@ -12664,6 +13615,12 @@
               <w:left w:w="50" w:type="dxa"/>
               <w:right w:w="50" w:type="dxa"/>
             </w:tcMar>
+            <w:tcMar>
+              <w:top w:w="30" w:type="dxa"/>
+              <w:bottom w:w="30" w:type="dxa"/>
+              <w:left w:w="50" w:type="dxa"/>
+              <w:right w:w="50" w:type="dxa"/>
+            </w:tcMar>
           </w:tcPr>
           <w:p>
             <w:pPr>
@@ -12675,6 +13632,7 @@
             <w:r>
               <w:rPr>
                 <w:rFonts w:ascii="Times New Roman" w:hAnsi="Times New Roman"/>
+                <w:b w:val="0"/>
                 <w:color w:val="000000"/>
                 <w:sz w:val="17"/>
               </w:rPr>
@@ -12729,6 +13687,12 @@
               <w:left w:w="50" w:type="dxa"/>
               <w:right w:w="50" w:type="dxa"/>
             </w:tcMar>
+            <w:tcMar>
+              <w:top w:w="30" w:type="dxa"/>
+              <w:bottom w:w="30" w:type="dxa"/>
+              <w:left w:w="50" w:type="dxa"/>
+              <w:right w:w="50" w:type="dxa"/>
+            </w:tcMar>
           </w:tcPr>
           <w:p>
             <w:pPr>
@@ -12740,6 +13704,7 @@
             <w:r>
               <w:rPr>
                 <w:rFonts w:ascii="Times New Roman" w:hAnsi="Times New Roman"/>
+                <w:b w:val="0"/>
                 <w:color w:val="000000"/>
                 <w:sz w:val="17"/>
               </w:rPr>
@@ -12794,6 +13759,12 @@
               <w:left w:w="50" w:type="dxa"/>
               <w:right w:w="50" w:type="dxa"/>
             </w:tcMar>
+            <w:tcMar>
+              <w:top w:w="30" w:type="dxa"/>
+              <w:bottom w:w="30" w:type="dxa"/>
+              <w:left w:w="50" w:type="dxa"/>
+              <w:right w:w="50" w:type="dxa"/>
+            </w:tcMar>
           </w:tcPr>
           <w:p>
             <w:pPr>
@@ -12805,6 +13776,7 @@
             <w:r>
               <w:rPr>
                 <w:rFonts w:ascii="Times New Roman" w:hAnsi="Times New Roman"/>
+                <w:b w:val="0"/>
                 <w:color w:val="000000"/>
                 <w:sz w:val="17"/>
               </w:rPr>
@@ -12821,6 +13793,7 @@
           <w:cantSplit/>
           <w:cantSplit/>
           <w:cantSplit/>
+          <w:cantSplit/>
         </w:trPr>
         <w:tc>
           <w:tcPr>
@@ -12856,6 +13829,12 @@
               <w:bottom w:w="30" w:type="dxa"/>
               <w:left w:w="55" w:type="dxa"/>
               <w:right w:w="55" w:type="dxa"/>
+            </w:tcMar>
+            <w:tcMar>
+              <w:top w:w="30" w:type="dxa"/>
+              <w:bottom w:w="30" w:type="dxa"/>
+              <w:left w:w="50" w:type="dxa"/>
+              <w:right w:w="50" w:type="dxa"/>
             </w:tcMar>
             <w:tcMar>
               <w:top w:w="30" w:type="dxa"/>
@@ -12880,6 +13859,7 @@
             <w:r>
               <w:rPr>
                 <w:rFonts w:ascii="Times New Roman" w:hAnsi="Times New Roman"/>
+                <w:b w:val="0"/>
                 <w:color w:val="000000"/>
                 <w:sz w:val="17"/>
               </w:rPr>
@@ -12934,6 +13914,12 @@
               <w:left w:w="50" w:type="dxa"/>
               <w:right w:w="50" w:type="dxa"/>
             </w:tcMar>
+            <w:tcMar>
+              <w:top w:w="30" w:type="dxa"/>
+              <w:bottom w:w="30" w:type="dxa"/>
+              <w:left w:w="50" w:type="dxa"/>
+              <w:right w:w="50" w:type="dxa"/>
+            </w:tcMar>
           </w:tcPr>
           <w:p>
             <w:pPr>
@@ -12945,6 +13931,7 @@
             <w:r>
               <w:rPr>
                 <w:rFonts w:ascii="Times New Roman" w:hAnsi="Times New Roman"/>
+                <w:b w:val="0"/>
                 <w:color w:val="000000"/>
                 <w:sz w:val="17"/>
               </w:rPr>
@@ -12999,6 +13986,12 @@
               <w:left w:w="50" w:type="dxa"/>
               <w:right w:w="50" w:type="dxa"/>
             </w:tcMar>
+            <w:tcMar>
+              <w:top w:w="30" w:type="dxa"/>
+              <w:bottom w:w="30" w:type="dxa"/>
+              <w:left w:w="50" w:type="dxa"/>
+              <w:right w:w="50" w:type="dxa"/>
+            </w:tcMar>
           </w:tcPr>
           <w:p>
             <w:pPr>
@@ -13010,6 +14003,7 @@
             <w:r>
               <w:rPr>
                 <w:rFonts w:ascii="Times New Roman" w:hAnsi="Times New Roman"/>
+                <w:b w:val="0"/>
                 <w:color w:val="000000"/>
                 <w:sz w:val="17"/>
               </w:rPr>
@@ -13064,6 +14058,12 @@
               <w:left w:w="50" w:type="dxa"/>
               <w:right w:w="50" w:type="dxa"/>
             </w:tcMar>
+            <w:tcMar>
+              <w:top w:w="30" w:type="dxa"/>
+              <w:bottom w:w="30" w:type="dxa"/>
+              <w:left w:w="50" w:type="dxa"/>
+              <w:right w:w="50" w:type="dxa"/>
+            </w:tcMar>
           </w:tcPr>
           <w:p>
             <w:pPr>
@@ -13075,6 +14075,7 @@
             <w:r>
               <w:rPr>
                 <w:rFonts w:ascii="Times New Roman" w:hAnsi="Times New Roman"/>
+                <w:b w:val="0"/>
                 <w:color w:val="000000"/>
                 <w:sz w:val="17"/>
               </w:rPr>
@@ -13129,6 +14130,12 @@
               <w:left w:w="50" w:type="dxa"/>
               <w:right w:w="50" w:type="dxa"/>
             </w:tcMar>
+            <w:tcMar>
+              <w:top w:w="30" w:type="dxa"/>
+              <w:bottom w:w="30" w:type="dxa"/>
+              <w:left w:w="50" w:type="dxa"/>
+              <w:right w:w="50" w:type="dxa"/>
+            </w:tcMar>
           </w:tcPr>
           <w:p>
             <w:pPr>
@@ -13140,6 +14147,7 @@
             <w:r>
               <w:rPr>
                 <w:rFonts w:ascii="Times New Roman" w:hAnsi="Times New Roman"/>
+                <w:b w:val="0"/>
                 <w:color w:val="000000"/>
                 <w:sz w:val="17"/>
               </w:rPr>
@@ -13194,6 +14202,12 @@
               <w:left w:w="50" w:type="dxa"/>
               <w:right w:w="50" w:type="dxa"/>
             </w:tcMar>
+            <w:tcMar>
+              <w:top w:w="30" w:type="dxa"/>
+              <w:bottom w:w="30" w:type="dxa"/>
+              <w:left w:w="50" w:type="dxa"/>
+              <w:right w:w="50" w:type="dxa"/>
+            </w:tcMar>
           </w:tcPr>
           <w:p>
             <w:pPr>
@@ -13205,6 +14219,7 @@
             <w:r>
               <w:rPr>
                 <w:rFonts w:ascii="Times New Roman" w:hAnsi="Times New Roman"/>
+                <w:b w:val="0"/>
                 <w:color w:val="000000"/>
                 <w:sz w:val="17"/>
               </w:rPr>
@@ -13221,6 +14236,7 @@
           <w:cantSplit/>
           <w:cantSplit/>
           <w:cantSplit/>
+          <w:cantSplit/>
         </w:trPr>
         <w:tc>
           <w:tcPr>
@@ -13256,6 +14272,12 @@
               <w:bottom w:w="30" w:type="dxa"/>
               <w:left w:w="55" w:type="dxa"/>
               <w:right w:w="55" w:type="dxa"/>
+            </w:tcMar>
+            <w:tcMar>
+              <w:top w:w="30" w:type="dxa"/>
+              <w:bottom w:w="30" w:type="dxa"/>
+              <w:left w:w="50" w:type="dxa"/>
+              <w:right w:w="50" w:type="dxa"/>
             </w:tcMar>
             <w:tcMar>
               <w:top w:w="30" w:type="dxa"/>
@@ -13280,6 +14302,7 @@
             <w:r>
               <w:rPr>
                 <w:rFonts w:ascii="Times New Roman" w:hAnsi="Times New Roman"/>
+                <w:b w:val="0"/>
                 <w:color w:val="000000"/>
                 <w:sz w:val="17"/>
               </w:rPr>
@@ -13334,6 +14357,12 @@
               <w:left w:w="50" w:type="dxa"/>
               <w:right w:w="50" w:type="dxa"/>
             </w:tcMar>
+            <w:tcMar>
+              <w:top w:w="30" w:type="dxa"/>
+              <w:bottom w:w="30" w:type="dxa"/>
+              <w:left w:w="50" w:type="dxa"/>
+              <w:right w:w="50" w:type="dxa"/>
+            </w:tcMar>
           </w:tcPr>
           <w:p>
             <w:pPr>
@@ -13345,6 +14374,7 @@
             <w:r>
               <w:rPr>
                 <w:rFonts w:ascii="Times New Roman" w:hAnsi="Times New Roman"/>
+                <w:b w:val="0"/>
                 <w:color w:val="000000"/>
                 <w:sz w:val="17"/>
               </w:rPr>
@@ -13399,6 +14429,12 @@
               <w:left w:w="50" w:type="dxa"/>
               <w:right w:w="50" w:type="dxa"/>
             </w:tcMar>
+            <w:tcMar>
+              <w:top w:w="30" w:type="dxa"/>
+              <w:bottom w:w="30" w:type="dxa"/>
+              <w:left w:w="50" w:type="dxa"/>
+              <w:right w:w="50" w:type="dxa"/>
+            </w:tcMar>
           </w:tcPr>
           <w:p>
             <w:pPr>
@@ -13410,6 +14446,7 @@
             <w:r>
               <w:rPr>
                 <w:rFonts w:ascii="Times New Roman" w:hAnsi="Times New Roman"/>
+                <w:b w:val="0"/>
                 <w:color w:val="000000"/>
                 <w:sz w:val="17"/>
               </w:rPr>
@@ -13464,6 +14501,12 @@
               <w:left w:w="50" w:type="dxa"/>
               <w:right w:w="50" w:type="dxa"/>
             </w:tcMar>
+            <w:tcMar>
+              <w:top w:w="30" w:type="dxa"/>
+              <w:bottom w:w="30" w:type="dxa"/>
+              <w:left w:w="50" w:type="dxa"/>
+              <w:right w:w="50" w:type="dxa"/>
+            </w:tcMar>
           </w:tcPr>
           <w:p>
             <w:pPr>
@@ -13475,6 +14518,7 @@
             <w:r>
               <w:rPr>
                 <w:rFonts w:ascii="Times New Roman" w:hAnsi="Times New Roman"/>
+                <w:b w:val="0"/>
                 <w:color w:val="000000"/>
                 <w:sz w:val="17"/>
               </w:rPr>
@@ -13529,6 +14573,12 @@
               <w:left w:w="50" w:type="dxa"/>
               <w:right w:w="50" w:type="dxa"/>
             </w:tcMar>
+            <w:tcMar>
+              <w:top w:w="30" w:type="dxa"/>
+              <w:bottom w:w="30" w:type="dxa"/>
+              <w:left w:w="50" w:type="dxa"/>
+              <w:right w:w="50" w:type="dxa"/>
+            </w:tcMar>
           </w:tcPr>
           <w:p>
             <w:pPr>
@@ -13540,6 +14590,7 @@
             <w:r>
               <w:rPr>
                 <w:rFonts w:ascii="Times New Roman" w:hAnsi="Times New Roman"/>
+                <w:b w:val="0"/>
                 <w:color w:val="000000"/>
                 <w:sz w:val="17"/>
               </w:rPr>
@@ -13594,6 +14645,12 @@
               <w:left w:w="50" w:type="dxa"/>
               <w:right w:w="50" w:type="dxa"/>
             </w:tcMar>
+            <w:tcMar>
+              <w:top w:w="30" w:type="dxa"/>
+              <w:bottom w:w="30" w:type="dxa"/>
+              <w:left w:w="50" w:type="dxa"/>
+              <w:right w:w="50" w:type="dxa"/>
+            </w:tcMar>
           </w:tcPr>
           <w:p>
             <w:pPr>
@@ -13605,6 +14662,7 @@
             <w:r>
               <w:rPr>
                 <w:rFonts w:ascii="Times New Roman" w:hAnsi="Times New Roman"/>
+                <w:b w:val="0"/>
                 <w:color w:val="000000"/>
                 <w:sz w:val="17"/>
               </w:rPr>
@@ -13621,6 +14679,7 @@
           <w:cantSplit/>
           <w:cantSplit/>
           <w:cantSplit/>
+          <w:cantSplit/>
         </w:trPr>
         <w:tc>
           <w:tcPr>
@@ -13656,6 +14715,12 @@
               <w:bottom w:w="30" w:type="dxa"/>
               <w:left w:w="55" w:type="dxa"/>
               <w:right w:w="55" w:type="dxa"/>
+            </w:tcMar>
+            <w:tcMar>
+              <w:top w:w="30" w:type="dxa"/>
+              <w:bottom w:w="30" w:type="dxa"/>
+              <w:left w:w="50" w:type="dxa"/>
+              <w:right w:w="50" w:type="dxa"/>
             </w:tcMar>
             <w:tcMar>
               <w:top w:w="30" w:type="dxa"/>
@@ -13680,6 +14745,7 @@
             <w:r>
               <w:rPr>
                 <w:rFonts w:ascii="Times New Roman" w:hAnsi="Times New Roman"/>
+                <w:b w:val="0"/>
                 <w:color w:val="000000"/>
                 <w:sz w:val="17"/>
               </w:rPr>
@@ -13734,6 +14800,12 @@
               <w:left w:w="50" w:type="dxa"/>
               <w:right w:w="50" w:type="dxa"/>
             </w:tcMar>
+            <w:tcMar>
+              <w:top w:w="30" w:type="dxa"/>
+              <w:bottom w:w="30" w:type="dxa"/>
+              <w:left w:w="50" w:type="dxa"/>
+              <w:right w:w="50" w:type="dxa"/>
+            </w:tcMar>
           </w:tcPr>
           <w:p>
             <w:pPr>
@@ -13745,6 +14817,7 @@
             <w:r>
               <w:rPr>
                 <w:rFonts w:ascii="Times New Roman" w:hAnsi="Times New Roman"/>
+                <w:b w:val="0"/>
                 <w:color w:val="000000"/>
                 <w:sz w:val="17"/>
               </w:rPr>
@@ -13799,6 +14872,12 @@
               <w:left w:w="50" w:type="dxa"/>
               <w:right w:w="50" w:type="dxa"/>
             </w:tcMar>
+            <w:tcMar>
+              <w:top w:w="30" w:type="dxa"/>
+              <w:bottom w:w="30" w:type="dxa"/>
+              <w:left w:w="50" w:type="dxa"/>
+              <w:right w:w="50" w:type="dxa"/>
+            </w:tcMar>
           </w:tcPr>
           <w:p>
             <w:pPr>
@@ -13810,6 +14889,7 @@
             <w:r>
               <w:rPr>
                 <w:rFonts w:ascii="Times New Roman" w:hAnsi="Times New Roman"/>
+                <w:b w:val="0"/>
                 <w:color w:val="000000"/>
                 <w:sz w:val="17"/>
               </w:rPr>
@@ -13864,6 +14944,12 @@
               <w:left w:w="50" w:type="dxa"/>
               <w:right w:w="50" w:type="dxa"/>
             </w:tcMar>
+            <w:tcMar>
+              <w:top w:w="30" w:type="dxa"/>
+              <w:bottom w:w="30" w:type="dxa"/>
+              <w:left w:w="50" w:type="dxa"/>
+              <w:right w:w="50" w:type="dxa"/>
+            </w:tcMar>
           </w:tcPr>
           <w:p>
             <w:pPr>
@@ -13875,6 +14961,7 @@
             <w:r>
               <w:rPr>
                 <w:rFonts w:ascii="Times New Roman" w:hAnsi="Times New Roman"/>
+                <w:b w:val="0"/>
                 <w:color w:val="000000"/>
                 <w:sz w:val="17"/>
               </w:rPr>
@@ -13929,6 +15016,12 @@
               <w:left w:w="50" w:type="dxa"/>
               <w:right w:w="50" w:type="dxa"/>
             </w:tcMar>
+            <w:tcMar>
+              <w:top w:w="30" w:type="dxa"/>
+              <w:bottom w:w="30" w:type="dxa"/>
+              <w:left w:w="50" w:type="dxa"/>
+              <w:right w:w="50" w:type="dxa"/>
+            </w:tcMar>
           </w:tcPr>
           <w:p>
             <w:pPr>
@@ -13940,6 +15033,7 @@
             <w:r>
               <w:rPr>
                 <w:rFonts w:ascii="Times New Roman" w:hAnsi="Times New Roman"/>
+                <w:b w:val="0"/>
                 <w:color w:val="000000"/>
                 <w:sz w:val="17"/>
               </w:rPr>
@@ -13994,6 +15088,12 @@
               <w:left w:w="50" w:type="dxa"/>
               <w:right w:w="50" w:type="dxa"/>
             </w:tcMar>
+            <w:tcMar>
+              <w:top w:w="30" w:type="dxa"/>
+              <w:bottom w:w="30" w:type="dxa"/>
+              <w:left w:w="50" w:type="dxa"/>
+              <w:right w:w="50" w:type="dxa"/>
+            </w:tcMar>
           </w:tcPr>
           <w:p>
             <w:pPr>
@@ -14005,6 +15105,7 @@
             <w:r>
               <w:rPr>
                 <w:rFonts w:ascii="Times New Roman" w:hAnsi="Times New Roman"/>
+                <w:b w:val="0"/>
                 <w:color w:val="000000"/>
                 <w:sz w:val="17"/>
               </w:rPr>
@@ -14050,6 +15151,7 @@
       <w:r>
         <w:rPr>
           <w:rFonts w:ascii="Times New Roman" w:hAnsi="Times New Roman"/>
+          <w:b w:val="0"/>
           <w:color w:val="000000"/>
           <w:sz w:val="23"/>
         </w:rPr>
@@ -14064,29 +15166,30 @@
         <w:jc w:val="both"/>
         <w:rPr/>
       </w:pPr>
+      <w:r/>
       <w:r>
         <w:rPr>
           <w:rFonts w:ascii="Times New Roman" w:hAnsi="Times New Roman"/>
           <w:b/>
-          <w:color w:val="000000"/>
+          <w:sz w:val="22"/>
+        </w:rPr>
+        <w:t xml:space="preserve">•  </w:t>
+      </w:r>
+      <w:r>
+        <w:rPr>
+          <w:rFonts w:ascii="Times New Roman" w:hAnsi="Times New Roman"/>
+          <w:b/>
           <w:sz w:val="23"/>
         </w:rPr>
-        <w:t>•  Server-Side Test Coverage (37 Tests): Validates the chained prompt orchestrator, Zod schema validation boundaries, deterministic rubric mathematical scoring, and REST route error handlers under diverse edge-case inputs.</w:t>
-      </w:r>
-      <w:r>
-        <w:rPr>
-          <w:rFonts w:ascii="Times New Roman" w:hAnsi="Times New Roman"/>
-          <w:b/>
-          <w:color w:val="000000"/>
+        <w:t xml:space="preserve">Server-Side Test Coverage (37 Tests): </w:t>
+      </w:r>
+      <w:r>
+        <w:rPr>
+          <w:rFonts w:ascii="Times New Roman" w:hAnsi="Times New Roman"/>
+          <w:b w:val="0"/>
           <w:sz w:val="23"/>
         </w:rPr>
-      </w:r>
-      <w:r>
-        <w:rPr>
-          <w:rFonts w:ascii="Times New Roman" w:hAnsi="Times New Roman"/>
-          <w:color w:val="000000"/>
-          <w:sz w:val="23"/>
-        </w:rPr>
+        <w:t>Validates the chained prompt orchestrator, Zod schema validation boundaries, deterministic rubric mathematical scoring, and REST route error handlers under diverse edge-case inputs.</w:t>
       </w:r>
     </w:p>
     <w:p>
@@ -14097,29 +15200,30 @@
         <w:jc w:val="both"/>
         <w:rPr/>
       </w:pPr>
+      <w:r/>
       <w:r>
         <w:rPr>
           <w:rFonts w:ascii="Times New Roman" w:hAnsi="Times New Roman"/>
           <w:b/>
-          <w:color w:val="000000"/>
+          <w:sz w:val="22"/>
+        </w:rPr>
+        <w:t xml:space="preserve">•  </w:t>
+      </w:r>
+      <w:r>
+        <w:rPr>
+          <w:rFonts w:ascii="Times New Roman" w:hAnsi="Times New Roman"/>
+          <w:b/>
           <w:sz w:val="23"/>
         </w:rPr>
-        <w:t>•  Client-Side Test Coverage (12 Tests): Verifies component rendering, user input debouncing, live score radar visual updates, and API client error handling across desktop and mobile breakpoints.</w:t>
-      </w:r>
-      <w:r>
-        <w:rPr>
-          <w:rFonts w:ascii="Times New Roman" w:hAnsi="Times New Roman"/>
-          <w:b/>
-          <w:color w:val="000000"/>
+        <w:t xml:space="preserve">Client-Side Test Coverage (12 Tests): </w:t>
+      </w:r>
+      <w:r>
+        <w:rPr>
+          <w:rFonts w:ascii="Times New Roman" w:hAnsi="Times New Roman"/>
+          <w:b w:val="0"/>
           <w:sz w:val="23"/>
         </w:rPr>
-      </w:r>
-      <w:r>
-        <w:rPr>
-          <w:rFonts w:ascii="Times New Roman" w:hAnsi="Times New Roman"/>
-          <w:color w:val="000000"/>
-          <w:sz w:val="23"/>
-        </w:rPr>
+        <w:t>Verifies component rendering, user input debouncing, live score radar visual updates, and API client error handling across desktop and mobile breakpoints.</w:t>
       </w:r>
     </w:p>
     <w:p>
@@ -14130,29 +15234,30 @@
         <w:jc w:val="both"/>
         <w:rPr/>
       </w:pPr>
+      <w:r/>
       <w:r>
         <w:rPr>
           <w:rFonts w:ascii="Times New Roman" w:hAnsi="Times New Roman"/>
           <w:b/>
-          <w:color w:val="000000"/>
+          <w:sz w:val="22"/>
+        </w:rPr>
+        <w:t xml:space="preserve">•  </w:t>
+      </w:r>
+      <w:r>
+        <w:rPr>
+          <w:rFonts w:ascii="Times New Roman" w:hAnsi="Times New Roman"/>
+          <w:b/>
           <w:sz w:val="23"/>
         </w:rPr>
-        <w:t>•  Static Type Safety: Enforces 100% strict TypeScript typing across both frontend and backend modules with zero compilation errors, zero ts-ignore suppressions, and zero any leaks in shared contracts.</w:t>
-      </w:r>
-      <w:r>
-        <w:rPr>
-          <w:rFonts w:ascii="Times New Roman" w:hAnsi="Times New Roman"/>
-          <w:b/>
-          <w:color w:val="000000"/>
+        <w:t xml:space="preserve">Static Type Safety: </w:t>
+      </w:r>
+      <w:r>
+        <w:rPr>
+          <w:rFonts w:ascii="Times New Roman" w:hAnsi="Times New Roman"/>
+          <w:b w:val="0"/>
           <w:sz w:val="23"/>
         </w:rPr>
-      </w:r>
-      <w:r>
-        <w:rPr>
-          <w:rFonts w:ascii="Times New Roman" w:hAnsi="Times New Roman"/>
-          <w:color w:val="000000"/>
-          <w:sz w:val="23"/>
-        </w:rPr>
+        <w:t>Enforces 100% strict TypeScript typing across both frontend and backend modules with zero compilation errors, zero ts-ignore suppressions, and zero any leaks in shared contracts.</w:t>
       </w:r>
     </w:p>
     <w:p>
@@ -14210,6 +15315,7 @@
       <w:r>
         <w:rPr>
           <w:rFonts w:ascii="Times New Roman" w:hAnsi="Times New Roman"/>
+          <w:b w:val="0"/>
           <w:color w:val="000000"/>
           <w:sz w:val="23"/>
         </w:rPr>
@@ -14224,29 +15330,30 @@
         <w:jc w:val="both"/>
         <w:rPr/>
       </w:pPr>
+      <w:r/>
       <w:r>
         <w:rPr>
           <w:rFonts w:ascii="Times New Roman" w:hAnsi="Times New Roman"/>
           <w:b/>
-          <w:color w:val="000000"/>
+          <w:sz w:val="22"/>
+        </w:rPr>
+        <w:t xml:space="preserve">•  </w:t>
+      </w:r>
+      <w:r>
+        <w:rPr>
+          <w:rFonts w:ascii="Times New Roman" w:hAnsi="Times New Roman"/>
+          <w:b/>
           <w:sz w:val="23"/>
         </w:rPr>
-        <w:t>•  1. Systematic Elimination of Monolithic LLM Failure Modes: Preventing keyword stuffing, narrative fluff, and heading hierarchy collapse through isolated, specialized prompt stages.</w:t>
-      </w:r>
-      <w:r>
-        <w:rPr>
-          <w:rFonts w:ascii="Times New Roman" w:hAnsi="Times New Roman"/>
-          <w:b/>
-          <w:color w:val="000000"/>
+        <w:t xml:space="preserve">1. Systematic Elimination of Monolithic LLM Failure Modes: </w:t>
+      </w:r>
+      <w:r>
+        <w:rPr>
+          <w:rFonts w:ascii="Times New Roman" w:hAnsi="Times New Roman"/>
+          <w:b w:val="0"/>
           <w:sz w:val="23"/>
         </w:rPr>
-      </w:r>
-      <w:r>
-        <w:rPr>
-          <w:rFonts w:ascii="Times New Roman" w:hAnsi="Times New Roman"/>
-          <w:color w:val="000000"/>
-          <w:sz w:val="23"/>
-        </w:rPr>
+        <w:t>Preventing keyword stuffing, narrative fluff, and heading hierarchy collapse through isolated, specialized prompt stages.</w:t>
       </w:r>
     </w:p>
     <w:p>
@@ -14257,29 +15364,30 @@
         <w:jc w:val="both"/>
         <w:rPr/>
       </w:pPr>
+      <w:r/>
       <w:r>
         <w:rPr>
           <w:rFonts w:ascii="Times New Roman" w:hAnsi="Times New Roman"/>
           <w:b/>
-          <w:color w:val="000000"/>
+          <w:sz w:val="22"/>
+        </w:rPr>
+        <w:t xml:space="preserve">•  </w:t>
+      </w:r>
+      <w:r>
+        <w:rPr>
+          <w:rFonts w:ascii="Times New Roman" w:hAnsi="Times New Roman"/>
+          <w:b/>
           <w:sz w:val="23"/>
         </w:rPr>
-        <w:t>•  2. Deterministic SERP Compliance: Achieving 100% compliance with rigid search engine metadata bounds (150–160 character meta descriptions and 50–60 character titles) via in-context demonstrations and Zod guardrails.</w:t>
-      </w:r>
-      <w:r>
-        <w:rPr>
-          <w:rFonts w:ascii="Times New Roman" w:hAnsi="Times New Roman"/>
-          <w:b/>
-          <w:color w:val="000000"/>
+        <w:t xml:space="preserve">2. Deterministic SERP Compliance: </w:t>
+      </w:r>
+      <w:r>
+        <w:rPr>
+          <w:rFonts w:ascii="Times New Roman" w:hAnsi="Times New Roman"/>
+          <w:b w:val="0"/>
           <w:sz w:val="23"/>
         </w:rPr>
-      </w:r>
-      <w:r>
-        <w:rPr>
-          <w:rFonts w:ascii="Times New Roman" w:hAnsi="Times New Roman"/>
-          <w:color w:val="000000"/>
-          <w:sz w:val="23"/>
-        </w:rPr>
+        <w:t>Achieving 100% compliance with rigid search engine metadata bounds (150–160 character meta descriptions and 50–60 character titles) via in-context demonstrations and Zod guardrails.</w:t>
       </w:r>
     </w:p>
     <w:p>
@@ -14290,29 +15398,30 @@
         <w:jc w:val="both"/>
         <w:rPr/>
       </w:pPr>
+      <w:r/>
       <w:r>
         <w:rPr>
           <w:rFonts w:ascii="Times New Roman" w:hAnsi="Times New Roman"/>
           <w:b/>
-          <w:color w:val="000000"/>
+          <w:sz w:val="22"/>
+        </w:rPr>
+        <w:t xml:space="preserve">•  </w:t>
+      </w:r>
+      <w:r>
+        <w:rPr>
+          <w:rFonts w:ascii="Times New Roman" w:hAnsi="Times New Roman"/>
+          <w:b/>
           <w:sz w:val="23"/>
         </w:rPr>
-        <w:t>•  3. Quantifiable Prompt Engineering Lift: Delivering a +63 point rubric score improvement (from 20/100 in Mode A to 83/100 in Mode B) empirically verified in the Prompt Engineering Lab.</w:t>
-      </w:r>
-      <w:r>
-        <w:rPr>
-          <w:rFonts w:ascii="Times New Roman" w:hAnsi="Times New Roman"/>
-          <w:b/>
-          <w:color w:val="000000"/>
+        <w:t xml:space="preserve">3. Quantifiable Prompt Engineering Lift: </w:t>
+      </w:r>
+      <w:r>
+        <w:rPr>
+          <w:rFonts w:ascii="Times New Roman" w:hAnsi="Times New Roman"/>
+          <w:b w:val="0"/>
           <w:sz w:val="23"/>
         </w:rPr>
-      </w:r>
-      <w:r>
-        <w:rPr>
-          <w:rFonts w:ascii="Times New Roman" w:hAnsi="Times New Roman"/>
-          <w:color w:val="000000"/>
-          <w:sz w:val="23"/>
-        </w:rPr>
+        <w:t>Delivering a +63 point rubric score improvement (from 20/100 in Mode A to 83/100 in Mode B) empirically verified in the Prompt Engineering Lab.</w:t>
       </w:r>
     </w:p>
     <w:p>
@@ -14323,29 +15432,30 @@
         <w:jc w:val="both"/>
         <w:rPr/>
       </w:pPr>
+      <w:r/>
       <w:r>
         <w:rPr>
           <w:rFonts w:ascii="Times New Roman" w:hAnsi="Times New Roman"/>
           <w:b/>
-          <w:color w:val="000000"/>
+          <w:sz w:val="22"/>
+        </w:rPr>
+        <w:t xml:space="preserve">•  </w:t>
+      </w:r>
+      <w:r>
+        <w:rPr>
+          <w:rFonts w:ascii="Times New Roman" w:hAnsi="Times New Roman"/>
+          <w:b/>
           <w:sz w:val="23"/>
         </w:rPr>
-        <w:t>•  4. Production Full-Stack Architecture: Delivering sub-second mock latency, pluggable Gemini/OpenAI live provider adapters, and 49 passing automated unit and integration tests across a modern React and Express codebase.</w:t>
-      </w:r>
-      <w:r>
-        <w:rPr>
-          <w:rFonts w:ascii="Times New Roman" w:hAnsi="Times New Roman"/>
-          <w:b/>
-          <w:color w:val="000000"/>
+        <w:t xml:space="preserve">4. Production Full-Stack Architecture: </w:t>
+      </w:r>
+      <w:r>
+        <w:rPr>
+          <w:rFonts w:ascii="Times New Roman" w:hAnsi="Times New Roman"/>
+          <w:b w:val="0"/>
           <w:sz w:val="23"/>
         </w:rPr>
-      </w:r>
-      <w:r>
-        <w:rPr>
-          <w:rFonts w:ascii="Times New Roman" w:hAnsi="Times New Roman"/>
-          <w:color w:val="000000"/>
-          <w:sz w:val="23"/>
-        </w:rPr>
+        <w:t>Delivering sub-second mock latency, pluggable Gemini/OpenAI live provider adapters, and 49 passing automated unit and integration tests across a modern React and Express codebase.</w:t>
       </w:r>
     </w:p>
     <w:p>
@@ -14376,6 +15486,7 @@
       <w:r>
         <w:rPr>
           <w:rFonts w:ascii="Times New Roman" w:hAnsi="Times New Roman"/>
+          <w:b w:val="0"/>
           <w:color w:val="000000"/>
           <w:sz w:val="23"/>
         </w:rPr>
@@ -14390,29 +15501,30 @@
         <w:jc w:val="both"/>
         <w:rPr/>
       </w:pPr>
+      <w:r/>
       <w:r>
         <w:rPr>
           <w:rFonts w:ascii="Times New Roman" w:hAnsi="Times New Roman"/>
           <w:b/>
-          <w:color w:val="000000"/>
+          <w:sz w:val="22"/>
+        </w:rPr>
+        <w:t xml:space="preserve">•  </w:t>
+      </w:r>
+      <w:r>
+        <w:rPr>
+          <w:rFonts w:ascii="Times New Roman" w:hAnsi="Times New Roman"/>
+          <w:b/>
           <w:sz w:val="23"/>
         </w:rPr>
-        <w:t>•  False Density Traps (Ultra-Short Content): When generating articles below 500 words, even modest keyword inclusion can push density above 2.5%, triggering density penalties. Mitigated by dynamic, length-weighted density thresholds in the rubric engine.</w:t>
-      </w:r>
-      <w:r>
-        <w:rPr>
-          <w:rFonts w:ascii="Times New Roman" w:hAnsi="Times New Roman"/>
-          <w:b/>
-          <w:color w:val="000000"/>
+        <w:t xml:space="preserve">False Density Traps (Ultra-Short Content): </w:t>
+      </w:r>
+      <w:r>
+        <w:rPr>
+          <w:rFonts w:ascii="Times New Roman" w:hAnsi="Times New Roman"/>
+          <w:b w:val="0"/>
           <w:sz w:val="23"/>
         </w:rPr>
-      </w:r>
-      <w:r>
-        <w:rPr>
-          <w:rFonts w:ascii="Times New Roman" w:hAnsi="Times New Roman"/>
-          <w:color w:val="000000"/>
-          <w:sz w:val="23"/>
-        </w:rPr>
+        <w:t>When generating articles below 500 words, even modest keyword inclusion can push density above 2.5%, triggering density penalties. Mitigated by dynamic, length-weighted density thresholds in the rubric engine.</w:t>
       </w:r>
     </w:p>
     <w:p>
@@ -14423,29 +15535,30 @@
         <w:jc w:val="both"/>
         <w:rPr/>
       </w:pPr>
+      <w:r/>
       <w:r>
         <w:rPr>
           <w:rFonts w:ascii="Times New Roman" w:hAnsi="Times New Roman"/>
           <w:b/>
-          <w:color w:val="000000"/>
+          <w:sz w:val="22"/>
+        </w:rPr>
+        <w:t xml:space="preserve">•  </w:t>
+      </w:r>
+      <w:r>
+        <w:rPr>
+          <w:rFonts w:ascii="Times New Roman" w:hAnsi="Times New Roman"/>
+          <w:b/>
           <w:sz w:val="23"/>
         </w:rPr>
-        <w:t>•  Semantic Dilution in Complex Niches: Highly specialized technical domains risk lexical over-simplification when audience is set to 'Beginner'. Mitigated by injecting mandatory technical glossaries and domain-specific few-shot examples.</w:t>
-      </w:r>
-      <w:r>
-        <w:rPr>
-          <w:rFonts w:ascii="Times New Roman" w:hAnsi="Times New Roman"/>
-          <w:b/>
-          <w:color w:val="000000"/>
+        <w:t xml:space="preserve">Semantic Dilution in Complex Niches: </w:t>
+      </w:r>
+      <w:r>
+        <w:rPr>
+          <w:rFonts w:ascii="Times New Roman" w:hAnsi="Times New Roman"/>
+          <w:b w:val="0"/>
           <w:sz w:val="23"/>
         </w:rPr>
-      </w:r>
-      <w:r>
-        <w:rPr>
-          <w:rFonts w:ascii="Times New Roman" w:hAnsi="Times New Roman"/>
-          <w:color w:val="000000"/>
-          <w:sz w:val="23"/>
-        </w:rPr>
+        <w:t>Highly specialized technical domains risk lexical over-simplification when audience is set to 'Beginner'. Mitigated by injecting mandatory technical glossaries and domain-specific few-shot examples.</w:t>
       </w:r>
     </w:p>
     <w:p>
@@ -14476,6 +15589,7 @@
       <w:r>
         <w:rPr>
           <w:rFonts w:ascii="Times New Roman" w:hAnsi="Times New Roman"/>
+          <w:b w:val="0"/>
           <w:color w:val="000000"/>
           <w:sz w:val="23"/>
         </w:rPr>
@@ -14717,6 +15831,7 @@
           <w:cantSplit/>
           <w:cantSplit/>
           <w:cantSplit/>
+          <w:cantSplit/>
         </w:trPr>
         <w:tc>
           <w:tcPr>
@@ -14733,6 +15848,13 @@
               <w:bottom w:w="50" w:type="dxa"/>
               <w:left w:w="80" w:type="dxa"/>
               <w:right w:w="80" w:type="dxa"/>
+            </w:tcMar>
+            <w:shd w:fill="F1F5F9"/>
+            <w:tcMar>
+              <w:top w:w="40" w:type="dxa"/>
+              <w:bottom w:w="40" w:type="dxa"/>
+              <w:left w:w="70" w:type="dxa"/>
+              <w:right w:w="70" w:type="dxa"/>
             </w:tcMar>
             <w:shd w:fill="F1F5F9"/>
             <w:tcMar>
@@ -14841,6 +15963,13 @@
               <w:right w:w="70" w:type="dxa"/>
             </w:tcMar>
             <w:shd w:fill="F1F5F9"/>
+            <w:tcMar>
+              <w:top w:w="40" w:type="dxa"/>
+              <w:bottom w:w="40" w:type="dxa"/>
+              <w:left w:w="70" w:type="dxa"/>
+              <w:right w:w="70" w:type="dxa"/>
+            </w:tcMar>
+            <w:shd w:fill="F1F5F9"/>
           </w:tcPr>
           <w:p>
             <w:pPr>
@@ -14912,6 +16041,13 @@
               <w:right w:w="70" w:type="dxa"/>
             </w:tcMar>
             <w:shd w:fill="F1F5F9"/>
+            <w:tcMar>
+              <w:top w:w="40" w:type="dxa"/>
+              <w:bottom w:w="40" w:type="dxa"/>
+              <w:left w:w="70" w:type="dxa"/>
+              <w:right w:w="70" w:type="dxa"/>
+            </w:tcMar>
+            <w:shd w:fill="F1F5F9"/>
           </w:tcPr>
           <w:p>
             <w:pPr>
@@ -14934,6 +16070,7 @@
       </w:tr>
       <w:tr>
         <w:trPr>
+          <w:cantSplit/>
           <w:cantSplit/>
           <w:cantSplit/>
           <w:cantSplit/>
@@ -14986,6 +16123,12 @@
               <w:left w:w="70" w:type="dxa"/>
               <w:right w:w="70" w:type="dxa"/>
             </w:tcMar>
+            <w:tcMar>
+              <w:top w:w="40" w:type="dxa"/>
+              <w:bottom w:w="40" w:type="dxa"/>
+              <w:left w:w="70" w:type="dxa"/>
+              <w:right w:w="70" w:type="dxa"/>
+            </w:tcMar>
           </w:tcPr>
           <w:p>
             <w:pPr>
@@ -14997,7 +16140,7 @@
             <w:r>
               <w:rPr>
                 <w:rFonts w:ascii="Times New Roman" w:hAnsi="Times New Roman"/>
-                <w:b/>
+                <w:b w:val="0"/>
                 <w:bCs/>
                 <w:sz w:val="20"/>
               </w:rPr>
@@ -15050,6 +16193,12 @@
               <w:left w:w="70" w:type="dxa"/>
               <w:right w:w="70" w:type="dxa"/>
             </w:tcMar>
+            <w:tcMar>
+              <w:top w:w="40" w:type="dxa"/>
+              <w:bottom w:w="40" w:type="dxa"/>
+              <w:left w:w="70" w:type="dxa"/>
+              <w:right w:w="70" w:type="dxa"/>
+            </w:tcMar>
           </w:tcPr>
           <w:p>
             <w:pPr>
@@ -15063,7 +16212,7 @@
             <w:r>
               <w:rPr>
                 <w:rFonts w:ascii="Times New Roman" w:hAnsi="Times New Roman"/>
-                <w:b/>
+                <w:b w:val="0"/>
                 <w:bCs/>
                 <w:sz w:val="20"/>
               </w:rPr>
@@ -15116,6 +16265,12 @@
               <w:left w:w="70" w:type="dxa"/>
               <w:right w:w="70" w:type="dxa"/>
             </w:tcMar>
+            <w:tcMar>
+              <w:top w:w="40" w:type="dxa"/>
+              <w:bottom w:w="40" w:type="dxa"/>
+              <w:left w:w="70" w:type="dxa"/>
+              <w:right w:w="70" w:type="dxa"/>
+            </w:tcMar>
           </w:tcPr>
           <w:p>
             <w:pPr>
@@ -15127,6 +16282,7 @@
             <w:r>
               <w:rPr>
                 <w:rFonts w:ascii="Times New Roman" w:hAnsi="Times New Roman"/>
+                <w:b w:val="0"/>
                 <w:sz w:val="20"/>
               </w:rPr>
               <w:t>10</w:t>
@@ -15136,6 +16292,7 @@
       </w:tr>
       <w:tr>
         <w:trPr>
+          <w:cantSplit/>
           <w:cantSplit/>
           <w:cantSplit/>
           <w:cantSplit/>
@@ -15188,6 +16345,12 @@
               <w:left w:w="70" w:type="dxa"/>
               <w:right w:w="70" w:type="dxa"/>
             </w:tcMar>
+            <w:tcMar>
+              <w:top w:w="40" w:type="dxa"/>
+              <w:bottom w:w="40" w:type="dxa"/>
+              <w:left w:w="70" w:type="dxa"/>
+              <w:right w:w="70" w:type="dxa"/>
+            </w:tcMar>
           </w:tcPr>
           <w:p>
             <w:pPr>
@@ -15199,7 +16362,7 @@
             <w:r>
               <w:rPr>
                 <w:rFonts w:ascii="Times New Roman" w:hAnsi="Times New Roman"/>
-                <w:b/>
+                <w:b w:val="0"/>
                 <w:bCs/>
                 <w:sz w:val="20"/>
               </w:rPr>
@@ -15252,6 +16415,12 @@
               <w:left w:w="70" w:type="dxa"/>
               <w:right w:w="70" w:type="dxa"/>
             </w:tcMar>
+            <w:tcMar>
+              <w:top w:w="40" w:type="dxa"/>
+              <w:bottom w:w="40" w:type="dxa"/>
+              <w:left w:w="70" w:type="dxa"/>
+              <w:right w:w="70" w:type="dxa"/>
+            </w:tcMar>
           </w:tcPr>
           <w:p>
             <w:pPr>
@@ -15265,7 +16434,7 @@
             <w:r>
               <w:rPr>
                 <w:rFonts w:ascii="Times New Roman" w:hAnsi="Times New Roman"/>
-                <w:b/>
+                <w:b w:val="0"/>
                 <w:bCs/>
                 <w:sz w:val="20"/>
               </w:rPr>
@@ -15318,6 +16487,12 @@
               <w:left w:w="70" w:type="dxa"/>
               <w:right w:w="70" w:type="dxa"/>
             </w:tcMar>
+            <w:tcMar>
+              <w:top w:w="40" w:type="dxa"/>
+              <w:bottom w:w="40" w:type="dxa"/>
+              <w:left w:w="70" w:type="dxa"/>
+              <w:right w:w="70" w:type="dxa"/>
+            </w:tcMar>
           </w:tcPr>
           <w:p>
             <w:pPr>
@@ -15329,6 +16504,7 @@
             <w:r>
               <w:rPr>
                 <w:rFonts w:ascii="Times New Roman" w:hAnsi="Times New Roman"/>
+                <w:b w:val="0"/>
                 <w:sz w:val="20"/>
               </w:rPr>
               <w:t>10</w:t>
@@ -15338,6 +16514,7 @@
       </w:tr>
       <w:tr>
         <w:trPr>
+          <w:cantSplit/>
           <w:cantSplit/>
           <w:cantSplit/>
           <w:cantSplit/>
@@ -15390,6 +16567,12 @@
               <w:left w:w="70" w:type="dxa"/>
               <w:right w:w="70" w:type="dxa"/>
             </w:tcMar>
+            <w:tcMar>
+              <w:top w:w="40" w:type="dxa"/>
+              <w:bottom w:w="40" w:type="dxa"/>
+              <w:left w:w="70" w:type="dxa"/>
+              <w:right w:w="70" w:type="dxa"/>
+            </w:tcMar>
           </w:tcPr>
           <w:p>
             <w:pPr>
@@ -15404,7 +16587,7 @@
             <w:r>
               <w:rPr>
                 <w:rFonts w:ascii="Times New Roman" w:hAnsi="Times New Roman"/>
-                <w:b/>
+                <w:b w:val="0"/>
                 <w:bCs/>
                 <w:sz w:val="20"/>
               </w:rPr>
@@ -15457,6 +16640,12 @@
               <w:left w:w="70" w:type="dxa"/>
               <w:right w:w="70" w:type="dxa"/>
             </w:tcMar>
+            <w:tcMar>
+              <w:top w:w="40" w:type="dxa"/>
+              <w:bottom w:w="40" w:type="dxa"/>
+              <w:left w:w="70" w:type="dxa"/>
+              <w:right w:w="70" w:type="dxa"/>
+            </w:tcMar>
           </w:tcPr>
           <w:p>
             <w:pPr>
@@ -15470,7 +16659,7 @@
             <w:r>
               <w:rPr>
                 <w:rFonts w:ascii="Times New Roman" w:hAnsi="Times New Roman"/>
-                <w:b/>
+                <w:b w:val="0"/>
                 <w:bCs/>
                 <w:sz w:val="20"/>
               </w:rPr>
@@ -15523,6 +16712,12 @@
               <w:left w:w="70" w:type="dxa"/>
               <w:right w:w="70" w:type="dxa"/>
             </w:tcMar>
+            <w:tcMar>
+              <w:top w:w="40" w:type="dxa"/>
+              <w:bottom w:w="40" w:type="dxa"/>
+              <w:left w:w="70" w:type="dxa"/>
+              <w:right w:w="70" w:type="dxa"/>
+            </w:tcMar>
           </w:tcPr>
           <w:p>
             <w:pPr>
@@ -15534,6 +16729,7 @@
             <w:r>
               <w:rPr>
                 <w:rFonts w:ascii="Times New Roman" w:hAnsi="Times New Roman"/>
+                <w:b w:val="0"/>
                 <w:sz w:val="20"/>
               </w:rPr>
               <w:t>5</w:t>
@@ -15543,6 +16739,7 @@
       </w:tr>
       <w:tr>
         <w:trPr>
+          <w:cantSplit/>
           <w:cantSplit/>
           <w:cantSplit/>
           <w:cantSplit/>
@@ -15595,6 +16792,12 @@
               <w:left w:w="70" w:type="dxa"/>
               <w:right w:w="70" w:type="dxa"/>
             </w:tcMar>
+            <w:tcMar>
+              <w:top w:w="40" w:type="dxa"/>
+              <w:bottom w:w="40" w:type="dxa"/>
+              <w:left w:w="70" w:type="dxa"/>
+              <w:right w:w="70" w:type="dxa"/>
+            </w:tcMar>
           </w:tcPr>
           <w:p>
             <w:pPr>
@@ -15609,7 +16812,7 @@
             <w:r>
               <w:rPr>
                 <w:rFonts w:ascii="Times New Roman" w:hAnsi="Times New Roman"/>
-                <w:b/>
+                <w:b w:val="0"/>
                 <w:bCs/>
                 <w:sz w:val="20"/>
               </w:rPr>
@@ -15662,6 +16865,12 @@
               <w:left w:w="70" w:type="dxa"/>
               <w:right w:w="70" w:type="dxa"/>
             </w:tcMar>
+            <w:tcMar>
+              <w:top w:w="40" w:type="dxa"/>
+              <w:bottom w:w="40" w:type="dxa"/>
+              <w:left w:w="70" w:type="dxa"/>
+              <w:right w:w="70" w:type="dxa"/>
+            </w:tcMar>
           </w:tcPr>
           <w:p>
             <w:pPr>
@@ -15675,7 +16884,7 @@
             <w:r>
               <w:rPr>
                 <w:rFonts w:ascii="Times New Roman" w:hAnsi="Times New Roman"/>
-                <w:b/>
+                <w:b w:val="0"/>
                 <w:bCs/>
                 <w:sz w:val="20"/>
               </w:rPr>
@@ -15728,6 +16937,12 @@
               <w:left w:w="70" w:type="dxa"/>
               <w:right w:w="70" w:type="dxa"/>
             </w:tcMar>
+            <w:tcMar>
+              <w:top w:w="40" w:type="dxa"/>
+              <w:bottom w:w="40" w:type="dxa"/>
+              <w:left w:w="70" w:type="dxa"/>
+              <w:right w:w="70" w:type="dxa"/>
+            </w:tcMar>
           </w:tcPr>
           <w:p>
             <w:pPr>
@@ -15739,6 +16954,7 @@
             <w:r>
               <w:rPr>
                 <w:rFonts w:ascii="Times New Roman" w:hAnsi="Times New Roman"/>
+                <w:b w:val="0"/>
                 <w:sz w:val="20"/>
               </w:rPr>
               <w:t>15</w:t>
@@ -15748,6 +16964,7 @@
       </w:tr>
       <w:tr>
         <w:trPr>
+          <w:cantSplit/>
           <w:cantSplit/>
           <w:cantSplit/>
           <w:cantSplit/>
@@ -15800,6 +17017,12 @@
               <w:left w:w="70" w:type="dxa"/>
               <w:right w:w="70" w:type="dxa"/>
             </w:tcMar>
+            <w:tcMar>
+              <w:top w:w="40" w:type="dxa"/>
+              <w:bottom w:w="40" w:type="dxa"/>
+              <w:left w:w="70" w:type="dxa"/>
+              <w:right w:w="70" w:type="dxa"/>
+            </w:tcMar>
           </w:tcPr>
           <w:p>
             <w:pPr>
@@ -15814,7 +17037,7 @@
             <w:r>
               <w:rPr>
                 <w:rFonts w:ascii="Times New Roman" w:hAnsi="Times New Roman"/>
-                <w:b/>
+                <w:b w:val="0"/>
                 <w:bCs/>
                 <w:sz w:val="20"/>
               </w:rPr>
@@ -15867,6 +17090,12 @@
               <w:left w:w="70" w:type="dxa"/>
               <w:right w:w="70" w:type="dxa"/>
             </w:tcMar>
+            <w:tcMar>
+              <w:top w:w="40" w:type="dxa"/>
+              <w:bottom w:w="40" w:type="dxa"/>
+              <w:left w:w="70" w:type="dxa"/>
+              <w:right w:w="70" w:type="dxa"/>
+            </w:tcMar>
           </w:tcPr>
           <w:p>
             <w:pPr>
@@ -15880,7 +17109,7 @@
             <w:r>
               <w:rPr>
                 <w:rFonts w:ascii="Times New Roman" w:hAnsi="Times New Roman"/>
-                <w:b/>
+                <w:b w:val="0"/>
                 <w:bCs/>
                 <w:sz w:val="20"/>
               </w:rPr>
@@ -15933,6 +17162,12 @@
               <w:left w:w="70" w:type="dxa"/>
               <w:right w:w="70" w:type="dxa"/>
             </w:tcMar>
+            <w:tcMar>
+              <w:top w:w="40" w:type="dxa"/>
+              <w:bottom w:w="40" w:type="dxa"/>
+              <w:left w:w="70" w:type="dxa"/>
+              <w:right w:w="70" w:type="dxa"/>
+            </w:tcMar>
           </w:tcPr>
           <w:p>
             <w:pPr>
@@ -15947,7 +17182,7 @@
             <w:r>
               <w:rPr>
                 <w:rFonts w:ascii="Times New Roman" w:hAnsi="Times New Roman"/>
-                <w:b/>
+                <w:b w:val="0"/>
                 <w:bCs/>
                 <w:sz w:val="20"/>
               </w:rPr>
@@ -15988,6 +17223,7 @@
           <w:cantSplit/>
           <w:cantSplit/>
           <w:cantSplit/>
+          <w:cantSplit/>
         </w:trPr>
         <w:tc>
           <w:tcPr>
@@ -15999,6 +17235,13 @@
               <w:bottom w:w="50" w:type="dxa"/>
               <w:left w:w="80" w:type="dxa"/>
               <w:right w:w="80" w:type="dxa"/>
+            </w:tcMar>
+            <w:shd w:fill="F1F5F9"/>
+            <w:tcMar>
+              <w:top w:w="40" w:type="dxa"/>
+              <w:bottom w:w="40" w:type="dxa"/>
+              <w:left w:w="70" w:type="dxa"/>
+              <w:right w:w="70" w:type="dxa"/>
             </w:tcMar>
             <w:shd w:fill="F1F5F9"/>
             <w:tcMar>
@@ -16113,6 +17356,13 @@
               <w:right w:w="70" w:type="dxa"/>
             </w:tcMar>
             <w:shd w:fill="F1F5F9"/>
+            <w:tcMar>
+              <w:top w:w="40" w:type="dxa"/>
+              <w:bottom w:w="40" w:type="dxa"/>
+              <w:left w:w="70" w:type="dxa"/>
+              <w:right w:w="70" w:type="dxa"/>
+            </w:tcMar>
+            <w:shd w:fill="F1F5F9"/>
           </w:tcPr>
           <w:p>
             <w:pPr>
@@ -16190,6 +17440,13 @@
               <w:right w:w="70" w:type="dxa"/>
             </w:tcMar>
             <w:shd w:fill="F1F5F9"/>
+            <w:tcMar>
+              <w:top w:w="40" w:type="dxa"/>
+              <w:bottom w:w="40" w:type="dxa"/>
+              <w:left w:w="70" w:type="dxa"/>
+              <w:right w:w="70" w:type="dxa"/>
+            </w:tcMar>
+            <w:shd w:fill="F1F5F9"/>
           </w:tcPr>
           <w:p>
             <w:pPr>
@@ -16267,6 +17524,13 @@
               <w:right w:w="70" w:type="dxa"/>
             </w:tcMar>
             <w:shd w:fill="F1F5F9"/>
+            <w:tcMar>
+              <w:top w:w="40" w:type="dxa"/>
+              <w:bottom w:w="40" w:type="dxa"/>
+              <w:left w:w="70" w:type="dxa"/>
+              <w:right w:w="70" w:type="dxa"/>
+            </w:tcMar>
+            <w:shd w:fill="F1F5F9"/>
           </w:tcPr>
           <w:p>
             <w:pPr>
@@ -16344,6 +17608,13 @@
               <w:right w:w="70" w:type="dxa"/>
             </w:tcMar>
             <w:shd w:fill="F1F5F9"/>
+            <w:tcMar>
+              <w:top w:w="40" w:type="dxa"/>
+              <w:bottom w:w="40" w:type="dxa"/>
+              <w:left w:w="70" w:type="dxa"/>
+              <w:right w:w="70" w:type="dxa"/>
+            </w:tcMar>
+            <w:shd w:fill="F1F5F9"/>
           </w:tcPr>
           <w:p>
             <w:pPr>
@@ -16384,6 +17655,7 @@
           <w:cantSplit/>
           <w:cantSplit/>
           <w:cantSplit/>
+          <w:cantSplit/>
         </w:trPr>
         <w:tc>
           <w:tcPr>
@@ -16394,6 +17666,12 @@
               <w:bottom w:w="50" w:type="dxa"/>
               <w:left w:w="80" w:type="dxa"/>
               <w:right w:w="80" w:type="dxa"/>
+            </w:tcMar>
+            <w:tcMar>
+              <w:top w:w="40" w:type="dxa"/>
+              <w:bottom w:w="40" w:type="dxa"/>
+              <w:left w:w="70" w:type="dxa"/>
+              <w:right w:w="70" w:type="dxa"/>
             </w:tcMar>
             <w:tcMar>
               <w:top w:w="40" w:type="dxa"/>
@@ -16444,7 +17722,7 @@
             <w:r>
               <w:rPr>
                 <w:rFonts w:eastAsia="Calibri" w:cs="" w:ascii="Times New Roman" w:hAnsi="Times New Roman"/>
-                <w:b/>
+                <w:b w:val="0"/>
                 <w:bCs/>
                 <w:kern w:val="0"/>
                 <w:sz w:val="19"/>
@@ -16496,6 +17774,12 @@
               <w:left w:w="70" w:type="dxa"/>
               <w:right w:w="70" w:type="dxa"/>
             </w:tcMar>
+            <w:tcMar>
+              <w:top w:w="40" w:type="dxa"/>
+              <w:bottom w:w="40" w:type="dxa"/>
+              <w:left w:w="70" w:type="dxa"/>
+              <w:right w:w="70" w:type="dxa"/>
+            </w:tcMar>
           </w:tcPr>
           <w:p>
             <w:pPr>
@@ -16515,7 +17799,7 @@
             <w:r>
               <w:rPr>
                 <w:rFonts w:eastAsia="Times New Roman" w:cs="Times New Roman" w:ascii="Times New Roman" w:hAnsi="Times New Roman"/>
-                <w:b/>
+                <w:b w:val="0"/>
                 <w:color w:val="000000"/>
                 <w:kern w:val="0"/>
                 <w:sz w:val="19"/>
@@ -16566,6 +17850,12 @@
               <w:left w:w="70" w:type="dxa"/>
               <w:right w:w="70" w:type="dxa"/>
             </w:tcMar>
+            <w:tcMar>
+              <w:top w:w="40" w:type="dxa"/>
+              <w:bottom w:w="40" w:type="dxa"/>
+              <w:left w:w="70" w:type="dxa"/>
+              <w:right w:w="70" w:type="dxa"/>
+            </w:tcMar>
           </w:tcPr>
           <w:p>
             <w:pPr>
@@ -16585,7 +17875,7 @@
             <w:r>
               <w:rPr>
                 <w:rFonts w:eastAsia="Times New Roman" w:cs="Times New Roman" w:ascii="Times New Roman" w:hAnsi="Times New Roman"/>
-                <w:b/>
+                <w:b w:val="0"/>
                 <w:color w:val="000000"/>
                 <w:kern w:val="0"/>
                 <w:sz w:val="19"/>
@@ -16636,6 +17926,12 @@
               <w:left w:w="70" w:type="dxa"/>
               <w:right w:w="70" w:type="dxa"/>
             </w:tcMar>
+            <w:tcMar>
+              <w:top w:w="40" w:type="dxa"/>
+              <w:bottom w:w="40" w:type="dxa"/>
+              <w:left w:w="70" w:type="dxa"/>
+              <w:right w:w="70" w:type="dxa"/>
+            </w:tcMar>
           </w:tcPr>
           <w:p>
             <w:pPr>
@@ -16655,7 +17951,7 @@
             <w:r>
               <w:rPr>
                 <w:rFonts w:eastAsia="Times New Roman" w:cs="Times New Roman" w:ascii="Times New Roman" w:hAnsi="Times New Roman"/>
-                <w:b/>
+                <w:b w:val="0"/>
                 <w:color w:val="000000"/>
                 <w:kern w:val="0"/>
                 <w:sz w:val="19"/>
@@ -16706,6 +18002,12 @@
               <w:left w:w="70" w:type="dxa"/>
               <w:right w:w="70" w:type="dxa"/>
             </w:tcMar>
+            <w:tcMar>
+              <w:top w:w="40" w:type="dxa"/>
+              <w:bottom w:w="40" w:type="dxa"/>
+              <w:left w:w="70" w:type="dxa"/>
+              <w:right w:w="70" w:type="dxa"/>
+            </w:tcMar>
           </w:tcPr>
           <w:p>
             <w:pPr>
@@ -16725,7 +18027,7 @@
             <w:r>
               <w:rPr>
                 <w:rFonts w:eastAsia="Times New Roman" w:cs="Times New Roman" w:ascii="Times New Roman" w:hAnsi="Times New Roman"/>
-                <w:b/>
+                <w:b w:val="0"/>
                 <w:color w:val="000000"/>
                 <w:kern w:val="0"/>
                 <w:sz w:val="19"/>
@@ -16745,6 +18047,7 @@
           <w:cantSplit/>
           <w:cantSplit/>
           <w:cantSplit/>
+          <w:cantSplit/>
         </w:trPr>
         <w:tc>
           <w:tcPr>
@@ -16755,6 +18058,12 @@
               <w:bottom w:w="50" w:type="dxa"/>
               <w:left w:w="80" w:type="dxa"/>
               <w:right w:w="80" w:type="dxa"/>
+            </w:tcMar>
+            <w:tcMar>
+              <w:top w:w="40" w:type="dxa"/>
+              <w:bottom w:w="40" w:type="dxa"/>
+              <w:left w:w="70" w:type="dxa"/>
+              <w:right w:w="70" w:type="dxa"/>
             </w:tcMar>
             <w:tcMar>
               <w:top w:w="40" w:type="dxa"/>
@@ -16805,7 +18114,7 @@
             <w:r>
               <w:rPr>
                 <w:rFonts w:eastAsia="Calibri" w:cs="" w:ascii="Times New Roman" w:hAnsi="Times New Roman"/>
-                <w:b/>
+                <w:b w:val="0"/>
                 <w:bCs/>
                 <w:kern w:val="0"/>
                 <w:sz w:val="19"/>
@@ -16857,6 +18166,12 @@
               <w:left w:w="70" w:type="dxa"/>
               <w:right w:w="70" w:type="dxa"/>
             </w:tcMar>
+            <w:tcMar>
+              <w:top w:w="40" w:type="dxa"/>
+              <w:bottom w:w="40" w:type="dxa"/>
+              <w:left w:w="70" w:type="dxa"/>
+              <w:right w:w="70" w:type="dxa"/>
+            </w:tcMar>
           </w:tcPr>
           <w:p>
             <w:pPr>
@@ -16876,7 +18191,7 @@
             <w:r>
               <w:rPr>
                 <w:rFonts w:eastAsia="Times New Roman" w:cs="Times New Roman" w:ascii="Times New Roman" w:hAnsi="Times New Roman"/>
-                <w:b/>
+                <w:b w:val="0"/>
                 <w:color w:val="000000"/>
                 <w:kern w:val="0"/>
                 <w:sz w:val="19"/>
@@ -16927,6 +18242,12 @@
               <w:left w:w="70" w:type="dxa"/>
               <w:right w:w="70" w:type="dxa"/>
             </w:tcMar>
+            <w:tcMar>
+              <w:top w:w="40" w:type="dxa"/>
+              <w:bottom w:w="40" w:type="dxa"/>
+              <w:left w:w="70" w:type="dxa"/>
+              <w:right w:w="70" w:type="dxa"/>
+            </w:tcMar>
           </w:tcPr>
           <w:p>
             <w:pPr>
@@ -16946,7 +18267,7 @@
             <w:r>
               <w:rPr>
                 <w:rFonts w:eastAsia="Times New Roman" w:cs="Times New Roman" w:ascii="Times New Roman" w:hAnsi="Times New Roman"/>
-                <w:b/>
+                <w:b w:val="0"/>
                 <w:color w:val="000000"/>
                 <w:kern w:val="0"/>
                 <w:sz w:val="19"/>
@@ -16997,6 +18318,12 @@
               <w:left w:w="70" w:type="dxa"/>
               <w:right w:w="70" w:type="dxa"/>
             </w:tcMar>
+            <w:tcMar>
+              <w:top w:w="40" w:type="dxa"/>
+              <w:bottom w:w="40" w:type="dxa"/>
+              <w:left w:w="70" w:type="dxa"/>
+              <w:right w:w="70" w:type="dxa"/>
+            </w:tcMar>
           </w:tcPr>
           <w:p>
             <w:pPr>
@@ -17016,7 +18343,7 @@
             <w:r>
               <w:rPr>
                 <w:rFonts w:eastAsia="Times New Roman" w:cs="Times New Roman" w:ascii="Times New Roman" w:hAnsi="Times New Roman"/>
-                <w:b/>
+                <w:b w:val="0"/>
                 <w:color w:val="000000"/>
                 <w:kern w:val="0"/>
                 <w:sz w:val="19"/>
@@ -17067,6 +18394,12 @@
               <w:left w:w="70" w:type="dxa"/>
               <w:right w:w="70" w:type="dxa"/>
             </w:tcMar>
+            <w:tcMar>
+              <w:top w:w="40" w:type="dxa"/>
+              <w:bottom w:w="40" w:type="dxa"/>
+              <w:left w:w="70" w:type="dxa"/>
+              <w:right w:w="70" w:type="dxa"/>
+            </w:tcMar>
           </w:tcPr>
           <w:p>
             <w:pPr>
@@ -17086,7 +18419,7 @@
             <w:r>
               <w:rPr>
                 <w:rFonts w:eastAsia="Times New Roman" w:cs="Times New Roman" w:ascii="Times New Roman" w:hAnsi="Times New Roman"/>
-                <w:b/>
+                <w:b w:val="0"/>
                 <w:color w:val="000000"/>
                 <w:kern w:val="0"/>
                 <w:sz w:val="19"/>
@@ -17106,6 +18439,7 @@
           <w:cantSplit/>
           <w:cantSplit/>
           <w:cantSplit/>
+          <w:cantSplit/>
         </w:trPr>
         <w:tc>
           <w:tcPr>
@@ -17116,6 +18450,12 @@
               <w:bottom w:w="50" w:type="dxa"/>
               <w:left w:w="80" w:type="dxa"/>
               <w:right w:w="80" w:type="dxa"/>
+            </w:tcMar>
+            <w:tcMar>
+              <w:top w:w="40" w:type="dxa"/>
+              <w:bottom w:w="40" w:type="dxa"/>
+              <w:left w:w="70" w:type="dxa"/>
+              <w:right w:w="70" w:type="dxa"/>
             </w:tcMar>
             <w:tcMar>
               <w:top w:w="40" w:type="dxa"/>
@@ -17166,7 +18506,7 @@
             <w:r>
               <w:rPr>
                 <w:rFonts w:eastAsia="Calibri" w:cs="" w:ascii="Times New Roman" w:hAnsi="Times New Roman"/>
-                <w:b/>
+                <w:b w:val="0"/>
                 <w:bCs/>
                 <w:kern w:val="0"/>
                 <w:sz w:val="19"/>
@@ -17218,6 +18558,12 @@
               <w:left w:w="70" w:type="dxa"/>
               <w:right w:w="70" w:type="dxa"/>
             </w:tcMar>
+            <w:tcMar>
+              <w:top w:w="40" w:type="dxa"/>
+              <w:bottom w:w="40" w:type="dxa"/>
+              <w:left w:w="70" w:type="dxa"/>
+              <w:right w:w="70" w:type="dxa"/>
+            </w:tcMar>
           </w:tcPr>
           <w:p>
             <w:pPr>
@@ -17237,7 +18583,7 @@
             <w:r>
               <w:rPr>
                 <w:rFonts w:eastAsia="Times New Roman" w:cs="Times New Roman" w:ascii="Times New Roman" w:hAnsi="Times New Roman"/>
-                <w:b/>
+                <w:b w:val="0"/>
                 <w:color w:val="000000"/>
                 <w:kern w:val="0"/>
                 <w:sz w:val="19"/>
@@ -17288,6 +18634,12 @@
               <w:left w:w="70" w:type="dxa"/>
               <w:right w:w="70" w:type="dxa"/>
             </w:tcMar>
+            <w:tcMar>
+              <w:top w:w="40" w:type="dxa"/>
+              <w:bottom w:w="40" w:type="dxa"/>
+              <w:left w:w="70" w:type="dxa"/>
+              <w:right w:w="70" w:type="dxa"/>
+            </w:tcMar>
           </w:tcPr>
           <w:p>
             <w:pPr>
@@ -17307,7 +18659,7 @@
             <w:r>
               <w:rPr>
                 <w:rFonts w:eastAsia="Times New Roman" w:cs="Times New Roman" w:ascii="Times New Roman" w:hAnsi="Times New Roman"/>
-                <w:b/>
+                <w:b w:val="0"/>
                 <w:color w:val="000000"/>
                 <w:kern w:val="0"/>
                 <w:sz w:val="19"/>
@@ -17358,6 +18710,12 @@
               <w:left w:w="70" w:type="dxa"/>
               <w:right w:w="70" w:type="dxa"/>
             </w:tcMar>
+            <w:tcMar>
+              <w:top w:w="40" w:type="dxa"/>
+              <w:bottom w:w="40" w:type="dxa"/>
+              <w:left w:w="70" w:type="dxa"/>
+              <w:right w:w="70" w:type="dxa"/>
+            </w:tcMar>
           </w:tcPr>
           <w:p>
             <w:pPr>
@@ -17377,7 +18735,7 @@
             <w:r>
               <w:rPr>
                 <w:rFonts w:eastAsia="Times New Roman" w:cs="Times New Roman" w:ascii="Times New Roman" w:hAnsi="Times New Roman"/>
-                <w:b/>
+                <w:b w:val="0"/>
                 <w:color w:val="000000"/>
                 <w:kern w:val="0"/>
                 <w:sz w:val="19"/>
@@ -17428,6 +18786,12 @@
               <w:left w:w="70" w:type="dxa"/>
               <w:right w:w="70" w:type="dxa"/>
             </w:tcMar>
+            <w:tcMar>
+              <w:top w:w="40" w:type="dxa"/>
+              <w:bottom w:w="40" w:type="dxa"/>
+              <w:left w:w="70" w:type="dxa"/>
+              <w:right w:w="70" w:type="dxa"/>
+            </w:tcMar>
           </w:tcPr>
           <w:p>
             <w:pPr>
@@ -17447,7 +18811,7 @@
             <w:r>
               <w:rPr>
                 <w:rFonts w:eastAsia="Times New Roman" w:cs="Times New Roman" w:ascii="Times New Roman" w:hAnsi="Times New Roman"/>
-                <w:b/>
+                <w:b w:val="0"/>
                 <w:color w:val="000000"/>
                 <w:kern w:val="0"/>
                 <w:sz w:val="19"/>
@@ -17467,6 +18831,7 @@
           <w:cantSplit/>
           <w:cantSplit/>
           <w:cantSplit/>
+          <w:cantSplit/>
         </w:trPr>
         <w:tc>
           <w:tcPr>
@@ -17477,6 +18842,12 @@
               <w:bottom w:w="50" w:type="dxa"/>
               <w:left w:w="80" w:type="dxa"/>
               <w:right w:w="80" w:type="dxa"/>
+            </w:tcMar>
+            <w:tcMar>
+              <w:top w:w="40" w:type="dxa"/>
+              <w:bottom w:w="40" w:type="dxa"/>
+              <w:left w:w="70" w:type="dxa"/>
+              <w:right w:w="70" w:type="dxa"/>
             </w:tcMar>
             <w:tcMar>
               <w:top w:w="40" w:type="dxa"/>
@@ -17527,7 +18898,7 @@
             <w:r>
               <w:rPr>
                 <w:rFonts w:eastAsia="Calibri" w:cs="" w:ascii="Times New Roman" w:hAnsi="Times New Roman"/>
-                <w:b/>
+                <w:b w:val="0"/>
                 <w:bCs/>
                 <w:kern w:val="0"/>
                 <w:sz w:val="19"/>
@@ -17579,6 +18950,12 @@
               <w:left w:w="70" w:type="dxa"/>
               <w:right w:w="70" w:type="dxa"/>
             </w:tcMar>
+            <w:tcMar>
+              <w:top w:w="40" w:type="dxa"/>
+              <w:bottom w:w="40" w:type="dxa"/>
+              <w:left w:w="70" w:type="dxa"/>
+              <w:right w:w="70" w:type="dxa"/>
+            </w:tcMar>
           </w:tcPr>
           <w:p>
             <w:pPr>
@@ -17598,7 +18975,7 @@
             <w:r>
               <w:rPr>
                 <w:rFonts w:eastAsia="Times New Roman" w:cs="Times New Roman" w:ascii="Times New Roman" w:hAnsi="Times New Roman"/>
-                <w:b/>
+                <w:b w:val="0"/>
                 <w:color w:val="000000"/>
                 <w:kern w:val="0"/>
                 <w:sz w:val="19"/>
@@ -17649,6 +19026,12 @@
               <w:left w:w="70" w:type="dxa"/>
               <w:right w:w="70" w:type="dxa"/>
             </w:tcMar>
+            <w:tcMar>
+              <w:top w:w="40" w:type="dxa"/>
+              <w:bottom w:w="40" w:type="dxa"/>
+              <w:left w:w="70" w:type="dxa"/>
+              <w:right w:w="70" w:type="dxa"/>
+            </w:tcMar>
           </w:tcPr>
           <w:p>
             <w:pPr>
@@ -17668,7 +19051,7 @@
             <w:r>
               <w:rPr>
                 <w:rFonts w:eastAsia="Times New Roman" w:cs="Times New Roman" w:ascii="Times New Roman" w:hAnsi="Times New Roman"/>
-                <w:b/>
+                <w:b w:val="0"/>
                 <w:color w:val="000000"/>
                 <w:kern w:val="0"/>
                 <w:sz w:val="19"/>
@@ -17719,6 +19102,12 @@
               <w:left w:w="70" w:type="dxa"/>
               <w:right w:w="70" w:type="dxa"/>
             </w:tcMar>
+            <w:tcMar>
+              <w:top w:w="40" w:type="dxa"/>
+              <w:bottom w:w="40" w:type="dxa"/>
+              <w:left w:w="70" w:type="dxa"/>
+              <w:right w:w="70" w:type="dxa"/>
+            </w:tcMar>
           </w:tcPr>
           <w:p>
             <w:pPr>
@@ -17738,7 +19127,7 @@
             <w:r>
               <w:rPr>
                 <w:rFonts w:eastAsia="Times New Roman" w:cs="Times New Roman" w:ascii="Times New Roman" w:hAnsi="Times New Roman"/>
-                <w:b/>
+                <w:b w:val="0"/>
                 <w:color w:val="000000"/>
                 <w:kern w:val="0"/>
                 <w:sz w:val="19"/>
@@ -17789,6 +19178,12 @@
               <w:left w:w="70" w:type="dxa"/>
               <w:right w:w="70" w:type="dxa"/>
             </w:tcMar>
+            <w:tcMar>
+              <w:top w:w="40" w:type="dxa"/>
+              <w:bottom w:w="40" w:type="dxa"/>
+              <w:left w:w="70" w:type="dxa"/>
+              <w:right w:w="70" w:type="dxa"/>
+            </w:tcMar>
           </w:tcPr>
           <w:p>
             <w:pPr>
@@ -17808,7 +19203,7 @@
             <w:r>
               <w:rPr>
                 <w:rFonts w:eastAsia="Times New Roman" w:cs="Times New Roman" w:ascii="Times New Roman" w:hAnsi="Times New Roman"/>
-                <w:b/>
+                <w:b w:val="0"/>
                 <w:color w:val="000000"/>
                 <w:kern w:val="0"/>
                 <w:sz w:val="19"/>
@@ -17828,6 +19223,7 @@
           <w:cantSplit/>
           <w:cantSplit/>
           <w:cantSplit/>
+          <w:cantSplit/>
         </w:trPr>
         <w:tc>
           <w:tcPr>
@@ -17838,6 +19234,12 @@
               <w:bottom w:w="50" w:type="dxa"/>
               <w:left w:w="80" w:type="dxa"/>
               <w:right w:w="80" w:type="dxa"/>
+            </w:tcMar>
+            <w:tcMar>
+              <w:top w:w="40" w:type="dxa"/>
+              <w:bottom w:w="40" w:type="dxa"/>
+              <w:left w:w="70" w:type="dxa"/>
+              <w:right w:w="70" w:type="dxa"/>
             </w:tcMar>
             <w:tcMar>
               <w:top w:w="40" w:type="dxa"/>
@@ -17888,7 +19290,7 @@
             <w:r>
               <w:rPr>
                 <w:rFonts w:eastAsia="Calibri" w:cs="" w:ascii="Times New Roman" w:hAnsi="Times New Roman"/>
-                <w:b/>
+                <w:b w:val="0"/>
                 <w:bCs/>
                 <w:kern w:val="0"/>
                 <w:sz w:val="19"/>
@@ -17940,6 +19342,12 @@
               <w:left w:w="70" w:type="dxa"/>
               <w:right w:w="70" w:type="dxa"/>
             </w:tcMar>
+            <w:tcMar>
+              <w:top w:w="40" w:type="dxa"/>
+              <w:bottom w:w="40" w:type="dxa"/>
+              <w:left w:w="70" w:type="dxa"/>
+              <w:right w:w="70" w:type="dxa"/>
+            </w:tcMar>
           </w:tcPr>
           <w:p>
             <w:pPr>
@@ -17959,7 +19367,7 @@
             <w:r>
               <w:rPr>
                 <w:rFonts w:eastAsia="Times New Roman" w:cs="Times New Roman" w:ascii="Times New Roman" w:hAnsi="Times New Roman"/>
-                <w:b/>
+                <w:b w:val="0"/>
                 <w:color w:val="000000"/>
                 <w:kern w:val="0"/>
                 <w:sz w:val="19"/>
@@ -18010,6 +19418,12 @@
               <w:left w:w="70" w:type="dxa"/>
               <w:right w:w="70" w:type="dxa"/>
             </w:tcMar>
+            <w:tcMar>
+              <w:top w:w="40" w:type="dxa"/>
+              <w:bottom w:w="40" w:type="dxa"/>
+              <w:left w:w="70" w:type="dxa"/>
+              <w:right w:w="70" w:type="dxa"/>
+            </w:tcMar>
           </w:tcPr>
           <w:p>
             <w:pPr>
@@ -18029,7 +19443,7 @@
             <w:r>
               <w:rPr>
                 <w:rFonts w:eastAsia="Times New Roman" w:cs="Times New Roman" w:ascii="Times New Roman" w:hAnsi="Times New Roman"/>
-                <w:b/>
+                <w:b w:val="0"/>
                 <w:color w:val="000000"/>
                 <w:kern w:val="0"/>
                 <w:sz w:val="19"/>
@@ -18080,6 +19494,12 @@
               <w:left w:w="70" w:type="dxa"/>
               <w:right w:w="70" w:type="dxa"/>
             </w:tcMar>
+            <w:tcMar>
+              <w:top w:w="40" w:type="dxa"/>
+              <w:bottom w:w="40" w:type="dxa"/>
+              <w:left w:w="70" w:type="dxa"/>
+              <w:right w:w="70" w:type="dxa"/>
+            </w:tcMar>
           </w:tcPr>
           <w:p>
             <w:pPr>
@@ -18099,7 +19519,7 @@
             <w:r>
               <w:rPr>
                 <w:rFonts w:eastAsia="Times New Roman" w:cs="Times New Roman" w:ascii="Times New Roman" w:hAnsi="Times New Roman"/>
-                <w:b/>
+                <w:b w:val="0"/>
                 <w:color w:val="000000"/>
                 <w:kern w:val="0"/>
                 <w:sz w:val="19"/>
@@ -18150,6 +19570,12 @@
               <w:left w:w="70" w:type="dxa"/>
               <w:right w:w="70" w:type="dxa"/>
             </w:tcMar>
+            <w:tcMar>
+              <w:top w:w="40" w:type="dxa"/>
+              <w:bottom w:w="40" w:type="dxa"/>
+              <w:left w:w="70" w:type="dxa"/>
+              <w:right w:w="70" w:type="dxa"/>
+            </w:tcMar>
           </w:tcPr>
           <w:p>
             <w:pPr>
@@ -18169,7 +19595,7 @@
             <w:r>
               <w:rPr>
                 <w:rFonts w:eastAsia="Times New Roman" w:cs="Times New Roman" w:ascii="Times New Roman" w:hAnsi="Times New Roman"/>
-                <w:b/>
+                <w:b w:val="0"/>
                 <w:color w:val="000000"/>
                 <w:kern w:val="0"/>
                 <w:sz w:val="19"/>
